--- a/docs/guides/crew/crew-1.0-daily-workflow.docx
+++ b/docs/guides/crew/crew-1.0-daily-workflow.docx
@@ -1,7 +1,6 @@
 
 <file path=word/document.xml><?xml version="1.0" encoding="utf-8"?>
 <w:document xmlns:o="urn:schemas-microsoft-com:office:office" xmlns:r="http://schemas.openxmlformats.org/officeDocument/2006/relationships" xmlns:v="urn:schemas-microsoft-com:vml" xmlns:w="http://schemas.openxmlformats.org/wordprocessingml/2006/main" xmlns:w10="urn:schemas-microsoft-com:office:word" xmlns:wp="http://schemas.openxmlformats.org/drawingml/2006/wordprocessingDrawing" xmlns:pic="http://schemas.openxmlformats.org/drawingml/2006/picture" xmlns:wps="http://schemas.microsoft.com/office/word/2010/wordprocessingShape" xmlns:wpg="http://schemas.microsoft.com/office/word/2010/wordprocessingGroup" xmlns:mc="http://schemas.openxmlformats.org/markup-compatibility/2006" xmlns:wp14="http://schemas.microsoft.com/office/word/2010/wordprocessingDrawing" xmlns:w14="http://schemas.microsoft.com/office/word/2010/wordml" xmlns:w15="http://schemas.microsoft.com/office/word/2012/wordml" mc:Ignorable="w14 wp14 w15">
-  <w:background w:color="2E3440"/>
   <w:body>
     <w:p>
       <w:pPr>
@@ -125,7 +124,6 @@
       <w:pPr>
         <w:pStyle w:val="PreformattedText"/>
         <w:bidi w:val="0"/>
-        <w:spacing w:before="1134" w:after="283"/>
         <w:jc w:val="left"/>
         <w:rPr/>
       </w:pPr>
@@ -968,7 +966,6 @@
       <w:pPr>
         <w:pStyle w:val="PreformattedText"/>
         <w:bidi w:val="0"/>
-        <w:spacing w:before="1134" w:after="283"/>
         <w:jc w:val="left"/>
         <w:rPr/>
       </w:pPr>
@@ -1640,18 +1637,19 @@
       </w:pPr>
       <w:r>
         <w:rPr/>
-        <w:t>The full troubleshooting guide arrives in T10.</w:t>
-      </w:r>
-    </w:p>
-    <w:p>
-      <w:pPr>
-        <w:pStyle w:val="HorizontalLine"/>
-        <w:bidi w:val="0"/>
-        <w:jc w:val="left"/>
-        <w:rPr/>
-      </w:pPr>
-      <w:r>
-        <w:rPr/>
+        <w:t xml:space="preserve">See </w:t>
+      </w:r>
+      <w:hyperlink r:id="rId3">
+        <w:r>
+          <w:rPr>
+            <w:rStyle w:val="Hyperlink"/>
+          </w:rPr>
+          <w:t>Troubleshooting</w:t>
+        </w:r>
+      </w:hyperlink>
+      <w:r>
+        <w:rPr/>
+        <w:t xml:space="preserve"> for the rest.</w:t>
       </w:r>
     </w:p>
     <w:p>
@@ -1817,16 +1815,58 @@
     </w:p>
     <w:p>
       <w:pPr>
-        <w:pStyle w:val="BodyText"/>
-        <w:bidi w:val="0"/>
-        <w:jc w:val="left"/>
-        <w:rPr/>
-      </w:pPr>
-      <w:r>
-        <w:rPr>
-          <w:rStyle w:val="SourceText"/>
-        </w:rPr>
-        <w:t>markdown ## Touch - `src/export/**` - `tests/test_export.py` - `docs/export.md`</w:t>
+        <w:pStyle w:val="PreformattedText"/>
+        <w:bidi w:val="0"/>
+        <w:jc w:val="left"/>
+        <w:rPr/>
+      </w:pPr>
+      <w:r>
+        <w:rPr>
+          <w:rStyle w:val="SourceText"/>
+        </w:rPr>
+        <w:t>## Touch</w:t>
+      </w:r>
+    </w:p>
+    <w:p>
+      <w:pPr>
+        <w:pStyle w:val="PreformattedText"/>
+        <w:bidi w:val="0"/>
+        <w:jc w:val="left"/>
+        <w:rPr/>
+      </w:pPr>
+      <w:r>
+        <w:rPr>
+          <w:rStyle w:val="SourceText"/>
+        </w:rPr>
+        <w:t>- `src/export/**`</w:t>
+      </w:r>
+    </w:p>
+    <w:p>
+      <w:pPr>
+        <w:pStyle w:val="PreformattedText"/>
+        <w:bidi w:val="0"/>
+        <w:jc w:val="left"/>
+        <w:rPr/>
+      </w:pPr>
+      <w:r>
+        <w:rPr>
+          <w:rStyle w:val="SourceText"/>
+        </w:rPr>
+        <w:t>- `tests/test_export.py`</w:t>
+      </w:r>
+    </w:p>
+    <w:p>
+      <w:pPr>
+        <w:pStyle w:val="PreformattedText"/>
+        <w:bidi w:val="0"/>
+        <w:jc w:val="left"/>
+        <w:rPr/>
+      </w:pPr>
+      <w:r>
+        <w:rPr>
+          <w:rStyle w:val="SourceText"/>
+        </w:rPr>
+        <w:t>- `docs/export.md`</w:t>
       </w:r>
     </w:p>
     <w:p>
@@ -1912,7 +1952,6 @@
       <w:pPr>
         <w:pStyle w:val="PreformattedText"/>
         <w:bidi w:val="0"/>
-        <w:spacing w:before="1134" w:after="283"/>
         <w:jc w:val="left"/>
         <w:rPr/>
       </w:pPr>
@@ -1976,7 +2015,6 @@
       <w:pPr>
         <w:pStyle w:val="PreformattedText"/>
         <w:bidi w:val="0"/>
-        <w:spacing w:before="1134" w:after="283"/>
         <w:jc w:val="left"/>
         <w:rPr/>
       </w:pPr>
@@ -2404,7 +2442,6 @@
       <w:pPr>
         <w:pStyle w:val="PreformattedText"/>
         <w:bidi w:val="0"/>
-        <w:spacing w:before="1134" w:after="283"/>
         <w:jc w:val="left"/>
         <w:rPr/>
       </w:pPr>
@@ -2472,7 +2509,6 @@
       <w:pPr>
         <w:pStyle w:val="PreformattedText"/>
         <w:bidi w:val="0"/>
-        <w:spacing w:before="1134" w:after="283"/>
         <w:jc w:val="left"/>
         <w:rPr/>
       </w:pPr>
@@ -4367,7 +4403,14 @@
     <w:basedOn w:val="Normal"/>
     <w:qFormat/>
     <w:pPr>
-      <w:spacing w:before="1134" w:after="0"/>
+      <w:pBdr>
+        <w:top w:val="single" w:sz="2" w:space="8" w:color="6B7A94"/>
+        <w:left w:val="single" w:sz="2" w:space="10" w:color="6B7A94"/>
+        <w:bottom w:val="single" w:sz="2" w:space="8" w:color="6B7A94"/>
+      </w:pBdr>
+      <w:shd w:fill="3B4252" w:val="clear"/>
+      <w:spacing w:before="160" w:after="160"/>
+      <w:ind w:left="160" w:right="160"/>
     </w:pPr>
     <w:rPr>
       <w:rFonts w:ascii="Liberation Mono" w:hAnsi="Liberation Mono" w:eastAsia="Noto Sans Mono CJK SC" w:cs="Liberation Mono"/>

--- a/docs/guides/crew/crew-1.0-daily-workflow.docx
+++ b/docs/guides/crew/crew-1.0-daily-workflow.docx
@@ -1195,8 +1195,364 @@
         <w:jc w:val="left"/>
         <w:rPr/>
       </w:pPr>
-      <w:bookmarkStart w:id="4" w:name="if-something-refuses"/>
+      <w:bookmarkStart w:id="4" w:name="web-testing-crewwebtest"/>
       <w:bookmarkEnd w:id="4"/>
+      <w:r>
+        <w:rPr/>
+        <w:t xml:space="preserve">Web Testing — </w:t>
+      </w:r>
+      <w:r>
+        <w:rPr>
+          <w:rStyle w:val="SourceText"/>
+        </w:rPr>
+        <w:t>/crew:webtest</w:t>
+      </w:r>
+    </w:p>
+    <w:p>
+      <w:pPr>
+        <w:pStyle w:val="BodyText"/>
+        <w:bidi w:val="0"/>
+        <w:jc w:val="left"/>
+        <w:rPr/>
+      </w:pPr>
+      <w:r>
+        <w:rPr/>
+        <w:t xml:space="preserve">For a ticket whose acceptance criteria describe UI behaviour (the </w:t>
+      </w:r>
+      <w:r>
+        <w:rPr>
+          <w:rStyle w:val="SourceText"/>
+        </w:rPr>
+        <w:t>stack-web</w:t>
+      </w:r>
+      <w:r>
+        <w:rPr/>
+        <w:t xml:space="preserve"> skill triggers on </w:t>
+      </w:r>
+      <w:r>
+        <w:rPr>
+          <w:rStyle w:val="SourceText"/>
+        </w:rPr>
+        <w:t>playwright.config.*</w:t>
+      </w:r>
+      <w:r>
+        <w:rPr/>
+        <w:t xml:space="preserve">, </w:t>
+      </w:r>
+      <w:r>
+        <w:rPr>
+          <w:rStyle w:val="SourceText"/>
+        </w:rPr>
+        <w:t>@playwright/test</w:t>
+      </w:r>
+      <w:r>
+        <w:rPr/>
+        <w:t xml:space="preserve">, or an Angular e2e suite), </w:t>
+      </w:r>
+      <w:r>
+        <w:rPr>
+          <w:rStyle w:val="SourceText"/>
+        </w:rPr>
+        <w:t>/crew:webtest</w:t>
+      </w:r>
+      <w:r>
+        <w:rPr/>
+        <w:t xml:space="preserve"> sits inside the normal eight phases rather than replacing them:</w:t>
+      </w:r>
+    </w:p>
+    <w:p>
+      <w:pPr>
+        <w:pStyle w:val="BodyText"/>
+        <w:numPr>
+          <w:ilvl w:val="0"/>
+          <w:numId w:val="2"/>
+        </w:numPr>
+        <w:tabs>
+          <w:tab w:val="clear" w:pos="1134"/>
+          <w:tab w:val="left" w:pos="829" w:leader="none"/>
+        </w:tabs>
+        <w:bidi w:val="0"/>
+        <w:spacing w:before="120" w:after="0"/>
+        <w:ind w:hanging="283" w:left="829"/>
+        <w:jc w:val="left"/>
+        <w:rPr/>
+      </w:pPr>
+      <w:r>
+        <w:rPr>
+          <w:rStyle w:val="Strong"/>
+        </w:rPr>
+        <w:t>Planner.</w:t>
+      </w:r>
+      <w:r>
+        <w:rPr/>
+        <w:t xml:space="preserve"> </w:t>
+      </w:r>
+      <w:r>
+        <w:rPr>
+          <w:rStyle w:val="SourceText"/>
+        </w:rPr>
+        <w:t>playwright-test-planner</w:t>
+      </w:r>
+      <w:r>
+        <w:rPr/>
+        <w:t xml:space="preserve"> reads the ticket's acceptance criteria and writes </w:t>
+      </w:r>
+      <w:r>
+        <w:rPr>
+          <w:rStyle w:val="SourceText"/>
+        </w:rPr>
+        <w:t>specs/&lt;ticket&gt;.md</w:t>
+      </w:r>
+      <w:r>
+        <w:rPr/>
+        <w:t xml:space="preserve"> — what to test, not code yet. </w:t>
+      </w:r>
+    </w:p>
+    <w:p>
+      <w:pPr>
+        <w:pStyle w:val="BodyText"/>
+        <w:numPr>
+          <w:ilvl w:val="0"/>
+          <w:numId w:val="2"/>
+        </w:numPr>
+        <w:tabs>
+          <w:tab w:val="clear" w:pos="1134"/>
+          <w:tab w:val="left" w:pos="829" w:leader="none"/>
+        </w:tabs>
+        <w:bidi w:val="0"/>
+        <w:spacing w:before="120" w:after="0"/>
+        <w:ind w:hanging="283" w:left="829"/>
+        <w:jc w:val="left"/>
+        <w:rPr/>
+      </w:pPr>
+      <w:r>
+        <w:rPr>
+          <w:rStyle w:val="Strong"/>
+        </w:rPr>
+        <w:t>Plan.</w:t>
+      </w:r>
+      <w:r>
+        <w:rPr/>
+        <w:t xml:space="preserve"> crew's own </w:t>
+      </w:r>
+      <w:r>
+        <w:rPr>
+          <w:rStyle w:val="SourceText"/>
+        </w:rPr>
+        <w:t>/crew:plan</w:t>
+      </w:r>
+      <w:r>
+        <w:rPr/>
+        <w:t xml:space="preserve"> reads that spec the same way it reads any other Files/Test/Risk plan, and needs the same approval receipt before implement starts. </w:t>
+      </w:r>
+    </w:p>
+    <w:p>
+      <w:pPr>
+        <w:pStyle w:val="BodyText"/>
+        <w:numPr>
+          <w:ilvl w:val="0"/>
+          <w:numId w:val="2"/>
+        </w:numPr>
+        <w:tabs>
+          <w:tab w:val="clear" w:pos="1134"/>
+          <w:tab w:val="left" w:pos="829" w:leader="none"/>
+        </w:tabs>
+        <w:bidi w:val="0"/>
+        <w:spacing w:before="120" w:after="0"/>
+        <w:ind w:hanging="283" w:left="829"/>
+        <w:jc w:val="left"/>
+        <w:rPr/>
+      </w:pPr>
+      <w:r>
+        <w:rPr>
+          <w:rStyle w:val="Strong"/>
+        </w:rPr>
+        <w:t>Generator.</w:t>
+      </w:r>
+      <w:r>
+        <w:rPr/>
+        <w:t xml:space="preserve"> </w:t>
+      </w:r>
+      <w:r>
+        <w:rPr>
+          <w:rStyle w:val="SourceText"/>
+        </w:rPr>
+        <w:t>/crew:implement</w:t>
+      </w:r>
+      <w:r>
+        <w:rPr/>
+        <w:t xml:space="preserve"> calls </w:t>
+      </w:r>
+      <w:r>
+        <w:rPr>
+          <w:rStyle w:val="SourceText"/>
+        </w:rPr>
+        <w:t>playwright-test-generator</w:t>
+      </w:r>
+      <w:r>
+        <w:rPr/>
+        <w:t xml:space="preserve"> against the approved spec to write the actual </w:t>
+      </w:r>
+      <w:r>
+        <w:rPr>
+          <w:rStyle w:val="SourceText"/>
+        </w:rPr>
+        <w:t>*.spec.ts</w:t>
+      </w:r>
+      <w:r>
+        <w:rPr/>
+        <w:t xml:space="preserve"> files. </w:t>
+      </w:r>
+    </w:p>
+    <w:p>
+      <w:pPr>
+        <w:pStyle w:val="BodyText"/>
+        <w:numPr>
+          <w:ilvl w:val="0"/>
+          <w:numId w:val="2"/>
+        </w:numPr>
+        <w:tabs>
+          <w:tab w:val="clear" w:pos="1134"/>
+          <w:tab w:val="left" w:pos="829" w:leader="none"/>
+        </w:tabs>
+        <w:bidi w:val="0"/>
+        <w:spacing w:before="120" w:after="0"/>
+        <w:ind w:hanging="283" w:left="829"/>
+        <w:jc w:val="left"/>
+        <w:rPr/>
+      </w:pPr>
+      <w:r>
+        <w:rPr>
+          <w:rStyle w:val="Strong"/>
+        </w:rPr>
+        <w:t>Healer.</w:t>
+      </w:r>
+      <w:r>
+        <w:rPr/>
+        <w:t xml:space="preserve"> A failing generated test goes to </w:t>
+      </w:r>
+      <w:r>
+        <w:rPr>
+          <w:rStyle w:val="SourceText"/>
+        </w:rPr>
+        <w:t>playwright-test-healer</w:t>
+      </w:r>
+      <w:r>
+        <w:rPr/>
+        <w:t xml:space="preserve"> for locator/wait repairs only. </w:t>
+      </w:r>
+      <w:r>
+        <w:rPr>
+          <w:rStyle w:val="Strong"/>
+        </w:rPr>
+        <w:t>A Healer "skip" is a finding, not a pass</w:t>
+      </w:r>
+      <w:r>
+        <w:rPr/>
+        <w:t xml:space="preserve"> — it means the healer decided the feature itself is broken, and review is where that surfaces rather than sailing through as a green suite. </w:t>
+      </w:r>
+    </w:p>
+    <w:p>
+      <w:pPr>
+        <w:pStyle w:val="BodyText"/>
+        <w:numPr>
+          <w:ilvl w:val="0"/>
+          <w:numId w:val="2"/>
+        </w:numPr>
+        <w:tabs>
+          <w:tab w:val="clear" w:pos="1134"/>
+          <w:tab w:val="left" w:pos="829" w:leader="none"/>
+        </w:tabs>
+        <w:bidi w:val="0"/>
+        <w:ind w:hanging="283" w:left="829"/>
+        <w:jc w:val="left"/>
+        <w:rPr/>
+      </w:pPr>
+      <w:r>
+        <w:rPr>
+          <w:rStyle w:val="Strong"/>
+        </w:rPr>
+        <w:t>Review.</w:t>
+      </w:r>
+      <w:r>
+        <w:rPr/>
+        <w:t xml:space="preserve"> The reviewer gets the trace zip (</w:t>
+      </w:r>
+      <w:r>
+        <w:rPr>
+          <w:rStyle w:val="SourceText"/>
+        </w:rPr>
+        <w:t>trace: 'on-first-retry'</w:t>
+      </w:r>
+      <w:r>
+        <w:rPr/>
+        <w:t xml:space="preserve">) and the axe accessibility attachment alongside the diff, the same way it gets the completion audit today. </w:t>
+      </w:r>
+    </w:p>
+    <w:p>
+      <w:pPr>
+        <w:pStyle w:val="BodyText"/>
+        <w:bidi w:val="0"/>
+        <w:jc w:val="left"/>
+        <w:rPr/>
+      </w:pPr>
+      <w:r>
+        <w:rPr/>
+        <w:t>Visual regression (</w:t>
+      </w:r>
+      <w:r>
+        <w:rPr>
+          <w:rStyle w:val="SourceText"/>
+        </w:rPr>
+        <w:t>toHaveScreenshot</w:t>
+      </w:r>
+      <w:r>
+        <w:rPr/>
+        <w:t xml:space="preserve">) only runs inside </w:t>
+      </w:r>
+      <w:r>
+        <w:rPr>
+          <w:rStyle w:val="SourceText"/>
+        </w:rPr>
+        <w:t>mcr.microsoft.com/playwright:v1.63.0-noble</w:t>
+      </w:r>
+      <w:r>
+        <w:rPr/>
+        <w:t xml:space="preserve"> — a baseline captured on a bare host does not match CI's font hinting and subpixel rendering, and fails every later run for reasons unrelated to the change under test. Outside that image the visual rule reports </w:t>
+      </w:r>
+      <w:r>
+        <w:rPr>
+          <w:rStyle w:val="Strong"/>
+        </w:rPr>
+        <w:t>UNVERIFIED</w:t>
+      </w:r>
+      <w:r>
+        <w:rPr/>
+        <w:t xml:space="preserve">, not a pass; see </w:t>
+      </w:r>
+      <w:hyperlink r:id="rId3">
+        <w:r>
+          <w:rPr>
+            <w:rStyle w:val="Hyperlink"/>
+          </w:rPr>
+          <w:t>Troubleshooting</w:t>
+        </w:r>
+      </w:hyperlink>
+      <w:r>
+        <w:rPr/>
+        <w:t>.</w:t>
+      </w:r>
+    </w:p>
+    <w:p>
+      <w:pPr>
+        <w:pStyle w:val="Heading2"/>
+        <w:bidi w:val="0"/>
+        <w:ind w:hanging="0" w:left="0" w:right="0"/>
+        <w:jc w:val="left"/>
+        <w:rPr/>
+      </w:pPr>
+      <w:bookmarkStart w:id="5" w:name="if-something-refuses"/>
+      <w:bookmarkEnd w:id="5"/>
       <w:r>
         <w:rPr/>
         <w:t>If Something Refuses</w:t>
@@ -1639,7 +1995,7 @@
         <w:rPr/>
         <w:t xml:space="preserve">See </w:t>
       </w:r>
-      <w:hyperlink r:id="rId3">
+      <w:hyperlink r:id="rId4">
         <w:r>
           <w:rPr>
             <w:rStyle w:val="Hyperlink"/>
@@ -1660,8 +2016,8 @@
         <w:jc w:val="left"/>
         <w:rPr/>
       </w:pPr>
-      <w:bookmarkStart w:id="5" w:name="scope-and-approval"/>
-      <w:bookmarkEnd w:id="5"/>
+      <w:bookmarkStart w:id="6" w:name="scope-and-approval"/>
+      <w:bookmarkEnd w:id="6"/>
       <w:r>
         <w:rPr/>
         <w:t>Scope and Approval</w:t>
@@ -1687,8 +2043,8 @@
         <w:jc w:val="left"/>
         <w:rPr/>
       </w:pPr>
-      <w:bookmarkStart w:id="6" w:name="the-contract"/>
-      <w:bookmarkEnd w:id="6"/>
+      <w:bookmarkStart w:id="7" w:name="the-contract"/>
+      <w:bookmarkEnd w:id="7"/>
       <w:r>
         <w:rPr/>
         <w:t>The Contract</w:t>
@@ -1714,159 +2070,6 @@
       <w:r>
         <w:rPr/>
         <w:t>:</w:t>
-      </w:r>
-    </w:p>
-    <w:p>
-      <w:pPr>
-        <w:pStyle w:val="BodyText"/>
-        <w:numPr>
-          <w:ilvl w:val="0"/>
-          <w:numId w:val="2"/>
-        </w:numPr>
-        <w:tabs>
-          <w:tab w:val="clear" w:pos="1134"/>
-          <w:tab w:val="left" w:pos="829" w:leader="none"/>
-        </w:tabs>
-        <w:bidi w:val="0"/>
-        <w:ind w:hanging="283" w:left="829"/>
-        <w:jc w:val="left"/>
-        <w:rPr/>
-      </w:pPr>
-      <w:r>
-        <w:rPr>
-          <w:rStyle w:val="SourceText"/>
-        </w:rPr>
-        <w:t>spec.md</w:t>
-      </w:r>
-      <w:r>
-        <w:rPr/>
-        <w:t xml:space="preserve"> has six sections: </w:t>
-      </w:r>
-      <w:r>
-        <w:rPr>
-          <w:rStyle w:val="SourceText"/>
-        </w:rPr>
-        <w:t>## Intent</w:t>
-      </w:r>
-      <w:r>
-        <w:rPr/>
-        <w:t xml:space="preserve">, </w:t>
-      </w:r>
-      <w:r>
-        <w:rPr>
-          <w:rStyle w:val="SourceText"/>
-        </w:rPr>
-        <w:t>## Exclusions</w:t>
-      </w:r>
-      <w:r>
-        <w:rPr/>
-        <w:t xml:space="preserve">, </w:t>
-      </w:r>
-      <w:r>
-        <w:rPr>
-          <w:rStyle w:val="SourceText"/>
-        </w:rPr>
-        <w:t>## Evidence</w:t>
-      </w:r>
-      <w:r>
-        <w:rPr/>
-        <w:t xml:space="preserve">, </w:t>
-      </w:r>
-      <w:r>
-        <w:rPr>
-          <w:rStyle w:val="SourceText"/>
-        </w:rPr>
-        <w:t>## Unknowns</w:t>
-      </w:r>
-      <w:r>
-        <w:rPr/>
-        <w:t xml:space="preserve">, </w:t>
-      </w:r>
-      <w:r>
-        <w:rPr>
-          <w:rStyle w:val="SourceText"/>
-        </w:rPr>
-        <w:t>## Touch</w:t>
-      </w:r>
-      <w:r>
-        <w:rPr/>
-        <w:t xml:space="preserve"> and </w:t>
-      </w:r>
-      <w:r>
-        <w:rPr>
-          <w:rStyle w:val="SourceText"/>
-        </w:rPr>
-        <w:t>## Acceptance checks</w:t>
-      </w:r>
-      <w:r>
-        <w:rPr/>
-        <w:t xml:space="preserve">. </w:t>
-      </w:r>
-      <w:r>
-        <w:rPr>
-          <w:rStyle w:val="SourceText"/>
-        </w:rPr>
-        <w:t>## Touch</w:t>
-      </w:r>
-      <w:r>
-        <w:rPr/>
-        <w:t xml:space="preserve"> lists one repo-relative glob or path per bullet: </w:t>
-      </w:r>
-    </w:p>
-    <w:p>
-      <w:pPr>
-        <w:pStyle w:val="PreformattedText"/>
-        <w:bidi w:val="0"/>
-        <w:jc w:val="left"/>
-        <w:rPr/>
-      </w:pPr>
-      <w:r>
-        <w:rPr>
-          <w:rStyle w:val="SourceText"/>
-        </w:rPr>
-        <w:t>## Touch</w:t>
-      </w:r>
-    </w:p>
-    <w:p>
-      <w:pPr>
-        <w:pStyle w:val="PreformattedText"/>
-        <w:bidi w:val="0"/>
-        <w:jc w:val="left"/>
-        <w:rPr/>
-      </w:pPr>
-      <w:r>
-        <w:rPr>
-          <w:rStyle w:val="SourceText"/>
-        </w:rPr>
-        <w:t>- `src/export/**`</w:t>
-      </w:r>
-    </w:p>
-    <w:p>
-      <w:pPr>
-        <w:pStyle w:val="PreformattedText"/>
-        <w:bidi w:val="0"/>
-        <w:jc w:val="left"/>
-        <w:rPr/>
-      </w:pPr>
-      <w:r>
-        <w:rPr>
-          <w:rStyle w:val="SourceText"/>
-        </w:rPr>
-        <w:t>- `tests/test_export.py`</w:t>
-      </w:r>
-    </w:p>
-    <w:p>
-      <w:pPr>
-        <w:pStyle w:val="PreformattedText"/>
-        <w:bidi w:val="0"/>
-        <w:jc w:val="left"/>
-        <w:rPr/>
-      </w:pPr>
-      <w:r>
-        <w:rPr>
-          <w:rStyle w:val="SourceText"/>
-        </w:rPr>
-        <w:t>- `docs/export.md`</w:t>
       </w:r>
     </w:p>
     <w:p>
@@ -1889,63 +2092,81 @@
         <w:rPr>
           <w:rStyle w:val="SourceText"/>
         </w:rPr>
-        <w:t>plan.md</w:t>
-      </w:r>
-      <w:r>
-        <w:rPr/>
-        <w:t xml:space="preserve"> is a list of steps. Each step has a </w:t>
-      </w:r>
-      <w:r>
-        <w:rPr>
-          <w:rStyle w:val="SourceText"/>
-        </w:rPr>
-        <w:t>Files:</w:t>
-      </w:r>
-      <w:r>
-        <w:rPr/>
-        <w:t xml:space="preserve"> line, a </w:t>
-      </w:r>
-      <w:r>
-        <w:rPr>
-          <w:rStyle w:val="SourceText"/>
-        </w:rPr>
-        <w:t>Test:</w:t>
-      </w:r>
-      <w:r>
-        <w:rPr/>
-        <w:t xml:space="preserve"> line and a </w:t>
-      </w:r>
-      <w:r>
-        <w:rPr>
-          <w:rStyle w:val="SourceText"/>
-        </w:rPr>
-        <w:t>Risk:</w:t>
-      </w:r>
-      <w:r>
-        <w:rPr/>
-        <w:t xml:space="preserve"> line. Every </w:t>
-      </w:r>
-      <w:r>
-        <w:rPr>
-          <w:rStyle w:val="SourceText"/>
-        </w:rPr>
-        <w:t>Files:</w:t>
-      </w:r>
-      <w:r>
-        <w:rPr/>
-        <w:t xml:space="preserve"> entry must fall inside Touch. A plan cannot add a path the spec does not list. </w:t>
-      </w:r>
-    </w:p>
-    <w:p>
-      <w:pPr>
-        <w:pStyle w:val="BodyText"/>
-        <w:bidi w:val="0"/>
-        <w:jc w:val="left"/>
-        <w:rPr/>
-      </w:pPr>
-      <w:r>
-        <w:rPr/>
-        <w:t>Check the contract at any time:</w:t>
+        <w:t>spec.md</w:t>
+      </w:r>
+      <w:r>
+        <w:rPr/>
+        <w:t xml:space="preserve"> has six sections: </w:t>
+      </w:r>
+      <w:r>
+        <w:rPr>
+          <w:rStyle w:val="SourceText"/>
+        </w:rPr>
+        <w:t>## Intent</w:t>
+      </w:r>
+      <w:r>
+        <w:rPr/>
+        <w:t xml:space="preserve">, </w:t>
+      </w:r>
+      <w:r>
+        <w:rPr>
+          <w:rStyle w:val="SourceText"/>
+        </w:rPr>
+        <w:t>## Exclusions</w:t>
+      </w:r>
+      <w:r>
+        <w:rPr/>
+        <w:t xml:space="preserve">, </w:t>
+      </w:r>
+      <w:r>
+        <w:rPr>
+          <w:rStyle w:val="SourceText"/>
+        </w:rPr>
+        <w:t>## Evidence</w:t>
+      </w:r>
+      <w:r>
+        <w:rPr/>
+        <w:t xml:space="preserve">, </w:t>
+      </w:r>
+      <w:r>
+        <w:rPr>
+          <w:rStyle w:val="SourceText"/>
+        </w:rPr>
+        <w:t>## Unknowns</w:t>
+      </w:r>
+      <w:r>
+        <w:rPr/>
+        <w:t xml:space="preserve">, </w:t>
+      </w:r>
+      <w:r>
+        <w:rPr>
+          <w:rStyle w:val="SourceText"/>
+        </w:rPr>
+        <w:t>## Touch</w:t>
+      </w:r>
+      <w:r>
+        <w:rPr/>
+        <w:t xml:space="preserve"> and </w:t>
+      </w:r>
+      <w:r>
+        <w:rPr>
+          <w:rStyle w:val="SourceText"/>
+        </w:rPr>
+        <w:t>## Acceptance checks</w:t>
+      </w:r>
+      <w:r>
+        <w:rPr/>
+        <w:t xml:space="preserve">. </w:t>
+      </w:r>
+      <w:r>
+        <w:rPr>
+          <w:rStyle w:val="SourceText"/>
+        </w:rPr>
+        <w:t>## Touch</w:t>
+      </w:r>
+      <w:r>
+        <w:rPr/>
+        <w:t xml:space="preserve"> lists one repo-relative glob or path per bullet: </w:t>
       </w:r>
     </w:p>
     <w:p>
@@ -1959,56 +2180,7 @@
         <w:rPr>
           <w:rStyle w:val="SourceText"/>
         </w:rPr>
-        <w:t>python3 &lt;crew&gt;/hooks/scripts/crew_ticket.py validate --ticket T-0042</w:t>
-      </w:r>
-    </w:p>
-    <w:p>
-      <w:pPr>
-        <w:pStyle w:val="BodyText"/>
-        <w:bidi w:val="0"/>
-        <w:jc w:val="left"/>
-        <w:rPr/>
-      </w:pPr>
-      <w:r>
-        <w:rPr/>
-        <w:t xml:space="preserve">A plan path outside Touch is reported as </w:t>
-      </w:r>
-      <w:r>
-        <w:rPr>
-          <w:rStyle w:val="SourceText"/>
-        </w:rPr>
-        <w:t>INVALID: plan Files entry '...' is outside spec ## Touch</w:t>
-      </w:r>
-      <w:r>
-        <w:rPr/>
-        <w:t>. To fix it, add the path to Touch. crew never widens Touch for you.</w:t>
-      </w:r>
-    </w:p>
-    <w:p>
-      <w:pPr>
-        <w:pStyle w:val="Heading3"/>
-        <w:bidi w:val="0"/>
-        <w:ind w:hanging="0" w:left="0" w:right="0"/>
-        <w:jc w:val="left"/>
-        <w:rPr/>
-      </w:pPr>
-      <w:bookmarkStart w:id="7" w:name="approval"/>
-      <w:bookmarkEnd w:id="7"/>
-      <w:r>
-        <w:rPr/>
-        <w:t>Approval</w:t>
-      </w:r>
-    </w:p>
-    <w:p>
-      <w:pPr>
-        <w:pStyle w:val="BodyText"/>
-        <w:bidi w:val="0"/>
-        <w:jc w:val="left"/>
-        <w:rPr/>
-      </w:pPr>
-      <w:r>
-        <w:rPr/>
-        <w:t>When the plan is ready, the session asks you to approve it. Type this yourself:</w:t>
+        <w:t>## Touch</w:t>
       </w:r>
     </w:p>
     <w:p>
@@ -2022,87 +2194,35 @@
         <w:rPr>
           <w:rStyle w:val="SourceText"/>
         </w:rPr>
-        <w:t>/crew:approve T-0042</w:t>
-      </w:r>
-    </w:p>
-    <w:p>
-      <w:pPr>
-        <w:pStyle w:val="BodyText"/>
-        <w:bidi w:val="0"/>
-        <w:jc w:val="left"/>
-        <w:rPr/>
-      </w:pPr>
-      <w:r>
-        <w:rPr/>
-        <w:t xml:space="preserve">crew's UserPromptSubmit hook sees the prompt you typed, validates the contract, then records the sha256 of </w:t>
-      </w:r>
-      <w:r>
-        <w:rPr>
-          <w:rStyle w:val="SourceText"/>
-        </w:rPr>
-        <w:t>spec.md</w:t>
-      </w:r>
-      <w:r>
-        <w:rPr/>
-        <w:t xml:space="preserve"> and </w:t>
-      </w:r>
-      <w:r>
-        <w:rPr>
-          <w:rStyle w:val="SourceText"/>
-        </w:rPr>
-        <w:t>plan.md</w:t>
-      </w:r>
-      <w:r>
-        <w:rPr/>
-        <w:t xml:space="preserve"> in </w:t>
-      </w:r>
-      <w:r>
-        <w:rPr>
-          <w:rStyle w:val="SourceText"/>
-        </w:rPr>
-        <w:t>&lt;git-common-dir&gt;/crew/tickets/T-0042/approval.json</w:t>
-      </w:r>
-      <w:r>
-        <w:rPr/>
-        <w:t xml:space="preserve">, marked </w:t>
-      </w:r>
-      <w:r>
-        <w:rPr>
-          <w:rStyle w:val="SourceText"/>
-        </w:rPr>
-        <w:t>approved_via: "user-prompt"</w:t>
-      </w:r>
-      <w:r>
-        <w:rPr/>
-        <w:t xml:space="preserve">. If the contract does not validate, the hook blocks the prompt and says why. That file is outside the worktree, and the scope guard refuses any Write or Edit to it and any shell command that runs </w:t>
-      </w:r>
-      <w:r>
-        <w:rPr>
-          <w:rStyle w:val="SourceText"/>
-        </w:rPr>
-        <w:t>crew_ticket.py approve</w:t>
-      </w:r>
-      <w:r>
-        <w:rPr/>
-        <w:t>, so the session cannot approve its own plan. The approval is a step you take, not a lock.</w:t>
-      </w:r>
-    </w:p>
-    <w:p>
-      <w:pPr>
-        <w:pStyle w:val="BodyText"/>
-        <w:bidi w:val="0"/>
-        <w:jc w:val="left"/>
-        <w:rPr/>
-      </w:pPr>
-      <w:r>
-        <w:rPr>
-          <w:rStyle w:val="SourceText"/>
-        </w:rPr>
-        <w:t>crew_ticket.py status --ticket T-0042</w:t>
-      </w:r>
-      <w:r>
-        <w:rPr/>
-        <w:t xml:space="preserve"> prints one of three states:</w:t>
+        <w:t>- `src/export/**`</w:t>
+      </w:r>
+    </w:p>
+    <w:p>
+      <w:pPr>
+        <w:pStyle w:val="PreformattedText"/>
+        <w:bidi w:val="0"/>
+        <w:jc w:val="left"/>
+        <w:rPr/>
+      </w:pPr>
+      <w:r>
+        <w:rPr>
+          <w:rStyle w:val="SourceText"/>
+        </w:rPr>
+        <w:t>- `tests/test_export.py`</w:t>
+      </w:r>
+    </w:p>
+    <w:p>
+      <w:pPr>
+        <w:pStyle w:val="PreformattedText"/>
+        <w:bidi w:val="0"/>
+        <w:jc w:val="left"/>
+        <w:rPr/>
+      </w:pPr>
+      <w:r>
+        <w:rPr>
+          <w:rStyle w:val="SourceText"/>
+        </w:rPr>
+        <w:t>- `docs/export.md`</w:t>
       </w:r>
     </w:p>
     <w:p>
@@ -2117,7 +2237,6 @@
           <w:tab w:val="left" w:pos="829" w:leader="none"/>
         </w:tabs>
         <w:bidi w:val="0"/>
-        <w:spacing w:before="120" w:after="0"/>
         <w:ind w:hanging="283" w:left="829"/>
         <w:jc w:val="left"/>
         <w:rPr/>
@@ -2126,39 +2245,152 @@
         <w:rPr>
           <w:rStyle w:val="SourceText"/>
         </w:rPr>
-        <w:t>approved</w:t>
-      </w:r>
-      <w:r>
-        <w:rPr/>
-        <w:t xml:space="preserve">: both files match the receipt. </w:t>
-      </w:r>
-    </w:p>
-    <w:p>
-      <w:pPr>
-        <w:pStyle w:val="BodyText"/>
-        <w:numPr>
-          <w:ilvl w:val="0"/>
-          <w:numId w:val="4"/>
-        </w:numPr>
-        <w:tabs>
-          <w:tab w:val="clear" w:pos="1134"/>
-          <w:tab w:val="left" w:pos="829" w:leader="none"/>
-        </w:tabs>
-        <w:bidi w:val="0"/>
-        <w:spacing w:before="120" w:after="0"/>
-        <w:ind w:hanging="283" w:left="829"/>
-        <w:jc w:val="left"/>
-        <w:rPr/>
-      </w:pPr>
-      <w:r>
-        <w:rPr>
-          <w:rStyle w:val="SourceText"/>
-        </w:rPr>
-        <w:t>stale</w:t>
-      </w:r>
-      <w:r>
-        <w:rPr/>
-        <w:t xml:space="preserve">: </w:t>
+        <w:t>plan.md</w:t>
+      </w:r>
+      <w:r>
+        <w:rPr/>
+        <w:t xml:space="preserve"> is a list of steps. Each step has a </w:t>
+      </w:r>
+      <w:r>
+        <w:rPr>
+          <w:rStyle w:val="SourceText"/>
+        </w:rPr>
+        <w:t>Files:</w:t>
+      </w:r>
+      <w:r>
+        <w:rPr/>
+        <w:t xml:space="preserve"> line, a </w:t>
+      </w:r>
+      <w:r>
+        <w:rPr>
+          <w:rStyle w:val="SourceText"/>
+        </w:rPr>
+        <w:t>Test:</w:t>
+      </w:r>
+      <w:r>
+        <w:rPr/>
+        <w:t xml:space="preserve"> line and a </w:t>
+      </w:r>
+      <w:r>
+        <w:rPr>
+          <w:rStyle w:val="SourceText"/>
+        </w:rPr>
+        <w:t>Risk:</w:t>
+      </w:r>
+      <w:r>
+        <w:rPr/>
+        <w:t xml:space="preserve"> line. Every </w:t>
+      </w:r>
+      <w:r>
+        <w:rPr>
+          <w:rStyle w:val="SourceText"/>
+        </w:rPr>
+        <w:t>Files:</w:t>
+      </w:r>
+      <w:r>
+        <w:rPr/>
+        <w:t xml:space="preserve"> entry must fall inside Touch. A plan cannot add a path the spec does not list. </w:t>
+      </w:r>
+    </w:p>
+    <w:p>
+      <w:pPr>
+        <w:pStyle w:val="BodyText"/>
+        <w:bidi w:val="0"/>
+        <w:jc w:val="left"/>
+        <w:rPr/>
+      </w:pPr>
+      <w:r>
+        <w:rPr/>
+        <w:t>Check the contract at any time:</w:t>
+      </w:r>
+    </w:p>
+    <w:p>
+      <w:pPr>
+        <w:pStyle w:val="PreformattedText"/>
+        <w:bidi w:val="0"/>
+        <w:jc w:val="left"/>
+        <w:rPr/>
+      </w:pPr>
+      <w:r>
+        <w:rPr>
+          <w:rStyle w:val="SourceText"/>
+        </w:rPr>
+        <w:t>python3 &lt;crew&gt;/hooks/scripts/crew_ticket.py validate --ticket T-0042</w:t>
+      </w:r>
+    </w:p>
+    <w:p>
+      <w:pPr>
+        <w:pStyle w:val="BodyText"/>
+        <w:bidi w:val="0"/>
+        <w:jc w:val="left"/>
+        <w:rPr/>
+      </w:pPr>
+      <w:r>
+        <w:rPr/>
+        <w:t xml:space="preserve">A plan path outside Touch is reported as </w:t>
+      </w:r>
+      <w:r>
+        <w:rPr>
+          <w:rStyle w:val="SourceText"/>
+        </w:rPr>
+        <w:t>INVALID: plan Files entry '...' is outside spec ## Touch</w:t>
+      </w:r>
+      <w:r>
+        <w:rPr/>
+        <w:t>. To fix it, add the path to Touch. crew never widens Touch for you.</w:t>
+      </w:r>
+    </w:p>
+    <w:p>
+      <w:pPr>
+        <w:pStyle w:val="Heading3"/>
+        <w:bidi w:val="0"/>
+        <w:ind w:hanging="0" w:left="0" w:right="0"/>
+        <w:jc w:val="left"/>
+        <w:rPr/>
+      </w:pPr>
+      <w:bookmarkStart w:id="8" w:name="approval"/>
+      <w:bookmarkEnd w:id="8"/>
+      <w:r>
+        <w:rPr/>
+        <w:t>Approval</w:t>
+      </w:r>
+    </w:p>
+    <w:p>
+      <w:pPr>
+        <w:pStyle w:val="BodyText"/>
+        <w:bidi w:val="0"/>
+        <w:jc w:val="left"/>
+        <w:rPr/>
+      </w:pPr>
+      <w:r>
+        <w:rPr/>
+        <w:t>When the plan is ready, the session asks you to approve it. Type this yourself:</w:t>
+      </w:r>
+    </w:p>
+    <w:p>
+      <w:pPr>
+        <w:pStyle w:val="PreformattedText"/>
+        <w:bidi w:val="0"/>
+        <w:jc w:val="left"/>
+        <w:rPr/>
+      </w:pPr>
+      <w:r>
+        <w:rPr>
+          <w:rStyle w:val="SourceText"/>
+        </w:rPr>
+        <w:t>/crew:approve T-0042</w:t>
+      </w:r>
+    </w:p>
+    <w:p>
+      <w:pPr>
+        <w:pStyle w:val="BodyText"/>
+        <w:bidi w:val="0"/>
+        <w:jc w:val="left"/>
+        <w:rPr/>
+      </w:pPr>
+      <w:r>
+        <w:rPr/>
+        <w:t xml:space="preserve">crew's UserPromptSubmit hook sees the prompt you typed, validates the contract, then records the sha256 of </w:t>
       </w:r>
       <w:r>
         <w:rPr>
@@ -2168,7 +2400,7 @@
       </w:r>
       <w:r>
         <w:rPr/>
-        <w:t xml:space="preserve"> or </w:t>
+        <w:t xml:space="preserve"> and </w:t>
       </w:r>
       <w:r>
         <w:rPr>
@@ -2178,61 +2410,55 @@
       </w:r>
       <w:r>
         <w:rPr/>
-        <w:t xml:space="preserve"> changed since approval. </w:t>
-      </w:r>
-    </w:p>
-    <w:p>
-      <w:pPr>
-        <w:pStyle w:val="BodyText"/>
-        <w:numPr>
-          <w:ilvl w:val="0"/>
-          <w:numId w:val="4"/>
-        </w:numPr>
-        <w:tabs>
-          <w:tab w:val="clear" w:pos="1134"/>
-          <w:tab w:val="left" w:pos="829" w:leader="none"/>
-        </w:tabs>
-        <w:bidi w:val="0"/>
-        <w:ind w:hanging="283" w:left="829"/>
-        <w:jc w:val="left"/>
-        <w:rPr/>
-      </w:pPr>
-      <w:r>
-        <w:rPr>
-          <w:rStyle w:val="SourceText"/>
-        </w:rPr>
-        <w:t>none</w:t>
-      </w:r>
-      <w:r>
-        <w:rPr/>
-        <w:t xml:space="preserve">: the ticket has never been approved. </w:t>
-      </w:r>
-    </w:p>
-    <w:p>
-      <w:pPr>
-        <w:pStyle w:val="Heading3"/>
-        <w:bidi w:val="0"/>
-        <w:ind w:hanging="0" w:left="0" w:right="0"/>
-        <w:jc w:val="left"/>
-        <w:rPr/>
-      </w:pPr>
-      <w:bookmarkStart w:id="8" w:name="while-you-implement-the-scope-guard"/>
-      <w:bookmarkEnd w:id="8"/>
-      <w:r>
-        <w:rPr/>
-        <w:t>While You Implement: The Scope Guard</w:t>
-      </w:r>
-    </w:p>
-    <w:p>
-      <w:pPr>
-        <w:pStyle w:val="BodyText"/>
-        <w:bidi w:val="0"/>
-        <w:jc w:val="left"/>
-        <w:rPr/>
-      </w:pPr>
-      <w:r>
-        <w:rPr/>
-        <w:t>Before every Write, Edit, MultiEdit or NotebookEdit, the guard checks the target file:</w:t>
+        <w:t xml:space="preserve"> in </w:t>
+      </w:r>
+      <w:r>
+        <w:rPr>
+          <w:rStyle w:val="SourceText"/>
+        </w:rPr>
+        <w:t>&lt;git-common-dir&gt;/crew/tickets/T-0042/approval.json</w:t>
+      </w:r>
+      <w:r>
+        <w:rPr/>
+        <w:t xml:space="preserve">, marked </w:t>
+      </w:r>
+      <w:r>
+        <w:rPr>
+          <w:rStyle w:val="SourceText"/>
+        </w:rPr>
+        <w:t>approved_via: "user-prompt"</w:t>
+      </w:r>
+      <w:r>
+        <w:rPr/>
+        <w:t xml:space="preserve">. If the contract does not validate, the hook blocks the prompt and says why. That file is outside the worktree, and the scope guard refuses any Write or Edit to it and any shell command that runs </w:t>
+      </w:r>
+      <w:r>
+        <w:rPr>
+          <w:rStyle w:val="SourceText"/>
+        </w:rPr>
+        <w:t>crew_ticket.py approve</w:t>
+      </w:r>
+      <w:r>
+        <w:rPr/>
+        <w:t>, so the session cannot approve its own plan. The approval is a step you take, not a lock.</w:t>
+      </w:r>
+    </w:p>
+    <w:p>
+      <w:pPr>
+        <w:pStyle w:val="BodyText"/>
+        <w:bidi w:val="0"/>
+        <w:jc w:val="left"/>
+        <w:rPr/>
+      </w:pPr>
+      <w:r>
+        <w:rPr>
+          <w:rStyle w:val="SourceText"/>
+        </w:rPr>
+        <w:t>crew_ticket.py status --ticket T-0042</w:t>
+      </w:r>
+      <w:r>
+        <w:rPr/>
+        <w:t xml:space="preserve"> prints one of three states:</w:t>
       </w:r>
     </w:p>
     <w:p>
@@ -2253,18 +2479,14 @@
         <w:rPr/>
       </w:pPr>
       <w:r>
-        <w:rPr/>
-        <w:t xml:space="preserve">The ticket's own </w:t>
-      </w:r>
-      <w:r>
-        <w:rPr>
-          <w:rStyle w:val="SourceText"/>
-        </w:rPr>
-        <w:t>.work/tickets/&lt;id&gt;/</w:t>
-      </w:r>
-      <w:r>
-        <w:rPr/>
-        <w:t xml:space="preserve"> files are always allowed, so you can amend the spec and plan. </w:t>
+        <w:rPr>
+          <w:rStyle w:val="SourceText"/>
+        </w:rPr>
+        <w:t>approved</w:t>
+      </w:r>
+      <w:r>
+        <w:rPr/>
+        <w:t xml:space="preserve">: both files match the receipt. </w:t>
       </w:r>
     </w:p>
     <w:p>
@@ -2285,8 +2507,34 @@
         <w:rPr/>
       </w:pPr>
       <w:r>
-        <w:rPr/>
-        <w:t xml:space="preserve">Any other file needs a current approval and a path inside Touch. </w:t>
+        <w:rPr>
+          <w:rStyle w:val="SourceText"/>
+        </w:rPr>
+        <w:t>stale</w:t>
+      </w:r>
+      <w:r>
+        <w:rPr/>
+        <w:t xml:space="preserve">: </w:t>
+      </w:r>
+      <w:r>
+        <w:rPr>
+          <w:rStyle w:val="SourceText"/>
+        </w:rPr>
+        <w:t>spec.md</w:t>
+      </w:r>
+      <w:r>
+        <w:rPr/>
+        <w:t xml:space="preserve"> or </w:t>
+      </w:r>
+      <w:r>
+        <w:rPr>
+          <w:rStyle w:val="SourceText"/>
+        </w:rPr>
+        <w:t>plan.md</w:t>
+      </w:r>
+      <w:r>
+        <w:rPr/>
+        <w:t xml:space="preserve"> changed since approval. </w:t>
       </w:r>
     </w:p>
     <w:p>
@@ -2301,161 +2549,19 @@
           <w:tab w:val="left" w:pos="829" w:leader="none"/>
         </w:tabs>
         <w:bidi w:val="0"/>
-        <w:spacing w:before="120" w:after="0"/>
         <w:ind w:hanging="283" w:left="829"/>
         <w:jc w:val="left"/>
         <w:rPr/>
       </w:pPr>
       <w:r>
-        <w:rPr/>
-        <w:t xml:space="preserve">Nothing else is exempt, including </w:t>
-      </w:r>
-      <w:r>
-        <w:rPr>
-          <w:rStyle w:val="SourceText"/>
-        </w:rPr>
-        <w:t>.crew/</w:t>
-      </w:r>
-      <w:r>
-        <w:rPr/>
-        <w:t xml:space="preserve">, </w:t>
-      </w:r>
-      <w:r>
-        <w:rPr>
-          <w:rStyle w:val="SourceText"/>
-        </w:rPr>
-        <w:t>TODO.md</w:t>
-      </w:r>
-      <w:r>
-        <w:rPr/>
-        <w:t xml:space="preserve">, </w:t>
-      </w:r>
-      <w:r>
-        <w:rPr>
-          <w:rStyle w:val="SourceText"/>
-        </w:rPr>
-        <w:t>.claude/</w:t>
-      </w:r>
-      <w:r>
-        <w:rPr/>
-        <w:t xml:space="preserve"> and crew's own policy files. If the ticket changes one of them, list it in Touch. </w:t>
-      </w:r>
-    </w:p>
-    <w:p>
-      <w:pPr>
-        <w:pStyle w:val="BodyText"/>
-        <w:numPr>
-          <w:ilvl w:val="0"/>
-          <w:numId w:val="5"/>
-        </w:numPr>
-        <w:tabs>
-          <w:tab w:val="clear" w:pos="1134"/>
-          <w:tab w:val="left" w:pos="829" w:leader="none"/>
-        </w:tabs>
-        <w:bidi w:val="0"/>
-        <w:ind w:hanging="283" w:left="829"/>
-        <w:jc w:val="left"/>
-        <w:rPr/>
-      </w:pPr>
-      <w:r>
-        <w:rPr/>
-        <w:t xml:space="preserve">Approval receipts, the review ledger and the scope base are always refused. </w:t>
-      </w:r>
-    </w:p>
-    <w:p>
-      <w:pPr>
-        <w:pStyle w:val="BodyText"/>
-        <w:bidi w:val="0"/>
-        <w:jc w:val="left"/>
-        <w:rPr/>
-      </w:pPr>
-      <w:r>
-        <w:rPr/>
-        <w:t xml:space="preserve">The guard checks the real file a symlink points to and the path as written, so a link cannot move a write into or out of scope. </w:t>
-      </w:r>
-      <w:r>
-        <w:rPr>
-          <w:rStyle w:val="SourceText"/>
-        </w:rPr>
-        <w:t>..</w:t>
-      </w:r>
-      <w:r>
-        <w:rPr/>
-        <w:t xml:space="preserve"> is resolved the way the operating system resolves it. Refusals look like this:</w:t>
-      </w:r>
-    </w:p>
-    <w:p>
-      <w:pPr>
-        <w:pStyle w:val="PreformattedText"/>
-        <w:bidi w:val="0"/>
-        <w:jc w:val="left"/>
-        <w:rPr/>
-      </w:pPr>
-      <w:r>
-        <w:rPr>
-          <w:rStyle w:val="SourceText"/>
-        </w:rPr>
-        <w:t>SCOPE GUARD: refused Edit on other/keep.py.</w:t>
-      </w:r>
-    </w:p>
-    <w:p>
-      <w:pPr>
-        <w:pStyle w:val="PreformattedText"/>
-        <w:bidi w:val="0"/>
-        <w:jc w:val="left"/>
-        <w:rPr/>
-      </w:pPr>
-      <w:r>
-        <w:rPr>
-          <w:rStyle w:val="SourceText"/>
-        </w:rPr>
-        <w:t xml:space="preserve">  </w:t>
-      </w:r>
-      <w:r>
-        <w:rPr>
-          <w:rStyle w:val="SourceText"/>
-        </w:rPr>
-        <w:t>Reason: other/keep.py is outside T-0042's spec ## Touch.</w:t>
-      </w:r>
-    </w:p>
-    <w:p>
-      <w:pPr>
-        <w:pStyle w:val="PreformattedText"/>
-        <w:bidi w:val="0"/>
-        <w:jc w:val="left"/>
-        <w:rPr/>
-      </w:pPr>
-      <w:r>
-        <w:rPr>
-          <w:rStyle w:val="SourceText"/>
-        </w:rPr>
-        <w:t xml:space="preserve">  </w:t>
-      </w:r>
-      <w:r>
-        <w:rPr>
-          <w:rStyle w:val="SourceText"/>
-        </w:rPr>
-        <w:t>To widen scope: amend .work/tickets/T-0042/spec.md ## Touch (and plan.md), then ask the user to type</w:t>
-      </w:r>
-    </w:p>
-    <w:p>
-      <w:pPr>
-        <w:pStyle w:val="PreformattedText"/>
-        <w:bidi w:val="0"/>
-        <w:jc w:val="left"/>
-        <w:rPr/>
-      </w:pPr>
-      <w:r>
-        <w:rPr>
-          <w:rStyle w:val="SourceText"/>
-        </w:rPr>
-        <w:t xml:space="preserve">  </w:t>
-      </w:r>
-      <w:r>
-        <w:rPr>
-          <w:rStyle w:val="SourceText"/>
-        </w:rPr>
-        <w:t>`/crew:approve T-0042`. (scope.mode is block)</w:t>
+        <w:rPr>
+          <w:rStyle w:val="SourceText"/>
+        </w:rPr>
+        <w:t>none</w:t>
+      </w:r>
+      <w:r>
+        <w:rPr/>
+        <w:t xml:space="preserve">: the ticket has never been approved. </w:t>
       </w:r>
     </w:p>
     <w:p>
@@ -2466,104 +2572,23 @@
         <w:jc w:val="left"/>
         <w:rPr/>
       </w:pPr>
-      <w:bookmarkStart w:id="9" w:name="at-the-end-of-a-turn-the-completion-audi"/>
+      <w:bookmarkStart w:id="9" w:name="while-you-implement-the-scope-guard"/>
       <w:bookmarkEnd w:id="9"/>
       <w:r>
         <w:rPr/>
-        <w:t>At the End of a Turn: The Completion Audit</w:t>
-      </w:r>
-    </w:p>
-    <w:p>
-      <w:pPr>
-        <w:pStyle w:val="BodyText"/>
-        <w:bidi w:val="0"/>
-        <w:jc w:val="left"/>
-        <w:rPr/>
-      </w:pPr>
-      <w:r>
-        <w:rPr/>
-        <w:t xml:space="preserve">The guard only sees the editing tools. A </w:t>
-      </w:r>
-      <w:r>
-        <w:rPr>
-          <w:rStyle w:val="SourceText"/>
-        </w:rPr>
-        <w:t>sed -i</w:t>
-      </w:r>
-      <w:r>
-        <w:rPr/>
-        <w:t xml:space="preserve">, a shell redirect or a formatter can still change files. So when the session stops, the completion audit compares the whole tree with the commit the ticket started from. It covers committed, staged, unstaged and untracked changes, and both ends of a rename. If any changed path is outside Touch, the audit blocks the stop and lists the paths in six lines or fewer. It never blocks the continuation it caused. </w:t>
-      </w:r>
-      <w:r>
-        <w:rPr>
-          <w:rStyle w:val="SourceText"/>
-        </w:rPr>
-        <w:t>/crew:done</w:t>
-      </w:r>
-      <w:r>
-        <w:rPr/>
-        <w:t xml:space="preserve"> runs the same check:</w:t>
-      </w:r>
-    </w:p>
-    <w:p>
-      <w:pPr>
-        <w:pStyle w:val="PreformattedText"/>
-        <w:bidi w:val="0"/>
-        <w:jc w:val="left"/>
-        <w:rPr/>
-      </w:pPr>
-      <w:r>
-        <w:rPr>
-          <w:rStyle w:val="SourceText"/>
-        </w:rPr>
-        <w:t>python3 &lt;crew&gt;/hooks/scripts/completion_audit.py --check --ticket T-0042</w:t>
-      </w:r>
-    </w:p>
-    <w:p>
-      <w:pPr>
-        <w:pStyle w:val="BodyText"/>
-        <w:bidi w:val="0"/>
-        <w:jc w:val="left"/>
-        <w:rPr/>
-      </w:pPr>
-      <w:r>
-        <w:rPr/>
-        <w:t xml:space="preserve">The audit sees what git sees. Gitignored files, including everything under </w:t>
-      </w:r>
-      <w:r>
-        <w:rPr>
-          <w:rStyle w:val="SourceText"/>
-        </w:rPr>
-        <w:t>.crew/</w:t>
-      </w:r>
-      <w:r>
-        <w:rPr/>
-        <w:t xml:space="preserve">, and </w:t>
-      </w:r>
-      <w:r>
-        <w:rPr>
-          <w:rStyle w:val="SourceText"/>
-        </w:rPr>
-        <w:t>.work/</w:t>
-      </w:r>
-      <w:r>
-        <w:rPr/>
-        <w:t xml:space="preserve"> are outside it.</w:t>
-      </w:r>
-    </w:p>
-    <w:p>
-      <w:pPr>
-        <w:pStyle w:val="Heading3"/>
-        <w:bidi w:val="0"/>
-        <w:ind w:hanging="0" w:left="0" w:right="0"/>
-        <w:jc w:val="left"/>
-        <w:rPr/>
-      </w:pPr>
-      <w:bookmarkStart w:id="10" w:name="amending-scope"/>
-      <w:bookmarkEnd w:id="10"/>
-      <w:r>
-        <w:rPr/>
-        <w:t>Amending Scope</w:t>
+        <w:t>While You Implement: The Scope Guard</w:t>
+      </w:r>
+    </w:p>
+    <w:p>
+      <w:pPr>
+        <w:pStyle w:val="BodyText"/>
+        <w:bidi w:val="0"/>
+        <w:jc w:val="left"/>
+        <w:rPr/>
+      </w:pPr>
+      <w:r>
+        <w:rPr/>
+        <w:t>Before every Write, Edit, MultiEdit or NotebookEdit, the guard checks the target file:</w:t>
       </w:r>
     </w:p>
     <w:p>
@@ -2585,37 +2610,17 @@
       </w:pPr>
       <w:r>
         <w:rPr/>
-        <w:t xml:space="preserve">Edit </w:t>
-      </w:r>
-      <w:r>
-        <w:rPr>
-          <w:rStyle w:val="SourceText"/>
-        </w:rPr>
-        <w:t>spec.md</w:t>
-      </w:r>
-      <w:r>
-        <w:rPr/>
-        <w:t xml:space="preserve"> </w:t>
-      </w:r>
-      <w:r>
-        <w:rPr>
-          <w:rStyle w:val="SourceText"/>
-        </w:rPr>
-        <w:t>## Touch</w:t>
-      </w:r>
-      <w:r>
-        <w:rPr/>
-        <w:t xml:space="preserve"> to add the path. Update </w:t>
-      </w:r>
-      <w:r>
-        <w:rPr>
-          <w:rStyle w:val="SourceText"/>
-        </w:rPr>
-        <w:t>plan.md</w:t>
-      </w:r>
-      <w:r>
-        <w:rPr/>
-        <w:t xml:space="preserve"> if a step now changes it. </w:t>
+        <w:t xml:space="preserve">The ticket's own </w:t>
+      </w:r>
+      <w:r>
+        <w:rPr>
+          <w:rStyle w:val="SourceText"/>
+        </w:rPr>
+        <w:t>.work/tickets/&lt;id&gt;/</w:t>
+      </w:r>
+      <w:r>
+        <w:rPr/>
+        <w:t xml:space="preserve"> files are always allowed, so you can amend the spec and plan. </w:t>
       </w:r>
     </w:p>
     <w:p>
@@ -2637,17 +2642,7 @@
       </w:pPr>
       <w:r>
         <w:rPr/>
-        <w:t xml:space="preserve">Run </w:t>
-      </w:r>
-      <w:r>
-        <w:rPr>
-          <w:rStyle w:val="SourceText"/>
-        </w:rPr>
-        <w:t>crew_ticket.py validate --ticket &lt;id&gt;</w:t>
-      </w:r>
-      <w:r>
-        <w:rPr/>
-        <w:t xml:space="preserve">. </w:t>
+        <w:t xml:space="preserve">Any other file needs a current approval and a path inside Touch. </w:t>
       </w:r>
     </w:p>
     <w:p>
@@ -2662,12 +2657,373 @@
           <w:tab w:val="left" w:pos="829" w:leader="none"/>
         </w:tabs>
         <w:bidi w:val="0"/>
+        <w:spacing w:before="120" w:after="0"/>
         <w:ind w:hanging="283" w:left="829"/>
         <w:jc w:val="left"/>
         <w:rPr/>
       </w:pPr>
       <w:r>
         <w:rPr/>
+        <w:t xml:space="preserve">Nothing else is exempt, including </w:t>
+      </w:r>
+      <w:r>
+        <w:rPr>
+          <w:rStyle w:val="SourceText"/>
+        </w:rPr>
+        <w:t>.crew/</w:t>
+      </w:r>
+      <w:r>
+        <w:rPr/>
+        <w:t xml:space="preserve">, </w:t>
+      </w:r>
+      <w:r>
+        <w:rPr>
+          <w:rStyle w:val="SourceText"/>
+        </w:rPr>
+        <w:t>TODO.md</w:t>
+      </w:r>
+      <w:r>
+        <w:rPr/>
+        <w:t xml:space="preserve">, </w:t>
+      </w:r>
+      <w:r>
+        <w:rPr>
+          <w:rStyle w:val="SourceText"/>
+        </w:rPr>
+        <w:t>.claude/</w:t>
+      </w:r>
+      <w:r>
+        <w:rPr/>
+        <w:t xml:space="preserve"> and crew's own policy files. If the ticket changes one of them, list it in Touch. </w:t>
+      </w:r>
+    </w:p>
+    <w:p>
+      <w:pPr>
+        <w:pStyle w:val="BodyText"/>
+        <w:numPr>
+          <w:ilvl w:val="0"/>
+          <w:numId w:val="6"/>
+        </w:numPr>
+        <w:tabs>
+          <w:tab w:val="clear" w:pos="1134"/>
+          <w:tab w:val="left" w:pos="829" w:leader="none"/>
+        </w:tabs>
+        <w:bidi w:val="0"/>
+        <w:ind w:hanging="283" w:left="829"/>
+        <w:jc w:val="left"/>
+        <w:rPr/>
+      </w:pPr>
+      <w:r>
+        <w:rPr/>
+        <w:t xml:space="preserve">Approval receipts, the review ledger and the scope base are always refused. </w:t>
+      </w:r>
+    </w:p>
+    <w:p>
+      <w:pPr>
+        <w:pStyle w:val="BodyText"/>
+        <w:bidi w:val="0"/>
+        <w:jc w:val="left"/>
+        <w:rPr/>
+      </w:pPr>
+      <w:r>
+        <w:rPr/>
+        <w:t xml:space="preserve">The guard checks the real file a symlink points to and the path as written, so a link cannot move a write into or out of scope. </w:t>
+      </w:r>
+      <w:r>
+        <w:rPr>
+          <w:rStyle w:val="SourceText"/>
+        </w:rPr>
+        <w:t>..</w:t>
+      </w:r>
+      <w:r>
+        <w:rPr/>
+        <w:t xml:space="preserve"> is resolved the way the operating system resolves it. Refusals look like this:</w:t>
+      </w:r>
+    </w:p>
+    <w:p>
+      <w:pPr>
+        <w:pStyle w:val="PreformattedText"/>
+        <w:bidi w:val="0"/>
+        <w:jc w:val="left"/>
+        <w:rPr/>
+      </w:pPr>
+      <w:r>
+        <w:rPr>
+          <w:rStyle w:val="SourceText"/>
+        </w:rPr>
+        <w:t>SCOPE GUARD: refused Edit on other/keep.py.</w:t>
+      </w:r>
+    </w:p>
+    <w:p>
+      <w:pPr>
+        <w:pStyle w:val="PreformattedText"/>
+        <w:bidi w:val="0"/>
+        <w:jc w:val="left"/>
+        <w:rPr/>
+      </w:pPr>
+      <w:r>
+        <w:rPr>
+          <w:rStyle w:val="SourceText"/>
+        </w:rPr>
+        <w:t xml:space="preserve">  </w:t>
+      </w:r>
+      <w:r>
+        <w:rPr>
+          <w:rStyle w:val="SourceText"/>
+        </w:rPr>
+        <w:t>Reason: other/keep.py is outside T-0042's spec ## Touch.</w:t>
+      </w:r>
+    </w:p>
+    <w:p>
+      <w:pPr>
+        <w:pStyle w:val="PreformattedText"/>
+        <w:bidi w:val="0"/>
+        <w:jc w:val="left"/>
+        <w:rPr/>
+      </w:pPr>
+      <w:r>
+        <w:rPr>
+          <w:rStyle w:val="SourceText"/>
+        </w:rPr>
+        <w:t xml:space="preserve">  </w:t>
+      </w:r>
+      <w:r>
+        <w:rPr>
+          <w:rStyle w:val="SourceText"/>
+        </w:rPr>
+        <w:t>To widen scope: amend .work/tickets/T-0042/spec.md ## Touch (and plan.md), then ask the user to type</w:t>
+      </w:r>
+    </w:p>
+    <w:p>
+      <w:pPr>
+        <w:pStyle w:val="PreformattedText"/>
+        <w:bidi w:val="0"/>
+        <w:jc w:val="left"/>
+        <w:rPr/>
+      </w:pPr>
+      <w:r>
+        <w:rPr>
+          <w:rStyle w:val="SourceText"/>
+        </w:rPr>
+        <w:t xml:space="preserve">  </w:t>
+      </w:r>
+      <w:r>
+        <w:rPr>
+          <w:rStyle w:val="SourceText"/>
+        </w:rPr>
+        <w:t>`/crew:approve T-0042`. (scope.mode is block)</w:t>
+      </w:r>
+    </w:p>
+    <w:p>
+      <w:pPr>
+        <w:pStyle w:val="Heading3"/>
+        <w:bidi w:val="0"/>
+        <w:ind w:hanging="0" w:left="0" w:right="0"/>
+        <w:jc w:val="left"/>
+        <w:rPr/>
+      </w:pPr>
+      <w:bookmarkStart w:id="10" w:name="at-the-end-of-a-turn-the-completion-audi"/>
+      <w:bookmarkEnd w:id="10"/>
+      <w:r>
+        <w:rPr/>
+        <w:t>At the End of a Turn: The Completion Audit</w:t>
+      </w:r>
+    </w:p>
+    <w:p>
+      <w:pPr>
+        <w:pStyle w:val="BodyText"/>
+        <w:bidi w:val="0"/>
+        <w:jc w:val="left"/>
+        <w:rPr/>
+      </w:pPr>
+      <w:r>
+        <w:rPr/>
+        <w:t xml:space="preserve">The guard only sees the editing tools. A </w:t>
+      </w:r>
+      <w:r>
+        <w:rPr>
+          <w:rStyle w:val="SourceText"/>
+        </w:rPr>
+        <w:t>sed -i</w:t>
+      </w:r>
+      <w:r>
+        <w:rPr/>
+        <w:t xml:space="preserve">, a shell redirect or a formatter can still change files. So when the session stops, the completion audit compares the whole tree with the commit the ticket started from. It covers committed, staged, unstaged and untracked changes, and both ends of a rename. If any changed path is outside Touch, the audit blocks the stop and lists the paths in six lines or fewer. It never blocks the continuation it caused. </w:t>
+      </w:r>
+      <w:r>
+        <w:rPr>
+          <w:rStyle w:val="SourceText"/>
+        </w:rPr>
+        <w:t>/crew:done</w:t>
+      </w:r>
+      <w:r>
+        <w:rPr/>
+        <w:t xml:space="preserve"> runs the same check:</w:t>
+      </w:r>
+    </w:p>
+    <w:p>
+      <w:pPr>
+        <w:pStyle w:val="PreformattedText"/>
+        <w:bidi w:val="0"/>
+        <w:jc w:val="left"/>
+        <w:rPr/>
+      </w:pPr>
+      <w:r>
+        <w:rPr>
+          <w:rStyle w:val="SourceText"/>
+        </w:rPr>
+        <w:t>python3 &lt;crew&gt;/hooks/scripts/completion_audit.py --check --ticket T-0042</w:t>
+      </w:r>
+    </w:p>
+    <w:p>
+      <w:pPr>
+        <w:pStyle w:val="BodyText"/>
+        <w:bidi w:val="0"/>
+        <w:jc w:val="left"/>
+        <w:rPr/>
+      </w:pPr>
+      <w:r>
+        <w:rPr/>
+        <w:t xml:space="preserve">The audit sees what git sees. Gitignored files, including everything under </w:t>
+      </w:r>
+      <w:r>
+        <w:rPr>
+          <w:rStyle w:val="SourceText"/>
+        </w:rPr>
+        <w:t>.crew/</w:t>
+      </w:r>
+      <w:r>
+        <w:rPr/>
+        <w:t xml:space="preserve">, and </w:t>
+      </w:r>
+      <w:r>
+        <w:rPr>
+          <w:rStyle w:val="SourceText"/>
+        </w:rPr>
+        <w:t>.work/</w:t>
+      </w:r>
+      <w:r>
+        <w:rPr/>
+        <w:t xml:space="preserve"> are outside it.</w:t>
+      </w:r>
+    </w:p>
+    <w:p>
+      <w:pPr>
+        <w:pStyle w:val="Heading3"/>
+        <w:bidi w:val="0"/>
+        <w:ind w:hanging="0" w:left="0" w:right="0"/>
+        <w:jc w:val="left"/>
+        <w:rPr/>
+      </w:pPr>
+      <w:bookmarkStart w:id="11" w:name="amending-scope"/>
+      <w:bookmarkEnd w:id="11"/>
+      <w:r>
+        <w:rPr/>
+        <w:t>Amending Scope</w:t>
+      </w:r>
+    </w:p>
+    <w:p>
+      <w:pPr>
+        <w:pStyle w:val="BodyText"/>
+        <w:numPr>
+          <w:ilvl w:val="0"/>
+          <w:numId w:val="7"/>
+        </w:numPr>
+        <w:tabs>
+          <w:tab w:val="clear" w:pos="1134"/>
+          <w:tab w:val="left" w:pos="829" w:leader="none"/>
+        </w:tabs>
+        <w:bidi w:val="0"/>
+        <w:spacing w:before="120" w:after="0"/>
+        <w:ind w:hanging="283" w:left="829"/>
+        <w:jc w:val="left"/>
+        <w:rPr/>
+      </w:pPr>
+      <w:r>
+        <w:rPr/>
+        <w:t xml:space="preserve">Edit </w:t>
+      </w:r>
+      <w:r>
+        <w:rPr>
+          <w:rStyle w:val="SourceText"/>
+        </w:rPr>
+        <w:t>spec.md</w:t>
+      </w:r>
+      <w:r>
+        <w:rPr/>
+        <w:t xml:space="preserve"> </w:t>
+      </w:r>
+      <w:r>
+        <w:rPr>
+          <w:rStyle w:val="SourceText"/>
+        </w:rPr>
+        <w:t>## Touch</w:t>
+      </w:r>
+      <w:r>
+        <w:rPr/>
+        <w:t xml:space="preserve"> to add the path. Update </w:t>
+      </w:r>
+      <w:r>
+        <w:rPr>
+          <w:rStyle w:val="SourceText"/>
+        </w:rPr>
+        <w:t>plan.md</w:t>
+      </w:r>
+      <w:r>
+        <w:rPr/>
+        <w:t xml:space="preserve"> if a step now changes it. </w:t>
+      </w:r>
+    </w:p>
+    <w:p>
+      <w:pPr>
+        <w:pStyle w:val="BodyText"/>
+        <w:numPr>
+          <w:ilvl w:val="0"/>
+          <w:numId w:val="7"/>
+        </w:numPr>
+        <w:tabs>
+          <w:tab w:val="clear" w:pos="1134"/>
+          <w:tab w:val="left" w:pos="829" w:leader="none"/>
+        </w:tabs>
+        <w:bidi w:val="0"/>
+        <w:spacing w:before="120" w:after="0"/>
+        <w:ind w:hanging="283" w:left="829"/>
+        <w:jc w:val="left"/>
+        <w:rPr/>
+      </w:pPr>
+      <w:r>
+        <w:rPr/>
+        <w:t xml:space="preserve">Run </w:t>
+      </w:r>
+      <w:r>
+        <w:rPr>
+          <w:rStyle w:val="SourceText"/>
+        </w:rPr>
+        <w:t>crew_ticket.py validate --ticket &lt;id&gt;</w:t>
+      </w:r>
+      <w:r>
+        <w:rPr/>
+        <w:t xml:space="preserve">. </w:t>
+      </w:r>
+    </w:p>
+    <w:p>
+      <w:pPr>
+        <w:pStyle w:val="BodyText"/>
+        <w:numPr>
+          <w:ilvl w:val="0"/>
+          <w:numId w:val="7"/>
+        </w:numPr>
+        <w:tabs>
+          <w:tab w:val="clear" w:pos="1134"/>
+          <w:tab w:val="left" w:pos="829" w:leader="none"/>
+        </w:tabs>
+        <w:bidi w:val="0"/>
+        <w:ind w:hanging="283" w:left="829"/>
+        <w:jc w:val="left"/>
+        <w:rPr/>
+      </w:pPr>
+      <w:r>
+        <w:rPr/>
         <w:t xml:space="preserve">Type </w:t>
       </w:r>
       <w:r>
@@ -2701,8 +3057,8 @@
         <w:jc w:val="left"/>
         <w:rPr/>
       </w:pPr>
-      <w:bookmarkStart w:id="11" w:name="after-two-review-rounds-a-successor-plan"/>
-      <w:bookmarkEnd w:id="11"/>
+      <w:bookmarkStart w:id="12" w:name="after-two-review-rounds-a-successor-plan"/>
+      <w:bookmarkEnd w:id="12"/>
       <w:r>
         <w:rPr/>
         <w:t>After Two Review Rounds: A Successor Plan</w:t>
@@ -2758,8 +3114,8 @@
         <w:jc w:val="left"/>
         <w:rPr/>
       </w:pPr>
-      <w:bookmarkStart w:id="12" w:name="modes"/>
-      <w:bookmarkEnd w:id="12"/>
+      <w:bookmarkStart w:id="13" w:name="modes"/>
+      <w:bookmarkEnd w:id="13"/>
       <w:r>
         <w:rPr/>
         <w:t>Modes</w:t>
@@ -3118,8 +3474,8 @@
         <w:jc w:val="left"/>
         <w:rPr/>
       </w:pPr>
-      <w:bookmarkStart w:id="13" w:name="which-ticket-is-active"/>
-      <w:bookmarkEnd w:id="13"/>
+      <w:bookmarkStart w:id="14" w:name="which-ticket-is-active"/>
+      <w:bookmarkEnd w:id="14"/>
       <w:r>
         <w:rPr/>
         <w:t>Which Ticket Is Active</w:t>
@@ -3339,6 +3695,125 @@
   <w:abstractNum w:abstractNumId="2">
     <w:lvl w:ilvl="0">
       <w:start w:val="1"/>
+      <w:numFmt w:val="decimal"/>
+      <w:lvlText w:val="%1."/>
+      <w:lvlJc w:val="left"/>
+      <w:pPr>
+        <w:tabs>
+          <w:tab w:val="num" w:pos="709"/>
+        </w:tabs>
+        <w:ind w:left="709" w:hanging="283"/>
+      </w:pPr>
+      <w:rPr/>
+    </w:lvl>
+    <w:lvl w:ilvl="1">
+      <w:start w:val="1"/>
+      <w:numFmt w:val="decimal"/>
+      <w:lvlText w:val="%2."/>
+      <w:lvlJc w:val="left"/>
+      <w:pPr>
+        <w:tabs>
+          <w:tab w:val="num" w:pos="1418"/>
+        </w:tabs>
+        <w:ind w:left="1418" w:hanging="283"/>
+      </w:pPr>
+      <w:rPr/>
+    </w:lvl>
+    <w:lvl w:ilvl="2">
+      <w:start w:val="1"/>
+      <w:numFmt w:val="decimal"/>
+      <w:lvlText w:val="%3."/>
+      <w:lvlJc w:val="left"/>
+      <w:pPr>
+        <w:tabs>
+          <w:tab w:val="num" w:pos="2127"/>
+        </w:tabs>
+        <w:ind w:left="2127" w:hanging="283"/>
+      </w:pPr>
+      <w:rPr/>
+    </w:lvl>
+    <w:lvl w:ilvl="3">
+      <w:start w:val="1"/>
+      <w:numFmt w:val="decimal"/>
+      <w:lvlText w:val="%4."/>
+      <w:lvlJc w:val="left"/>
+      <w:pPr>
+        <w:tabs>
+          <w:tab w:val="num" w:pos="2836"/>
+        </w:tabs>
+        <w:ind w:left="2836" w:hanging="283"/>
+      </w:pPr>
+      <w:rPr/>
+    </w:lvl>
+    <w:lvl w:ilvl="4">
+      <w:start w:val="1"/>
+      <w:numFmt w:val="decimal"/>
+      <w:lvlText w:val="%5."/>
+      <w:lvlJc w:val="left"/>
+      <w:pPr>
+        <w:tabs>
+          <w:tab w:val="num" w:pos="3545"/>
+        </w:tabs>
+        <w:ind w:left="3545" w:hanging="283"/>
+      </w:pPr>
+      <w:rPr/>
+    </w:lvl>
+    <w:lvl w:ilvl="5">
+      <w:start w:val="1"/>
+      <w:numFmt w:val="decimal"/>
+      <w:lvlText w:val="%6."/>
+      <w:lvlJc w:val="left"/>
+      <w:pPr>
+        <w:tabs>
+          <w:tab w:val="num" w:pos="4254"/>
+        </w:tabs>
+        <w:ind w:left="4254" w:hanging="283"/>
+      </w:pPr>
+      <w:rPr/>
+    </w:lvl>
+    <w:lvl w:ilvl="6">
+      <w:start w:val="1"/>
+      <w:numFmt w:val="decimal"/>
+      <w:lvlText w:val="%7."/>
+      <w:lvlJc w:val="left"/>
+      <w:pPr>
+        <w:tabs>
+          <w:tab w:val="num" w:pos="4963"/>
+        </w:tabs>
+        <w:ind w:left="4963" w:hanging="283"/>
+      </w:pPr>
+      <w:rPr/>
+    </w:lvl>
+    <w:lvl w:ilvl="7">
+      <w:start w:val="1"/>
+      <w:numFmt w:val="decimal"/>
+      <w:lvlText w:val="%8."/>
+      <w:lvlJc w:val="left"/>
+      <w:pPr>
+        <w:tabs>
+          <w:tab w:val="num" w:pos="5672"/>
+        </w:tabs>
+        <w:ind w:left="5672" w:hanging="283"/>
+      </w:pPr>
+      <w:rPr/>
+    </w:lvl>
+    <w:lvl w:ilvl="8">
+      <w:start w:val="1"/>
+      <w:numFmt w:val="decimal"/>
+      <w:lvlText w:val="%9."/>
+      <w:lvlJc w:val="left"/>
+      <w:pPr>
+        <w:tabs>
+          <w:tab w:val="num" w:pos="6381"/>
+        </w:tabs>
+        <w:ind w:left="6381" w:hanging="283"/>
+      </w:pPr>
+      <w:rPr/>
+    </w:lvl>
+  </w:abstractNum>
+  <w:abstractNum w:abstractNumId="3">
+    <w:lvl w:ilvl="0">
+      <w:start w:val="1"/>
       <w:numFmt w:val="bullet"/>
       <w:lvlText w:val=""/>
       <w:lvlJc w:val="left"/>
@@ -3473,7 +3948,7 @@
       </w:rPr>
     </w:lvl>
   </w:abstractNum>
-  <w:abstractNum w:abstractNumId="3">
+  <w:abstractNum w:abstractNumId="4">
     <w:lvl w:ilvl="0">
       <w:start w:val="1"/>
       <w:numFmt w:val="bullet"/>
@@ -3610,7 +4085,7 @@
       </w:rPr>
     </w:lvl>
   </w:abstractNum>
-  <w:abstractNum w:abstractNumId="4">
+  <w:abstractNum w:abstractNumId="5">
     <w:lvl w:ilvl="0">
       <w:start w:val="1"/>
       <w:numFmt w:val="bullet"/>
@@ -3747,7 +4222,7 @@
       </w:rPr>
     </w:lvl>
   </w:abstractNum>
-  <w:abstractNum w:abstractNumId="5">
+  <w:abstractNum w:abstractNumId="6">
     <w:lvl w:ilvl="0">
       <w:start w:val="1"/>
       <w:numFmt w:val="bullet"/>
@@ -3884,7 +4359,7 @@
       </w:rPr>
     </w:lvl>
   </w:abstractNum>
-  <w:abstractNum w:abstractNumId="6">
+  <w:abstractNum w:abstractNumId="7">
     <w:lvl w:ilvl="0">
       <w:start w:val="1"/>
       <w:numFmt w:val="decimal"/>
@@ -4003,7 +4478,7 @@
       <w:rPr/>
     </w:lvl>
   </w:abstractNum>
-  <w:abstractNum w:abstractNumId="7">
+  <w:abstractNum w:abstractNumId="8">
     <w:lvl w:ilvl="0">
       <w:start w:val="1"/>
       <w:numFmt w:val="none"/>
@@ -4144,6 +4619,9 @@
   </w:num>
   <w:num w:numId="7">
     <w:abstractNumId w:val="7"/>
+  </w:num>
+  <w:num w:numId="8">
+    <w:abstractNumId w:val="8"/>
   </w:num>
 </w:numbering>
 </file>

--- a/docs/guides/crew/crew-1.0-daily-workflow.docx
+++ b/docs/guides/crew/crew-1.0-daily-workflow.docx
@@ -2440,7 +2440,87 @@
       </w:r>
       <w:r>
         <w:rPr/>
-        <w:t>, so the session cannot approve its own plan. The approval is a step you take, not a lock.</w:t>
+        <w:t xml:space="preserve">, so the session cannot approve its own plan. The one exception is opt-in: with </w:t>
+      </w:r>
+      <w:r>
+        <w:rPr>
+          <w:rStyle w:val="SourceText"/>
+        </w:rPr>
+        <w:t>scope.allowCliApproval: true</w:t>
+      </w:r>
+      <w:r>
+        <w:rPr/>
+        <w:t xml:space="preserve"> and </w:t>
+      </w:r>
+      <w:r>
+        <w:rPr>
+          <w:rStyle w:val="SourceText"/>
+        </w:rPr>
+        <w:t>autopilot.approval</w:t>
+      </w:r>
+      <w:r>
+        <w:rPr/>
+        <w:t xml:space="preserve"> set to </w:t>
+      </w:r>
+      <w:r>
+        <w:rPr>
+          <w:rStyle w:val="SourceText"/>
+        </w:rPr>
+        <w:t>self</w:t>
+      </w:r>
+      <w:r>
+        <w:rPr/>
+        <w:t xml:space="preserve"> (or </w:t>
+      </w:r>
+      <w:r>
+        <w:rPr>
+          <w:rStyle w:val="SourceText"/>
+        </w:rPr>
+        <w:t>risk</w:t>
+      </w:r>
+      <w:r>
+        <w:rPr/>
+        <w:t xml:space="preserve">, for a </w:t>
+      </w:r>
+      <w:r>
+        <w:rPr>
+          <w:rStyle w:val="SourceText"/>
+        </w:rPr>
+        <w:t>risk: low</w:t>
+      </w:r>
+      <w:r>
+        <w:rPr/>
+        <w:t xml:space="preserve"> spec), </w:t>
+      </w:r>
+      <w:r>
+        <w:rPr>
+          <w:rStyle w:val="SourceText"/>
+        </w:rPr>
+        <w:t>/crew:autopilot</w:t>
+      </w:r>
+      <w:r>
+        <w:rPr/>
+        <w:t xml:space="preserve"> runs </w:t>
+      </w:r>
+      <w:r>
+        <w:rPr>
+          <w:rStyle w:val="SourceText"/>
+        </w:rPr>
+        <w:t>crew_autopilot.py approve</w:t>
+      </w:r>
+      <w:r>
+        <w:rPr/>
+        <w:t xml:space="preserve">, which writes an </w:t>
+      </w:r>
+      <w:r>
+        <w:rPr>
+          <w:rStyle w:val="SourceText"/>
+        </w:rPr>
+        <w:t>autopilot</w:t>
+      </w:r>
+      <w:r>
+        <w:rPr/>
+        <w:t xml:space="preserve"> receipt and nothing else. Both default off, so out of the box nothing self-approves. The approval is a step you take, not a lock.</w:t>
       </w:r>
     </w:p>
     <w:p>

--- a/docs/guides/crew/crew-1.0-daily-workflow.docx
+++ b/docs/guides/crew/crew-1.0-daily-workflow.docx
@@ -2510,17 +2510,37 @@
       </w:r>
       <w:r>
         <w:rPr/>
-        <w:t xml:space="preserve">, which writes an </w:t>
-      </w:r>
-      <w:r>
-        <w:rPr>
-          <w:rStyle w:val="SourceText"/>
-        </w:rPr>
-        <w:t>autopilot</w:t>
-      </w:r>
-      <w:r>
-        <w:rPr/>
-        <w:t xml:space="preserve"> receipt and nothing else. Both default off, so out of the box nothing self-approves. The approval is a step you take, not a lock.</w:t>
+        <w:t xml:space="preserve">. It writes what every approval route writes: </w:t>
+      </w:r>
+      <w:r>
+        <w:rPr>
+          <w:rStyle w:val="SourceText"/>
+        </w:rPr>
+        <w:t>approval.json</w:t>
+      </w:r>
+      <w:r>
+        <w:rPr/>
+        <w:t xml:space="preserve"> (marked </w:t>
+      </w:r>
+      <w:r>
+        <w:rPr>
+          <w:rStyle w:val="SourceText"/>
+        </w:rPr>
+        <w:t>approved_via: "autopilot"</w:t>
+      </w:r>
+      <w:r>
+        <w:rPr/>
+        <w:t xml:space="preserve">), </w:t>
+      </w:r>
+      <w:r>
+        <w:rPr>
+          <w:rStyle w:val="SourceText"/>
+        </w:rPr>
+        <w:t>scope-tickets.json</w:t>
+      </w:r>
+      <w:r>
+        <w:rPr/>
+        <w:t xml:space="preserve"> on a ticket's first approval, and, for a distinct successor plan under a spent review budget, the review ledger moved NEEDS_REPLAN -&gt; IN_REVIEW. Both default off, so out of the box nothing self-approves. The approval is a step you take, not a lock.</w:t>
       </w:r>
     </w:p>
     <w:p>

--- a/docs/guides/crew/crew-1.0-daily-workflow.docx
+++ b/docs/guides/crew/crew-1.0-daily-workflow.docx
@@ -3073,7 +3073,7 @@
       </w:pPr>
       <w:r>
         <w:rPr/>
-        <w:t xml:space="preserve">If a ticket uses both review rounds without an accepted receipt, it moves to </w:t>
+        <w:t xml:space="preserve">If a ticket uses both review rounds without an accepted receipt (refunded tool-failure rounds do not count), it moves to </w:t>
       </w:r>
       <w:r>
         <w:rPr>

--- a/docs/guides/crew/crew-1.0-daily-workflow.docx
+++ b/docs/guides/crew/crew-1.0-daily-workflow.docx
@@ -333,7 +333,7 @@
       </w:r>
       <w:r>
         <w:rPr/>
-        <w:t xml:space="preserve"> (Files/Test/Risk each), checks every Files: entry against the spec's Touch globs, and enters </w:t>
+        <w:t xml:space="preserve"> (Files/Test/Risk/Standards each), checks every Files: entry against the spec's Touch globs, and enters </w:t>
       </w:r>
       <w:r>
         <w:rPr>
@@ -453,6 +453,74 @@
         <w:rPr>
           <w:rStyle w:val="Strong"/>
         </w:rPr>
+        <w:t>6b. The standards self-check.</w:t>
+      </w:r>
+      <w:r>
+        <w:rPr/>
+        <w:t xml:space="preserve"> Before the review, the session answers every development standard in the effective set (crew's generic GEN standards, any per-language set a changed file matches, and this repository's </w:t>
+      </w:r>
+      <w:r>
+        <w:rPr>
+          <w:rStyle w:val="SourceText"/>
+        </w:rPr>
+        <w:t>.crew/standards.md</w:t>
+      </w:r>
+      <w:r>
+        <w:rPr/>
+        <w:t xml:space="preserve"> overlay) in </w:t>
+      </w:r>
+      <w:r>
+        <w:rPr>
+          <w:rStyle w:val="SourceText"/>
+        </w:rPr>
+        <w:t>.work/tickets/T-0091/selfcheck.md</w:t>
+      </w:r>
+      <w:r>
+        <w:rPr/>
+        <w:t xml:space="preserve">: </w:t>
+      </w:r>
+      <w:r>
+        <w:rPr>
+          <w:rStyle w:val="SourceText"/>
+        </w:rPr>
+        <w:t>addressed</w:t>
+      </w:r>
+      <w:r>
+        <w:rPr/>
+        <w:t xml:space="preserve"> with evidence, or </w:t>
+      </w:r>
+      <w:r>
+        <w:rPr>
+          <w:rStyle w:val="SourceText"/>
+        </w:rPr>
+        <w:t>n/a</w:t>
+      </w:r>
+      <w:r>
+        <w:rPr/>
+        <w:t xml:space="preserve"> with a reason. </w:t>
+      </w:r>
+      <w:r>
+        <w:rPr>
+          <w:rStyle w:val="SourceText"/>
+        </w:rPr>
+        <w:t>crew_standards.py stamp</w:t>
+      </w:r>
+      <w:r>
+        <w:rPr/>
+        <w:t xml:space="preserve"> refuses an incomplete answer sheet and binds a complete one to the exact review bundle, so any later edit needs a new stamp.</w:t>
+      </w:r>
+    </w:p>
+    <w:p>
+      <w:pPr>
+        <w:pStyle w:val="BodyText"/>
+        <w:bidi w:val="0"/>
+        <w:jc w:val="left"/>
+        <w:rPr/>
+      </w:pPr>
+      <w:r>
+        <w:rPr>
+          <w:rStyle w:val="Strong"/>
+        </w:rPr>
         <w:t>7. Review.</w:t>
       </w:r>
       <w:r>
@@ -477,7 +545,7 @@
       </w:r>
       <w:r>
         <w:rPr/>
-        <w:t xml:space="preserve"> last, after tests and docs. Codex reviews the bundle (or Copilot, or the Claude fallback, whichever survives the author-family strike), reports BLOCK/FIX/NIT lines, and you fix the BLOCKs. Two rounds total, ticket-wide — a third is refused and the ticket becomes </w:t>
+        <w:t xml:space="preserve"> last, after tests, docs and the self-check; without a current stamp the review refuses before it spends a round. Codex reviews the bundle (or Copilot, or the Claude fallback, whichever survives the author-family strike), reports BLOCK/FIX/NIT lines, and you fix the BLOCKs. Two rounds total, ticket-wide — a third is refused and the ticket becomes </w:t>
       </w:r>
       <w:r>
         <w:rPr>
@@ -487,7 +555,17 @@
       </w:r>
       <w:r>
         <w:rPr/>
-        <w:t>.</w:t>
+        <w:t xml:space="preserve">. Each round's findings go into a </w:t>
+      </w:r>
+      <w:r>
+        <w:rPr>
+          <w:rStyle w:val="SourceText"/>
+        </w:rPr>
+        <w:t>standards-proposals-r&lt;N&gt;.md</w:t>
+      </w:r>
+      <w:r>
+        <w:rPr/>
+        <w:t xml:space="preserve"> file, one row per finding; you approve or reject each proposed standard, and nothing is added to a standards file on its own.</w:t>
       </w:r>
     </w:p>
     <w:p>
@@ -1572,9 +1650,9 @@
         </w:tblCellMar>
       </w:tblPr>
       <w:tblGrid>
-        <w:gridCol w:w="2912"/>
-        <w:gridCol w:w="4095"/>
-        <w:gridCol w:w="4332"/>
+        <w:gridCol w:w="2608"/>
+        <w:gridCol w:w="3171"/>
+        <w:gridCol w:w="5560"/>
       </w:tblGrid>
       <w:tr>
         <w:trPr>
@@ -1582,7 +1660,7 @@
         </w:trPr>
         <w:tc>
           <w:tcPr>
-            <w:tcW w:w="2912" w:type="dxa"/>
+            <w:tcW w:w="2608" w:type="dxa"/>
             <w:tcBorders/>
             <w:vAlign w:val="center"/>
           </w:tcPr>
@@ -1604,7 +1682,7 @@
         </w:tc>
         <w:tc>
           <w:tcPr>
-            <w:tcW w:w="4095" w:type="dxa"/>
+            <w:tcW w:w="3171" w:type="dxa"/>
             <w:tcBorders/>
             <w:vAlign w:val="center"/>
           </w:tcPr>
@@ -1626,7 +1704,7 @@
         </w:tc>
         <w:tc>
           <w:tcPr>
-            <w:tcW w:w="4332" w:type="dxa"/>
+            <w:tcW w:w="5560" w:type="dxa"/>
             <w:tcBorders/>
             <w:vAlign w:val="center"/>
           </w:tcPr>
@@ -1651,7 +1729,7 @@
         <w:trPr/>
         <w:tc>
           <w:tcPr>
-            <w:tcW w:w="2912" w:type="dxa"/>
+            <w:tcW w:w="2608" w:type="dxa"/>
             <w:tcBorders/>
             <w:vAlign w:val="center"/>
           </w:tcPr>
@@ -1678,7 +1756,7 @@
         </w:tc>
         <w:tc>
           <w:tcPr>
-            <w:tcW w:w="4095" w:type="dxa"/>
+            <w:tcW w:w="3171" w:type="dxa"/>
             <w:tcBorders/>
             <w:vAlign w:val="center"/>
           </w:tcPr>
@@ -1709,7 +1787,7 @@
         </w:tc>
         <w:tc>
           <w:tcPr>
-            <w:tcW w:w="4332" w:type="dxa"/>
+            <w:tcW w:w="5560" w:type="dxa"/>
             <w:tcBorders/>
             <w:vAlign w:val="center"/>
           </w:tcPr>
@@ -1745,7 +1823,7 @@
         <w:trPr/>
         <w:tc>
           <w:tcPr>
-            <w:tcW w:w="2912" w:type="dxa"/>
+            <w:tcW w:w="2608" w:type="dxa"/>
             <w:tcBorders/>
             <w:vAlign w:val="center"/>
           </w:tcPr>
@@ -1766,7 +1844,7 @@
         </w:tc>
         <w:tc>
           <w:tcPr>
-            <w:tcW w:w="4095" w:type="dxa"/>
+            <w:tcW w:w="3171" w:type="dxa"/>
             <w:tcBorders/>
             <w:vAlign w:val="center"/>
           </w:tcPr>
@@ -1787,7 +1865,7 @@
         </w:tc>
         <w:tc>
           <w:tcPr>
-            <w:tcW w:w="4332" w:type="dxa"/>
+            <w:tcW w:w="5560" w:type="dxa"/>
             <w:tcBorders/>
             <w:vAlign w:val="center"/>
           </w:tcPr>
@@ -1821,7 +1899,7 @@
         <w:trPr/>
         <w:tc>
           <w:tcPr>
-            <w:tcW w:w="2912" w:type="dxa"/>
+            <w:tcW w:w="2608" w:type="dxa"/>
             <w:tcBorders/>
             <w:vAlign w:val="center"/>
           </w:tcPr>
@@ -1838,23 +1916,23 @@
               <w:rPr>
                 <w:rStyle w:val="SourceText"/>
               </w:rPr>
-              <w:t>/crew:done</w:t>
-            </w:r>
-            <w:r>
-              <w:rPr/>
-              <w:t xml:space="preserve"> reports </w:t>
+              <w:t>/crew:review</w:t>
+            </w:r>
+            <w:r>
+              <w:rPr/>
+              <w:t xml:space="preserve"> exits 2 with </w:t>
             </w:r>
             <w:r>
               <w:rPr>
                 <w:rStyle w:val="SourceText"/>
               </w:rPr>
-              <w:t>NEEDS_REPLAN</w:t>
+              <w:t>review-run: self-check: ...</w:t>
             </w:r>
           </w:p>
         </w:tc>
         <w:tc>
           <w:tcPr>
-            <w:tcW w:w="4095" w:type="dxa"/>
+            <w:tcW w:w="3171" w:type="dxa"/>
             <w:tcBorders/>
             <w:vAlign w:val="center"/>
           </w:tcPr>
@@ -1869,13 +1947,13 @@
             </w:pPr>
             <w:r>
               <w:rPr/>
-              <w:t>the review budget (two rounds) is spent</w:t>
+              <w:t>the standards self-check is missing, incomplete, or stamped for an earlier state of the change</w:t>
             </w:r>
           </w:p>
         </w:tc>
         <w:tc>
           <w:tcPr>
-            <w:tcW w:w="4332" w:type="dxa"/>
+            <w:tcW w:w="5560" w:type="dxa"/>
             <w:tcBorders/>
             <w:vAlign w:val="center"/>
           </w:tcPr>
@@ -1889,14 +1967,28 @@
               <w:rPr/>
             </w:pPr>
             <w:r>
+              <w:rPr/>
+              <w:t xml:space="preserve">answer </w:t>
+            </w:r>
+            <w:r>
               <w:rPr>
                 <w:rStyle w:val="SourceText"/>
               </w:rPr>
-              <w:t>/crew:plan &lt;id&gt;</w:t>
-            </w:r>
-            <w:r>
-              <w:rPr/>
-              <w:t xml:space="preserve"> for a successor plan; no third round</w:t>
+              <w:t>.work/tickets/&lt;id&gt;/selfcheck.md</w:t>
+            </w:r>
+            <w:r>
+              <w:rPr/>
+              <w:t xml:space="preserve">, run </w:t>
+            </w:r>
+            <w:r>
+              <w:rPr>
+                <w:rStyle w:val="SourceText"/>
+              </w:rPr>
+              <w:t>crew_standards.py stamp --root . --ticket &lt;id&gt;</w:t>
+            </w:r>
+            <w:r>
+              <w:rPr/>
+              <w:t>, rebuild the bundle and run the round again; no round was spent</w:t>
             </w:r>
           </w:p>
         </w:tc>
@@ -1905,7 +1997,7 @@
         <w:trPr/>
         <w:tc>
           <w:tcPr>
-            <w:tcW w:w="2912" w:type="dxa"/>
+            <w:tcW w:w="2608" w:type="dxa"/>
             <w:tcBorders/>
             <w:vAlign w:val="center"/>
           </w:tcPr>
@@ -1926,13 +2018,19 @@
             </w:r>
             <w:r>
               <w:rPr/>
-              <w:t xml:space="preserve"> fails the completion audit</w:t>
+              <w:t xml:space="preserve"> reports </w:t>
+            </w:r>
+            <w:r>
+              <w:rPr>
+                <w:rStyle w:val="SourceText"/>
+              </w:rPr>
+              <w:t>NEEDS_REPLAN</w:t>
             </w:r>
           </w:p>
         </w:tc>
         <w:tc>
           <w:tcPr>
-            <w:tcW w:w="4095" w:type="dxa"/>
+            <w:tcW w:w="3171" w:type="dxa"/>
             <w:tcBorders/>
             <w:vAlign w:val="center"/>
           </w:tcPr>
@@ -1947,13 +2045,91 @@
             </w:pPr>
             <w:r>
               <w:rPr/>
-              <w:t>a path outside scope changed, including one a shell command wrote</w:t>
+              <w:t>the review budget (two rounds) is spent</w:t>
             </w:r>
           </w:p>
         </w:tc>
         <w:tc>
           <w:tcPr>
-            <w:tcW w:w="4332" w:type="dxa"/>
+            <w:tcW w:w="5560" w:type="dxa"/>
+            <w:tcBorders/>
+            <w:vAlign w:val="center"/>
+          </w:tcPr>
+          <w:p>
+            <w:pPr>
+              <w:pStyle w:val="TableContents"/>
+              <w:shd w:fill="2E3440" w:val="clear"/>
+              <w:bidi w:val="0"/>
+              <w:spacing w:before="120" w:after="120"/>
+              <w:jc w:val="left"/>
+              <w:rPr/>
+            </w:pPr>
+            <w:r>
+              <w:rPr>
+                <w:rStyle w:val="SourceText"/>
+              </w:rPr>
+              <w:t>/crew:plan &lt;id&gt;</w:t>
+            </w:r>
+            <w:r>
+              <w:rPr/>
+              <w:t xml:space="preserve"> for a successor plan; no third round</w:t>
+            </w:r>
+          </w:p>
+        </w:tc>
+      </w:tr>
+      <w:tr>
+        <w:trPr/>
+        <w:tc>
+          <w:tcPr>
+            <w:tcW w:w="2608" w:type="dxa"/>
+            <w:tcBorders/>
+            <w:vAlign w:val="center"/>
+          </w:tcPr>
+          <w:p>
+            <w:pPr>
+              <w:pStyle w:val="TableContents"/>
+              <w:shd w:fill="2E3440" w:val="clear"/>
+              <w:bidi w:val="0"/>
+              <w:spacing w:before="120" w:after="120"/>
+              <w:jc w:val="left"/>
+              <w:rPr/>
+            </w:pPr>
+            <w:r>
+              <w:rPr>
+                <w:rStyle w:val="SourceText"/>
+              </w:rPr>
+              <w:t>/crew:done</w:t>
+            </w:r>
+            <w:r>
+              <w:rPr/>
+              <w:t xml:space="preserve"> fails the completion audit</w:t>
+            </w:r>
+          </w:p>
+        </w:tc>
+        <w:tc>
+          <w:tcPr>
+            <w:tcW w:w="3171" w:type="dxa"/>
+            <w:tcBorders/>
+            <w:vAlign w:val="center"/>
+          </w:tcPr>
+          <w:p>
+            <w:pPr>
+              <w:pStyle w:val="TableContents"/>
+              <w:shd w:fill="2E3440" w:val="clear"/>
+              <w:bidi w:val="0"/>
+              <w:spacing w:before="120" w:after="120"/>
+              <w:jc w:val="left"/>
+              <w:rPr/>
+            </w:pPr>
+            <w:r>
+              <w:rPr/>
+              <w:t>a path outside scope changed, including one a shell command wrote</w:t>
+            </w:r>
+          </w:p>
+        </w:tc>
+        <w:tc>
+          <w:tcPr>
+            <w:tcW w:w="5560" w:type="dxa"/>
             <w:tcBorders/>
             <w:vAlign w:val="center"/>
           </w:tcPr>

--- a/docs/guides/crew/crew-1.0-daily-workflow.docx
+++ b/docs/guides/crew/crew-1.0-daily-workflow.docx
@@ -515,7 +515,7 @@
       </w:r>
       <w:r>
         <w:rPr/>
-        <w:t>. Three checks, all required: the review receipt rebuilds clean, the verify gate is clean, and the completion audit (the whole tree diffed against the scope base) finds nothing outside scope. Any one failing refuses the close and names what to fix. On success it appends a metrics row, marks the ticket done, and clears a stale handoff.</w:t>
+        <w:t>. Three checks, all required: the review receipt rebuilds clean, the verify gate is clean, and the completion audit (the whole tree diffed against the scope base, not counting a file that is byte-identical to main as last merged) finds nothing outside scope. Any one failing refuses the close and names what to fix. On success it appends a metrics row, marks the ticket done, and clears a stale handoff.</w:t>
       </w:r>
     </w:p>
     <w:p>
@@ -2848,7 +2848,7 @@
       </w:r>
       <w:r>
         <w:rPr/>
-        <w:t xml:space="preserve">, a shell redirect or a formatter can still change files. So when the session stops, the completion audit compares the whole tree with the commit the ticket started from. It covers committed, staged, unstaged and untracked changes, and both ends of a rename. If any changed path is outside Touch, the audit blocks the stop and lists the paths in six lines or fewer. It never blocks the continuation it caused. </w:t>
+        <w:t xml:space="preserve">, a shell redirect or a formatter can still change files. So when the session stops, the completion audit compares the whole tree with the commit the ticket started from. It covers committed, staged, unstaged and untracked changes, and both ends of a rename. After you merge main, a file byte-identical to the merged main commit is not counted: it is main's change, not the ticket's; the verdict names that commit. If any changed path is outside Touch, the audit blocks the stop and lists the paths in six lines or fewer. It never blocks the continuation it caused. </w:t>
       </w:r>
       <w:r>
         <w:rPr>

--- a/docs/guides/crew/crew-1.0-daily-workflow.docx
+++ b/docs/guides/crew/crew-1.0-daily-workflow.docx
@@ -2664,37 +2664,27 @@
       </w:pPr>
       <w:r>
         <w:rPr/>
-        <w:t xml:space="preserve">Nothing else is exempt, including </w:t>
-      </w:r>
-      <w:r>
-        <w:rPr>
-          <w:rStyle w:val="SourceText"/>
-        </w:rPr>
-        <w:t>.crew/</w:t>
-      </w:r>
-      <w:r>
-        <w:rPr/>
-        <w:t xml:space="preserve">, </w:t>
-      </w:r>
-      <w:r>
-        <w:rPr>
-          <w:rStyle w:val="SourceText"/>
-        </w:rPr>
-        <w:t>TODO.md</w:t>
-      </w:r>
-      <w:r>
-        <w:rPr/>
-        <w:t xml:space="preserve">, </w:t>
-      </w:r>
-      <w:r>
-        <w:rPr>
-          <w:rStyle w:val="SourceText"/>
-        </w:rPr>
-        <w:t>.claude/</w:t>
-      </w:r>
-      <w:r>
-        <w:rPr/>
-        <w:t xml:space="preserve"> and crew's own policy files. If the ticket changes one of them, list it in Touch. </w:t>
+        <w:t xml:space="preserve">The code map, the diagrams dir, the graph dir and </w:t>
+      </w:r>
+      <w:r>
+        <w:rPr>
+          <w:rStyle w:val="SourceText"/>
+        </w:rPr>
+        <w:t>.claude/rules/</w:t>
+      </w:r>
+      <w:r>
+        <w:rPr/>
+        <w:t xml:space="preserve"> are writable for an approved ticket, because </w:t>
+      </w:r>
+      <w:r>
+        <w:rPr>
+          <w:rStyle w:val="SourceText"/>
+        </w:rPr>
+        <w:t>/crew:implement</w:t>
+      </w:r>
+      <w:r>
+        <w:rPr/>
+        <w:t xml:space="preserve"> step 6 refreshes them. </w:t>
       </w:r>
     </w:p>
     <w:p>
@@ -2709,6 +2699,58 @@
           <w:tab w:val="left" w:pos="829" w:leader="none"/>
         </w:tabs>
         <w:bidi w:val="0"/>
+        <w:spacing w:before="120" w:after="0"/>
+        <w:ind w:hanging="283" w:left="829"/>
+        <w:jc w:val="left"/>
+        <w:rPr/>
+      </w:pPr>
+      <w:r>
+        <w:rPr/>
+        <w:t xml:space="preserve">Nothing else is exempt: </w:t>
+      </w:r>
+      <w:r>
+        <w:rPr>
+          <w:rStyle w:val="SourceText"/>
+        </w:rPr>
+        <w:t>.crew/</w:t>
+      </w:r>
+      <w:r>
+        <w:rPr/>
+        <w:t xml:space="preserve"> beyond the code map, </w:t>
+      </w:r>
+      <w:r>
+        <w:rPr>
+          <w:rStyle w:val="SourceText"/>
+        </w:rPr>
+        <w:t>TODO.md</w:t>
+      </w:r>
+      <w:r>
+        <w:rPr/>
+        <w:t xml:space="preserve">, the rest of </w:t>
+      </w:r>
+      <w:r>
+        <w:rPr>
+          <w:rStyle w:val="SourceText"/>
+        </w:rPr>
+        <w:t>.claude/</w:t>
+      </w:r>
+      <w:r>
+        <w:rPr/>
+        <w:t xml:space="preserve"> and crew's own policy files. If the ticket changes one of them, list it in Touch. </w:t>
+      </w:r>
+    </w:p>
+    <w:p>
+      <w:pPr>
+        <w:pStyle w:val="BodyText"/>
+        <w:numPr>
+          <w:ilvl w:val="0"/>
+          <w:numId w:val="6"/>
+        </w:numPr>
+        <w:tabs>
+          <w:tab w:val="clear" w:pos="1134"/>
+          <w:tab w:val="left" w:pos="829" w:leader="none"/>
+        </w:tabs>
+        <w:bidi w:val="0"/>
         <w:ind w:hanging="283" w:left="829"/>
         <w:jc w:val="left"/>
         <w:rPr/>
@@ -2848,7 +2890,69 @@
       </w:r>
       <w:r>
         <w:rPr/>
-        <w:t xml:space="preserve">, a shell redirect or a formatter can still change files. So when the session stops, the completion audit compares the whole tree with the commit the ticket started from. It covers committed, staged, unstaged and untracked changes, and both ends of a rename. If any changed path is outside Touch, the audit blocks the stop and lists the paths in six lines or fewer. It never blocks the continuation it caused. </w:t>
+        <w:t>, a shell redirect or a formatter can still change files. So when the session stops, the completion audit compares the whole tree with the commit the ticket started from. It covers committed, staged, unstaged and untracked changes, and both ends of a rename. If any changed path is outside Touch, the audit blocks the stop and lists the paths in six lines or fewer. It never blocks the continuation it caused.</w:t>
+      </w:r>
+    </w:p>
+    <w:p>
+      <w:pPr>
+        <w:pStyle w:val="BodyText"/>
+        <w:bidi w:val="0"/>
+        <w:jc w:val="left"/>
+        <w:rPr/>
+      </w:pPr>
+      <w:r>
+        <w:rPr/>
+        <w:t xml:space="preserve">A changed refresh artifact passes the audit only when a path the ticket changed reaches it and the edit is a re-anchor (the </w:t>
+      </w:r>
+      <w:r>
+        <w:rPr>
+          <w:rStyle w:val="SourceText"/>
+        </w:rPr>
+        <w:t>anchor:</w:t>
+      </w:r>
+      <w:r>
+        <w:rPr/>
+        <w:t xml:space="preserve"> or provenance sha moved to a commit on this branch) or a regeneration (</w:t>
+      </w:r>
+      <w:r>
+        <w:rPr>
+          <w:rStyle w:val="SourceText"/>
+        </w:rPr>
+        <w:t>.claude/rules/</w:t>
+      </w:r>
+      <w:r>
+        <w:rPr/>
+        <w:t xml:space="preserve"> as </w:t>
+      </w:r>
+      <w:r>
+        <w:rPr>
+          <w:rStyle w:val="SourceText"/>
+        </w:rPr>
+        <w:t>crew_instructions.py rules</w:t>
+      </w:r>
+      <w:r>
+        <w:rPr/>
+        <w:t xml:space="preserve"> writes them, the graph after a code change). A map claim edited without a re-anchor is listed with </w:t>
+      </w:r>
+      <w:r>
+        <w:rPr>
+          <w:rStyle w:val="SourceText"/>
+        </w:rPr>
+        <w:t>[anchor did not move]</w:t>
+      </w:r>
+      <w:r>
+        <w:rPr/>
+        <w:t xml:space="preserve">, and belongs in Touch if that is what the ticket means to do. When git cannot answer, the listing says </w:t>
+      </w:r>
+      <w:r>
+        <w:rPr>
+          <w:rStyle w:val="SourceText"/>
+        </w:rPr>
+        <w:t>[could not tell: ...]</w:t>
+      </w:r>
+      <w:r>
+        <w:rPr/>
+        <w:t xml:space="preserve">, and that never passes. </w:t>
       </w:r>
       <w:r>
         <w:rPr>

--- a/docs/guides/crew/crew-1.0-daily-workflow.docx
+++ b/docs/guides/crew/crew-1.0-daily-workflow.docx
@@ -2912,7 +2912,7 @@
       </w:r>
       <w:r>
         <w:rPr/>
-        <w:t xml:space="preserve"> or provenance sha moved to a commit on this branch) or a regeneration (</w:t>
+        <w:t xml:space="preserve"> or provenance sha moved forward to a commit on this branch) or a regeneration (</w:t>
       </w:r>
       <w:r>
         <w:rPr>

--- a/docs/guides/crew/crew-1.0-daily-workflow.docx
+++ b/docs/guides/crew/crew-1.0-daily-workflow.docx
@@ -1257,7 +1257,17 @@
       </w:r>
       <w:r>
         <w:rPr/>
-        <w:t xml:space="preserve"> sits inside the normal eight phases rather than replacing them:</w:t>
+        <w:t xml:space="preserve"> sits inside the normal eight phases rather than replacing them. When the Playwright config lives in a module below the repository root, pass </w:t>
+      </w:r>
+      <w:r>
+        <w:rPr>
+          <w:rStyle w:val="SourceText"/>
+        </w:rPr>
+        <w:t>--module &lt;dir&gt;</w:t>
+      </w:r>
+      <w:r>
+        <w:rPr/>
+        <w:t>: the agents stay at the root, the seed test and specs come from the module, and the guards read that module's config:</w:t>
       </w:r>
     </w:p>
     <w:p>

--- a/docs/guides/crew/crew-1.0-daily-workflow.docx
+++ b/docs/guides/crew/crew-1.0-daily-workflow.docx
@@ -515,7 +515,7 @@
       </w:r>
       <w:r>
         <w:rPr/>
-        <w:t>. Three checks, all required: the review receipt rebuilds clean, the verify gate is clean, and the completion audit (the whole tree diffed against the scope base) finds nothing outside scope. Any one failing refuses the close and names what to fix. On success it appends a metrics row, marks the ticket done, and clears a stale handoff.</w:t>
+        <w:t>. Three checks, all required: the review receipt rebuilds clean, the verify gate is clean, and the completion audit (the whole tree diffed against the scope base, not counting a file that is byte-identical to main as last merged) finds nothing outside scope. Any one failing refuses the close and names what to fix. On success it appends a metrics row, marks the ticket done, and clears a stale handoff.</w:t>
       </w:r>
     </w:p>
     <w:p>
@@ -2948,7 +2948,7 @@
       </w:r>
       <w:r>
         <w:rPr/>
-        <w:t xml:space="preserve">, a shell redirect or a formatter can still change files. So when the session stops, the completion audit compares the whole tree with the commit the ticket started from. It covers committed, staged, unstaged and untracked changes, and both ends of a rename. If any changed path is outside Touch, the audit blocks the stop and lists the paths in six lines or fewer. It never blocks the continuation it caused. </w:t>
+        <w:t xml:space="preserve">, a shell redirect or a formatter can still change files. So when the session stops, the completion audit compares the whole tree with the commit the ticket started from. It covers committed, staged, unstaged and untracked changes, and both ends of a rename. After you merge main, a file byte-identical to the merged main commit is not counted: it is main's change, not the ticket's; the verdict names that commit. If any changed path is outside Touch, the audit blocks the stop and lists the paths in six lines or fewer. It never blocks the continuation it caused. </w:t>
       </w:r>
       <w:r>
         <w:rPr>

--- a/docs/guides/crew/crew-1.0-daily-workflow.docx
+++ b/docs/guides/crew/crew-1.0-daily-workflow.docx
@@ -3173,7 +3173,7 @@
       </w:pPr>
       <w:r>
         <w:rPr/>
-        <w:t xml:space="preserve">If a ticket uses both review rounds without an accepted receipt, it moves to </w:t>
+        <w:t xml:space="preserve">If a ticket uses both review rounds without an accepted receipt (refunded tool-failure rounds do not count), it moves to </w:t>
       </w:r>
       <w:r>
         <w:rPr>

--- a/docs/guides/crew/crew-1.0-daily-workflow.docx
+++ b/docs/guides/crew/crew-1.0-daily-workflow.docx
@@ -2764,37 +2764,27 @@
       </w:pPr>
       <w:r>
         <w:rPr/>
-        <w:t xml:space="preserve">Nothing else is exempt, including </w:t>
-      </w:r>
-      <w:r>
-        <w:rPr>
-          <w:rStyle w:val="SourceText"/>
-        </w:rPr>
-        <w:t>.crew/</w:t>
-      </w:r>
-      <w:r>
-        <w:rPr/>
-        <w:t xml:space="preserve">, </w:t>
-      </w:r>
-      <w:r>
-        <w:rPr>
-          <w:rStyle w:val="SourceText"/>
-        </w:rPr>
-        <w:t>TODO.md</w:t>
-      </w:r>
-      <w:r>
-        <w:rPr/>
-        <w:t xml:space="preserve">, </w:t>
-      </w:r>
-      <w:r>
-        <w:rPr>
-          <w:rStyle w:val="SourceText"/>
-        </w:rPr>
-        <w:t>.claude/</w:t>
-      </w:r>
-      <w:r>
-        <w:rPr/>
-        <w:t xml:space="preserve"> and crew's own policy files. If the ticket changes one of them, list it in Touch. </w:t>
+        <w:t xml:space="preserve">The code map, the diagrams dir, the graph dir and </w:t>
+      </w:r>
+      <w:r>
+        <w:rPr>
+          <w:rStyle w:val="SourceText"/>
+        </w:rPr>
+        <w:t>.claude/rules/</w:t>
+      </w:r>
+      <w:r>
+        <w:rPr/>
+        <w:t xml:space="preserve"> are writable for an approved ticket, because </w:t>
+      </w:r>
+      <w:r>
+        <w:rPr>
+          <w:rStyle w:val="SourceText"/>
+        </w:rPr>
+        <w:t>/crew:implement</w:t>
+      </w:r>
+      <w:r>
+        <w:rPr/>
+        <w:t xml:space="preserve"> step 6 refreshes them. </w:t>
       </w:r>
     </w:p>
     <w:p>
@@ -2809,6 +2799,58 @@
           <w:tab w:val="left" w:pos="829" w:leader="none"/>
         </w:tabs>
         <w:bidi w:val="0"/>
+        <w:spacing w:before="120" w:after="0"/>
+        <w:ind w:hanging="283" w:left="829"/>
+        <w:jc w:val="left"/>
+        <w:rPr/>
+      </w:pPr>
+      <w:r>
+        <w:rPr/>
+        <w:t xml:space="preserve">Nothing else is exempt: </w:t>
+      </w:r>
+      <w:r>
+        <w:rPr>
+          <w:rStyle w:val="SourceText"/>
+        </w:rPr>
+        <w:t>.crew/</w:t>
+      </w:r>
+      <w:r>
+        <w:rPr/>
+        <w:t xml:space="preserve"> beyond the code map, </w:t>
+      </w:r>
+      <w:r>
+        <w:rPr>
+          <w:rStyle w:val="SourceText"/>
+        </w:rPr>
+        <w:t>TODO.md</w:t>
+      </w:r>
+      <w:r>
+        <w:rPr/>
+        <w:t xml:space="preserve">, the rest of </w:t>
+      </w:r>
+      <w:r>
+        <w:rPr>
+          <w:rStyle w:val="SourceText"/>
+        </w:rPr>
+        <w:t>.claude/</w:t>
+      </w:r>
+      <w:r>
+        <w:rPr/>
+        <w:t xml:space="preserve"> and crew's own policy files. If the ticket changes one of them, list it in Touch. </w:t>
+      </w:r>
+    </w:p>
+    <w:p>
+      <w:pPr>
+        <w:pStyle w:val="BodyText"/>
+        <w:numPr>
+          <w:ilvl w:val="0"/>
+          <w:numId w:val="6"/>
+        </w:numPr>
+        <w:tabs>
+          <w:tab w:val="clear" w:pos="1134"/>
+          <w:tab w:val="left" w:pos="829" w:leader="none"/>
+        </w:tabs>
+        <w:bidi w:val="0"/>
         <w:ind w:hanging="283" w:left="829"/>
         <w:jc w:val="left"/>
         <w:rPr/>
@@ -2948,7 +2990,69 @@
       </w:r>
       <w:r>
         <w:rPr/>
-        <w:t xml:space="preserve">, a shell redirect or a formatter can still change files. So when the session stops, the completion audit compares the whole tree with the commit the ticket started from. It covers committed, staged, unstaged and untracked changes, and both ends of a rename. If any changed path is outside Touch, the audit blocks the stop and lists the paths in six lines or fewer. It never blocks the continuation it caused. </w:t>
+        <w:t>, a shell redirect or a formatter can still change files. So when the session stops, the completion audit compares the whole tree with the commit the ticket started from. It covers committed, staged, unstaged and untracked changes, and both ends of a rename. If any changed path is outside Touch, the audit blocks the stop and lists the paths in six lines or fewer. It never blocks the continuation it caused.</w:t>
+      </w:r>
+    </w:p>
+    <w:p>
+      <w:pPr>
+        <w:pStyle w:val="BodyText"/>
+        <w:bidi w:val="0"/>
+        <w:jc w:val="left"/>
+        <w:rPr/>
+      </w:pPr>
+      <w:r>
+        <w:rPr/>
+        <w:t xml:space="preserve">A changed refresh artifact passes the audit only when a path the ticket changed reaches it and the edit is a re-anchor (the </w:t>
+      </w:r>
+      <w:r>
+        <w:rPr>
+          <w:rStyle w:val="SourceText"/>
+        </w:rPr>
+        <w:t>anchor:</w:t>
+      </w:r>
+      <w:r>
+        <w:rPr/>
+        <w:t xml:space="preserve"> or provenance sha moved forward to a commit on this branch) or a regeneration (</w:t>
+      </w:r>
+      <w:r>
+        <w:rPr>
+          <w:rStyle w:val="SourceText"/>
+        </w:rPr>
+        <w:t>.claude/rules/</w:t>
+      </w:r>
+      <w:r>
+        <w:rPr/>
+        <w:t xml:space="preserve"> as </w:t>
+      </w:r>
+      <w:r>
+        <w:rPr>
+          <w:rStyle w:val="SourceText"/>
+        </w:rPr>
+        <w:t>crew_instructions.py rules</w:t>
+      </w:r>
+      <w:r>
+        <w:rPr/>
+        <w:t xml:space="preserve"> writes them, the graph after a code change). A map claim edited without a re-anchor is listed with </w:t>
+      </w:r>
+      <w:r>
+        <w:rPr>
+          <w:rStyle w:val="SourceText"/>
+        </w:rPr>
+        <w:t>[anchor did not move]</w:t>
+      </w:r>
+      <w:r>
+        <w:rPr/>
+        <w:t xml:space="preserve">, and belongs in Touch if that is what the ticket means to do. When git cannot answer, or a rule file cannot be read, the listing says </w:t>
+      </w:r>
+      <w:r>
+        <w:rPr>
+          <w:rStyle w:val="SourceText"/>
+        </w:rPr>
+        <w:t>[could not tell: ...]</w:t>
+      </w:r>
+      <w:r>
+        <w:rPr/>
+        <w:t xml:space="preserve">, and that never passes. </w:t>
       </w:r>
       <w:r>
         <w:rPr>

--- a/docs/guides/crew/crew-1.0-daily-workflow.docx
+++ b/docs/guides/crew/crew-1.0-daily-workflow.docx
@@ -3585,19 +3585,141 @@
       <w:pPr>
         <w:pStyle w:val="BodyText"/>
         <w:bidi w:val="0"/>
+        <w:jc w:val="left"/>
+        <w:rPr/>
+      </w:pPr>
+      <w:r>
+        <w:rPr>
+          <w:rStyle w:val="SourceText"/>
+        </w:rPr>
+        <w:t>crew_ticket.py activate --ticket &lt;id&gt;</w:t>
+      </w:r>
+      <w:r>
+        <w:rPr/>
+        <w:t xml:space="preserve"> sets the active ticket for the current worktree. </w:t>
+      </w:r>
+      <w:r>
+        <w:rPr>
+          <w:rStyle w:val="SourceText"/>
+        </w:rPr>
+        <w:t>deactivate</w:t>
+      </w:r>
+      <w:r>
+        <w:rPr/>
+        <w:t xml:space="preserve"> clears it, and </w:t>
+      </w:r>
+      <w:r>
+        <w:rPr>
+          <w:rStyle w:val="SourceText"/>
+        </w:rPr>
+        <w:t>active</w:t>
+      </w:r>
+      <w:r>
+        <w:rPr/>
+        <w:t xml:space="preserve"> prints it. Without a setting, crew uses the open ticket in </w:t>
+      </w:r>
+      <w:r>
+        <w:rPr>
+          <w:rStyle w:val="SourceText"/>
+        </w:rPr>
+        <w:t>.work/INDEX.md</w:t>
+      </w:r>
+      <w:r>
+        <w:rPr/>
+        <w:t xml:space="preserve"> if </w:t>
+      </w:r>
+      <w:r>
+        <w:rPr>
+          <w:rStyle w:val="SourceText"/>
+        </w:rPr>
+        <w:t>.work/tickets/&lt;id&gt;/</w:t>
+      </w:r>
+      <w:r>
+        <w:rPr/>
+        <w:t xml:space="preserve"> exists. With no active ticket, the edit guard only protects approval and ledger state, and the completion audit does nothing.</w:t>
+      </w:r>
+    </w:p>
+    <w:p>
+      <w:pPr>
+        <w:pStyle w:val="BodyText"/>
+        <w:bidi w:val="0"/>
         <w:spacing w:before="120" w:after="120"/>
         <w:jc w:val="left"/>
         <w:rPr/>
       </w:pPr>
       <w:r>
-        <w:rPr>
-          <w:rStyle w:val="SourceText"/>
-        </w:rPr>
-        <w:t>crew_ticket.py activate --ticket &lt;id&gt;</w:t>
-      </w:r>
-      <w:r>
-        <w:rPr/>
-        <w:t xml:space="preserve"> sets the active ticket for the current worktree. </w:t>
+        <w:rPr/>
+        <w:t xml:space="preserve">Who moves it depends on whether the move can widen scope. </w:t>
+      </w:r>
+      <w:r>
+        <w:rPr>
+          <w:rStyle w:val="SourceText"/>
+        </w:rPr>
+        <w:t>/crew:autopilot</w:t>
+      </w:r>
+      <w:r>
+        <w:rPr/>
+        <w:t xml:space="preserve"> sets it itself when the worktree has no active ticket, when it already names the ticket, or when it names a ticket closed by an accepted review (a </w:t>
+      </w:r>
+      <w:r>
+        <w:rPr>
+          <w:rStyle w:val="SourceText"/>
+        </w:rPr>
+        <w:t>clean</w:t>
+      </w:r>
+      <w:r>
+        <w:rPr/>
+        <w:t xml:space="preserve"> or </w:t>
+      </w:r>
+      <w:r>
+        <w:rPr>
+          <w:rStyle w:val="SourceText"/>
+        </w:rPr>
+        <w:t>owner-accepted</w:t>
+      </w:r>
+      <w:r>
+        <w:rPr/>
+        <w:t xml:space="preserve"> receipt in the review ledger, plus </w:t>
+      </w:r>
+      <w:r>
+        <w:rPr>
+          <w:rStyle w:val="SourceText"/>
+        </w:rPr>
+        <w:t>done</w:t>
+      </w:r>
+      <w:r>
+        <w:rPr/>
+        <w:t xml:space="preserve"> in </w:t>
+      </w:r>
+      <w:r>
+        <w:rPr>
+          <w:rStyle w:val="SourceText"/>
+        </w:rPr>
+        <w:t>.work/INDEX.md</w:t>
+      </w:r>
+      <w:r>
+        <w:rPr/>
+        <w:t xml:space="preserve"> or the spec header). Moving off a ticket that is still in flight is yours: type </w:t>
+      </w:r>
+      <w:r>
+        <w:rPr>
+          <w:rStyle w:val="SourceText"/>
+        </w:rPr>
+        <w:t>/crew:autopilot &lt;id&gt;</w:t>
+      </w:r>
+      <w:r>
+        <w:rPr/>
+        <w:t xml:space="preserve">, and crew's prompt hook re-points this worktree and says which ticket it left. The edit guard refuses the session's own </w:t>
+      </w:r>
+      <w:r>
+        <w:rPr>
+          <w:rStyle w:val="SourceText"/>
+        </w:rPr>
+        <w:t>activate</w:t>
+      </w:r>
+      <w:r>
+        <w:rPr/>
+        <w:t xml:space="preserve"> or </w:t>
       </w:r>
       <w:r>
         <w:rPr>
@@ -3607,37 +3729,17 @@
       </w:r>
       <w:r>
         <w:rPr/>
-        <w:t xml:space="preserve"> clears it, and </w:t>
-      </w:r>
-      <w:r>
-        <w:rPr>
-          <w:rStyle w:val="SourceText"/>
-        </w:rPr>
-        <w:t>active</w:t>
-      </w:r>
-      <w:r>
-        <w:rPr/>
-        <w:t xml:space="preserve"> prints it. Without a setting, crew uses the open ticket in </w:t>
-      </w:r>
-      <w:r>
-        <w:rPr>
-          <w:rStyle w:val="SourceText"/>
-        </w:rPr>
-        <w:t>.work/INDEX.md</w:t>
-      </w:r>
-      <w:r>
-        <w:rPr/>
-        <w:t xml:space="preserve"> if </w:t>
-      </w:r>
-      <w:r>
-        <w:rPr>
-          <w:rStyle w:val="SourceText"/>
-        </w:rPr>
-        <w:t>.work/tickets/&lt;id&gt;/</w:t>
-      </w:r>
-      <w:r>
-        <w:rPr/>
-        <w:t xml:space="preserve"> exists. With no active ticket, the edit guard only protects approval and ledger state, and the completion audit does nothing.</w:t>
+        <w:t xml:space="preserve"> for that move under every mode but </w:t>
+      </w:r>
+      <w:r>
+        <w:rPr>
+          <w:rStyle w:val="SourceText"/>
+        </w:rPr>
+        <w:t>off</w:t>
+      </w:r>
+      <w:r>
+        <w:rPr/>
+        <w:t>, and autopilot's stops recommend finishing the in-flight ticket rather than telling you to run a script.</w:t>
       </w:r>
     </w:p>
     <w:sectPr>

--- a/docs/guides/crew/crew-1.0-daily-workflow.docx
+++ b/docs/guides/crew/crew-1.0-daily-workflow.docx
@@ -2940,37 +2940,27 @@
       </w:pPr>
       <w:r>
         <w:rPr/>
-        <w:t xml:space="preserve">Nothing else is exempt, including </w:t>
-      </w:r>
-      <w:r>
-        <w:rPr>
-          <w:rStyle w:val="SourceText"/>
-        </w:rPr>
-        <w:t>.crew/</w:t>
-      </w:r>
-      <w:r>
-        <w:rPr/>
-        <w:t xml:space="preserve">, </w:t>
-      </w:r>
-      <w:r>
-        <w:rPr>
-          <w:rStyle w:val="SourceText"/>
-        </w:rPr>
-        <w:t>TODO.md</w:t>
-      </w:r>
-      <w:r>
-        <w:rPr/>
-        <w:t xml:space="preserve">, </w:t>
-      </w:r>
-      <w:r>
-        <w:rPr>
-          <w:rStyle w:val="SourceText"/>
-        </w:rPr>
-        <w:t>.claude/</w:t>
-      </w:r>
-      <w:r>
-        <w:rPr/>
-        <w:t xml:space="preserve"> and crew's own policy files. If the ticket changes one of them, list it in Touch. </w:t>
+        <w:t xml:space="preserve">The code map, the diagrams dir, the graph dir and </w:t>
+      </w:r>
+      <w:r>
+        <w:rPr>
+          <w:rStyle w:val="SourceText"/>
+        </w:rPr>
+        <w:t>.claude/rules/</w:t>
+      </w:r>
+      <w:r>
+        <w:rPr/>
+        <w:t xml:space="preserve"> are writable for an approved ticket, because </w:t>
+      </w:r>
+      <w:r>
+        <w:rPr>
+          <w:rStyle w:val="SourceText"/>
+        </w:rPr>
+        <w:t>/crew:implement</w:t>
+      </w:r>
+      <w:r>
+        <w:rPr/>
+        <w:t xml:space="preserve"> step 6 refreshes them. </w:t>
       </w:r>
     </w:p>
     <w:p>
@@ -2985,6 +2975,58 @@
           <w:tab w:val="left" w:pos="829" w:leader="none"/>
         </w:tabs>
         <w:bidi w:val="0"/>
+        <w:spacing w:before="120" w:after="0"/>
+        <w:ind w:hanging="283" w:left="829"/>
+        <w:jc w:val="left"/>
+        <w:rPr/>
+      </w:pPr>
+      <w:r>
+        <w:rPr/>
+        <w:t xml:space="preserve">Nothing else is exempt: </w:t>
+      </w:r>
+      <w:r>
+        <w:rPr>
+          <w:rStyle w:val="SourceText"/>
+        </w:rPr>
+        <w:t>.crew/</w:t>
+      </w:r>
+      <w:r>
+        <w:rPr/>
+        <w:t xml:space="preserve"> beyond the code map, </w:t>
+      </w:r>
+      <w:r>
+        <w:rPr>
+          <w:rStyle w:val="SourceText"/>
+        </w:rPr>
+        <w:t>TODO.md</w:t>
+      </w:r>
+      <w:r>
+        <w:rPr/>
+        <w:t xml:space="preserve">, the rest of </w:t>
+      </w:r>
+      <w:r>
+        <w:rPr>
+          <w:rStyle w:val="SourceText"/>
+        </w:rPr>
+        <w:t>.claude/</w:t>
+      </w:r>
+      <w:r>
+        <w:rPr/>
+        <w:t xml:space="preserve"> and crew's own policy files. If the ticket changes one of them, list it in Touch. </w:t>
+      </w:r>
+    </w:p>
+    <w:p>
+      <w:pPr>
+        <w:pStyle w:val="BodyText"/>
+        <w:numPr>
+          <w:ilvl w:val="0"/>
+          <w:numId w:val="6"/>
+        </w:numPr>
+        <w:tabs>
+          <w:tab w:val="clear" w:pos="1134"/>
+          <w:tab w:val="left" w:pos="829" w:leader="none"/>
+        </w:tabs>
+        <w:bidi w:val="0"/>
         <w:ind w:hanging="283" w:left="829"/>
         <w:jc w:val="left"/>
         <w:rPr/>
@@ -3124,7 +3166,69 @@
       </w:r>
       <w:r>
         <w:rPr/>
-        <w:t xml:space="preserve">, a shell redirect or a formatter can still change files. So when the session stops, the completion audit compares the whole tree with the commit the ticket started from. It covers committed, staged, unstaged and untracked changes, and both ends of a rename. If any changed path is outside Touch, the audit blocks the stop and lists the paths in six lines or fewer. It never blocks the continuation it caused. </w:t>
+        <w:t>, a shell redirect or a formatter can still change files. So when the session stops, the completion audit compares the whole tree with the commit the ticket started from. It covers committed, staged, unstaged and untracked changes, and both ends of a rename. If any changed path is outside Touch, the audit blocks the stop and lists the paths in six lines or fewer. It never blocks the continuation it caused.</w:t>
+      </w:r>
+    </w:p>
+    <w:p>
+      <w:pPr>
+        <w:pStyle w:val="BodyText"/>
+        <w:bidi w:val="0"/>
+        <w:jc w:val="left"/>
+        <w:rPr/>
+      </w:pPr>
+      <w:r>
+        <w:rPr/>
+        <w:t xml:space="preserve">A changed refresh artifact passes the audit only when a path the ticket changed reaches it and the edit is a re-anchor (the </w:t>
+      </w:r>
+      <w:r>
+        <w:rPr>
+          <w:rStyle w:val="SourceText"/>
+        </w:rPr>
+        <w:t>anchor:</w:t>
+      </w:r>
+      <w:r>
+        <w:rPr/>
+        <w:t xml:space="preserve"> or provenance sha moved forward to a commit on this branch) or a regeneration (</w:t>
+      </w:r>
+      <w:r>
+        <w:rPr>
+          <w:rStyle w:val="SourceText"/>
+        </w:rPr>
+        <w:t>.claude/rules/</w:t>
+      </w:r>
+      <w:r>
+        <w:rPr/>
+        <w:t xml:space="preserve"> as </w:t>
+      </w:r>
+      <w:r>
+        <w:rPr>
+          <w:rStyle w:val="SourceText"/>
+        </w:rPr>
+        <w:t>crew_instructions.py rules</w:t>
+      </w:r>
+      <w:r>
+        <w:rPr/>
+        <w:t xml:space="preserve"> writes them, the graph after a code change). A map claim edited without a re-anchor is listed with </w:t>
+      </w:r>
+      <w:r>
+        <w:rPr>
+          <w:rStyle w:val="SourceText"/>
+        </w:rPr>
+        <w:t>[anchor did not move]</w:t>
+      </w:r>
+      <w:r>
+        <w:rPr/>
+        <w:t xml:space="preserve">, and belongs in Touch if that is what the ticket means to do. When git cannot answer, a rule file cannot be read, a short base anchor is ambiguous (two commits share it), or the artifact dirs cannot be resolved, the listing says </w:t>
+      </w:r>
+      <w:r>
+        <w:rPr>
+          <w:rStyle w:val="SourceText"/>
+        </w:rPr>
+        <w:t>[could not tell: ...]</w:t>
+      </w:r>
+      <w:r>
+        <w:rPr/>
+        <w:t xml:space="preserve">, and that never passes. </w:t>
       </w:r>
       <w:r>
         <w:rPr>

--- a/docs/guides/crew/crew-1.0-daily-workflow.docx
+++ b/docs/guides/crew/crew-1.0-daily-workflow.docx
@@ -576,9 +576,61 @@
         <w:rPr/>
       </w:pPr>
       <w:r>
+        <w:rPr/>
+        <w:t xml:space="preserve">With parallel lanes in one clone, arm its </w:t>
+      </w:r>
+      <w:r>
         <w:rPr>
           <w:rStyle w:val="Strong"/>
         </w:rPr>
+        <w:t>merge train</w:t>
+      </w:r>
+      <w:r>
+        <w:rPr/>
+        <w:t xml:space="preserve"> once (</w:t>
+      </w:r>
+      <w:r>
+        <w:rPr>
+          <w:rStyle w:val="SourceText"/>
+        </w:rPr>
+        <w:t>crew_train.py arm</w:t>
+      </w:r>
+      <w:r>
+        <w:rPr/>
+        <w:t xml:space="preserve">, L-0520). Lanes still implement at the same time, overlapping Touch or not; only gate and land queue. The review round takes the train first: a ticket whose Touch overlaps one already holding it waits (the review exits 6, no round spent) and gates next, in the order the lanes reached their gate, while a ticket with a disjoint Touch gates at once. Catch up with </w:t>
+      </w:r>
+      <w:r>
+        <w:rPr>
+          <w:rStyle w:val="SourceText"/>
+        </w:rPr>
+        <w:t>crew_train.py catch-up --ticket T-0091</w:t>
+      </w:r>
+      <w:r>
+        <w:rPr/>
+        <w:t xml:space="preserve"> - a </w:t>
+      </w:r>
+      <w:r>
+        <w:rPr>
+          <w:rStyle w:val="SourceText"/>
+        </w:rPr>
+        <w:t>git merge</w:t>
+      </w:r>
+      <w:r>
+        <w:rPr/>
+        <w:t xml:space="preserve"> of the base, never a rebase, with git rerere on so a conflict resolved once replays next time (the replayed files are staged, listed, and shown to the reviewer).</w:t>
+      </w:r>
+    </w:p>
+    <w:p>
+      <w:pPr>
+        <w:pStyle w:val="BodyText"/>
+        <w:bidi w:val="0"/>
+        <w:jc w:val="left"/>
+        <w:rPr/>
+      </w:pPr>
+      <w:r>
+        <w:rPr>
+          <w:rStyle w:val="Strong"/>
+        </w:rPr>
         <w:t>8. Done.</w:t>
       </w:r>
       <w:r>
@@ -594,6 +646,58 @@
       <w:r>
         <w:rPr/>
         <w:t>. Three checks, all required: the review receipt rebuilds clean, the verify gate is clean, and the completion audit (the whole tree diffed against the scope base) finds nothing outside scope. Any one failing refuses the close and names what to fix. On success it appends a metrics row, marks the ticket done, and clears a stale handoff.</w:t>
+      </w:r>
+    </w:p>
+    <w:p>
+      <w:pPr>
+        <w:pStyle w:val="BodyText"/>
+        <w:bidi w:val="0"/>
+        <w:jc w:val="left"/>
+        <w:rPr/>
+      </w:pPr>
+      <w:r>
+        <w:rPr/>
+        <w:t xml:space="preserve">With the train armed, landing is part of done: </w:t>
+      </w:r>
+      <w:r>
+        <w:rPr>
+          <w:rStyle w:val="SourceText"/>
+        </w:rPr>
+        <w:t>crew_train.py check-land --ticket T-0091 --pr &lt;n&gt;</w:t>
+      </w:r>
+      <w:r>
+        <w:rPr/>
+        <w:t xml:space="preserve"> refuses unless T-0091 holds the train, </w:t>
+      </w:r>
+      <w:r>
+        <w:rPr>
+          <w:rStyle w:val="SourceText"/>
+        </w:rPr>
+        <w:t>git merge-tree</w:t>
+      </w:r>
+      <w:r>
+        <w:rPr/>
+        <w:t xml:space="preserve"> against the base is clean, the base has not moved in Touch paths, and HEAD carries the review receipt and a green gate; then it prints </w:t>
+      </w:r>
+      <w:r>
+        <w:rPr>
+          <w:rStyle w:val="SourceText"/>
+        </w:rPr>
+        <w:t>gh pr merge &lt;n&gt; --merge --match-head-commit &lt;sha&gt;</w:t>
+      </w:r>
+      <w:r>
+        <w:rPr/>
+        <w:t xml:space="preserve"> for you to run (crew never merges). After the merge, </w:t>
+      </w:r>
+      <w:r>
+        <w:rPr>
+          <w:rStyle w:val="SourceText"/>
+        </w:rPr>
+        <w:t>crew_train.py release --ticket T-0091 --merged &lt;merge sha&gt;</w:t>
+      </w:r>
+      <w:r>
+        <w:rPr/>
+        <w:t xml:space="preserve"> frees the train and tells every overlapping lane to merge the base now.</w:t>
       </w:r>
     </w:p>
     <w:p>

--- a/docs/guides/crew/crew-1.0-daily-workflow.docx
+++ b/docs/guides/crew/crew-1.0-daily-workflow.docx
@@ -3218,7 +3218,7 @@
       </w:r>
       <w:r>
         <w:rPr/>
-        <w:t xml:space="preserve">, and belongs in Touch if that is what the ticket means to do. When git cannot answer, a rule file cannot be read, a short base anchor is ambiguous (two commits share it), or the artifact dirs cannot be resolved, the listing says </w:t>
+        <w:t xml:space="preserve">, and belongs in Touch if that is what the ticket means to do. When git cannot answer, a rule file cannot be read, a short base anchor is ambiguous (two commits share it), the artifact dirs cannot be resolved, or a directory the hook cannot search hides whether the config, a rule or a map exists, the listing says </w:t>
       </w:r>
       <w:r>
         <w:rPr>

--- a/docs/guides/crew/crew-1.0-daily-workflow.docx
+++ b/docs/guides/crew/crew-1.0-daily-workflow.docx
@@ -597,7 +597,17 @@
       </w:r>
       <w:r>
         <w:rPr/>
-        <w:t xml:space="preserve">, L-0520). Lanes still implement at the same time, overlapping Touch or not; only gate and land queue. The review round takes the train first: a ticket whose Touch overlaps one already holding it waits (the review exits 6, no round spent) and gates next, in the order the lanes reached their gate, while a ticket with a disjoint Touch gates at once. Catch up with </w:t>
+        <w:t xml:space="preserve">, L-0520). Lanes still implement at the same time, overlapping Touch or not; only gate and land queue. Before the review round, </w:t>
+      </w:r>
+      <w:r>
+        <w:rPr>
+          <w:rStyle w:val="SourceText"/>
+        </w:rPr>
+        <w:t>crew_train.py acquire --ticket T-0091</w:t>
+      </w:r>
+      <w:r>
+        <w:rPr/>
+        <w:t xml:space="preserve"> takes the train: a ticket whose Touch overlaps one already holding it waits (exit 1, colliding paths named) and gates next, in the order the lanes reached their gate, while a ticket with a disjoint Touch gates at once. Catch up with </w:t>
       </w:r>
       <w:r>
         <w:rPr>
@@ -617,7 +627,7 @@
       </w:r>
       <w:r>
         <w:rPr/>
-        <w:t xml:space="preserve"> of the base, never a rebase, with git rerere on so a conflict resolved once replays next time (the replayed files are staged, listed, and shown to the reviewer).</w:t>
+        <w:t xml:space="preserve"> of the base, never a rebase, with git rerere on so a conflict resolved once replays next time (the replayed files are staged and listed; show them to the reviewer).</w:t>
       </w:r>
     </w:p>
     <w:p>

--- a/docs/guides/crew/crew-1.0-daily-workflow.docx
+++ b/docs/guides/crew/crew-1.0-daily-workflow.docx
@@ -3208,7 +3208,7 @@
       </w:r>
       <w:r>
         <w:rPr/>
-        <w:t xml:space="preserve"> writes them, the graph after a code change). A map claim edited without a re-anchor is listed with </w:t>
+        <w:t xml:space="preserve"> writes them, the graph after a code change). A deleted rendered diagram or graph file, a symlink at or along an artifact's path, or a file whose git mode changed never passes. A map claim edited without a re-anchor is listed with </w:t>
       </w:r>
       <w:r>
         <w:rPr>
@@ -3218,7 +3218,7 @@
       </w:r>
       <w:r>
         <w:rPr/>
-        <w:t xml:space="preserve">, and belongs in Touch if that is what the ticket means to do. When git cannot answer, a rule file cannot be read, a short base anchor is ambiguous (two commits share it), the artifact dirs cannot be resolved, or a directory the hook cannot search hides whether the config, a rule or a map exists, the listing says </w:t>
+        <w:t xml:space="preserve">, and belongs in Touch if that is what the ticket means to do. When git cannot answer, a rule file cannot be read, a short base anchor is ambiguous (two commits share it), the artifact dirs cannot be resolved, or a directory the hook cannot search hides whether the config, a rule or a map exists, or two configured artifact dirs are equally specific for a path, the listing says </w:t>
       </w:r>
       <w:r>
         <w:rPr>
@@ -3228,7 +3228,17 @@
       </w:r>
       <w:r>
         <w:rPr/>
-        <w:t xml:space="preserve">, and that never passes. </w:t>
+        <w:t xml:space="preserve">, and that never passes. (These verdicts are </w:t>
+      </w:r>
+      <w:r>
+        <w:rPr>
+          <w:rStyle w:val="SourceText"/>
+        </w:rPr>
+        <w:t>crew_refresh_check.py</w:t>
+      </w:r>
+      <w:r>
+        <w:rPr/>
+        <w:t xml:space="preserve">'s; the audit applies them once L-0540 lands, and until then admits the artifact dirs for an approved ticket.) </w:t>
       </w:r>
       <w:r>
         <w:rPr>

--- a/docs/guides/crew/crew-1.0-daily-workflow.docx
+++ b/docs/guides/crew/crew-1.0-daily-workflow.docx
@@ -3218,7 +3218,7 @@
       </w:r>
       <w:r>
         <w:rPr/>
-        <w:t xml:space="preserve">, and belongs in Touch if that is what the ticket means to do. When git cannot answer, a rule file cannot be read, a short base anchor is ambiguous (two commits share it), the artifact dirs cannot be resolved, or a directory the hook cannot search hides whether the config, a rule or a map exists, or two configured artifact dirs are equally specific for a path, the listing says </w:t>
+        <w:t xml:space="preserve">, and belongs in Touch if that is what the ticket means to do. When git cannot answer, a rule file cannot be read, a short anchor is ambiguous (two commits share it), the artifact dirs cannot be resolved, or a directory the hook cannot search hides whether the config, a rule or a map exists, or two configured artifact dirs are equally specific for a path, the listing says </w:t>
       </w:r>
       <w:r>
         <w:rPr>

--- a/docs/guides/crew/crew-1.0-daily-workflow.docx
+++ b/docs/guides/crew/crew-1.0-daily-workflow.docx
@@ -627,7 +627,67 @@
       </w:r>
       <w:r>
         <w:rPr/>
-        <w:t xml:space="preserve"> of the base, never a rebase, with git rerere on so a conflict resolved once replays next time (the replayed files are staged and listed; show them to the reviewer).</w:t>
+        <w:t xml:space="preserve"> of the base, never a rebase, with git rerere on so a conflict resolved once replays next time. A replay is left unstaged and listed: inspect it, </w:t>
+      </w:r>
+      <w:r>
+        <w:rPr>
+          <w:rStyle w:val="SourceText"/>
+        </w:rPr>
+        <w:t>git add</w:t>
+      </w:r>
+      <w:r>
+        <w:rPr/>
+        <w:t xml:space="preserve"> it, and show it to the reviewer. crew never turns on </w:t>
+      </w:r>
+      <w:r>
+        <w:rPr>
+          <w:rStyle w:val="SourceText"/>
+        </w:rPr>
+        <w:t>rerere.autoupdate</w:t>
+      </w:r>
+      <w:r>
+        <w:rPr/>
+        <w:t>, and the version files (</w:t>
+      </w:r>
+      <w:r>
+        <w:rPr>
+          <w:rStyle w:val="SourceText"/>
+        </w:rPr>
+        <w:t>plugin.json</w:t>
+      </w:r>
+      <w:r>
+        <w:rPr/>
+        <w:t xml:space="preserve">, </w:t>
+      </w:r>
+      <w:r>
+        <w:rPr>
+          <w:rStyle w:val="SourceText"/>
+        </w:rPr>
+        <w:t>marketplace.json</w:t>
+      </w:r>
+      <w:r>
+        <w:rPr/>
+        <w:t xml:space="preserve">, </w:t>
+      </w:r>
+      <w:r>
+        <w:rPr>
+          <w:rStyle w:val="SourceText"/>
+        </w:rPr>
+        <w:t>PLUGINS.md</w:t>
+      </w:r>
+      <w:r>
+        <w:rPr/>
+        <w:t xml:space="preserve">, </w:t>
+      </w:r>
+      <w:r>
+        <w:rPr>
+          <w:rStyle w:val="SourceText"/>
+        </w:rPr>
+        <w:t>CHANGELOG.md</w:t>
+      </w:r>
+      <w:r>
+        <w:rPr/>
+        <w:t>) are never replayed - they come back conflicted, named as forgotten, for you to resolve by hand.</w:t>
       </w:r>
     </w:p>
     <w:p>

--- a/docs/guides/crew/crew-1.0-daily-workflow.docx
+++ b/docs/guides/crew/crew-1.0-daily-workflow.docx
@@ -4049,19 +4049,141 @@
       <w:pPr>
         <w:pStyle w:val="BodyText"/>
         <w:bidi w:val="0"/>
+        <w:jc w:val="left"/>
+        <w:rPr/>
+      </w:pPr>
+      <w:r>
+        <w:rPr>
+          <w:rStyle w:val="SourceText"/>
+        </w:rPr>
+        <w:t>crew_ticket.py activate --ticket &lt;id&gt;</w:t>
+      </w:r>
+      <w:r>
+        <w:rPr/>
+        <w:t xml:space="preserve"> sets the active ticket for the current worktree. </w:t>
+      </w:r>
+      <w:r>
+        <w:rPr>
+          <w:rStyle w:val="SourceText"/>
+        </w:rPr>
+        <w:t>deactivate</w:t>
+      </w:r>
+      <w:r>
+        <w:rPr/>
+        <w:t xml:space="preserve"> clears it, and </w:t>
+      </w:r>
+      <w:r>
+        <w:rPr>
+          <w:rStyle w:val="SourceText"/>
+        </w:rPr>
+        <w:t>active</w:t>
+      </w:r>
+      <w:r>
+        <w:rPr/>
+        <w:t xml:space="preserve"> prints it. Without a setting, crew uses the open ticket in </w:t>
+      </w:r>
+      <w:r>
+        <w:rPr>
+          <w:rStyle w:val="SourceText"/>
+        </w:rPr>
+        <w:t>.work/INDEX.md</w:t>
+      </w:r>
+      <w:r>
+        <w:rPr/>
+        <w:t xml:space="preserve"> if </w:t>
+      </w:r>
+      <w:r>
+        <w:rPr>
+          <w:rStyle w:val="SourceText"/>
+        </w:rPr>
+        <w:t>.work/tickets/&lt;id&gt;/</w:t>
+      </w:r>
+      <w:r>
+        <w:rPr/>
+        <w:t xml:space="preserve"> exists. With no active ticket, the edit guard only protects approval and ledger state, and the completion audit does nothing.</w:t>
+      </w:r>
+    </w:p>
+    <w:p>
+      <w:pPr>
+        <w:pStyle w:val="BodyText"/>
+        <w:bidi w:val="0"/>
         <w:spacing w:before="120" w:after="120"/>
         <w:jc w:val="left"/>
         <w:rPr/>
       </w:pPr>
       <w:r>
-        <w:rPr>
-          <w:rStyle w:val="SourceText"/>
-        </w:rPr>
-        <w:t>crew_ticket.py activate --ticket &lt;id&gt;</w:t>
-      </w:r>
-      <w:r>
-        <w:rPr/>
-        <w:t xml:space="preserve"> sets the active ticket for the current worktree. </w:t>
+        <w:rPr/>
+        <w:t xml:space="preserve">Who moves it depends on whether the move can widen scope. </w:t>
+      </w:r>
+      <w:r>
+        <w:rPr>
+          <w:rStyle w:val="SourceText"/>
+        </w:rPr>
+        <w:t>/crew:autopilot</w:t>
+      </w:r>
+      <w:r>
+        <w:rPr/>
+        <w:t xml:space="preserve"> sets it itself when the worktree has no active ticket, when it already names the ticket, or when it names a ticket closed by an accepted review (a </w:t>
+      </w:r>
+      <w:r>
+        <w:rPr>
+          <w:rStyle w:val="SourceText"/>
+        </w:rPr>
+        <w:t>clean</w:t>
+      </w:r>
+      <w:r>
+        <w:rPr/>
+        <w:t xml:space="preserve"> or </w:t>
+      </w:r>
+      <w:r>
+        <w:rPr>
+          <w:rStyle w:val="SourceText"/>
+        </w:rPr>
+        <w:t>owner-accepted</w:t>
+      </w:r>
+      <w:r>
+        <w:rPr/>
+        <w:t xml:space="preserve"> receipt in the review ledger, plus </w:t>
+      </w:r>
+      <w:r>
+        <w:rPr>
+          <w:rStyle w:val="SourceText"/>
+        </w:rPr>
+        <w:t>done</w:t>
+      </w:r>
+      <w:r>
+        <w:rPr/>
+        <w:t xml:space="preserve"> in </w:t>
+      </w:r>
+      <w:r>
+        <w:rPr>
+          <w:rStyle w:val="SourceText"/>
+        </w:rPr>
+        <w:t>.work/INDEX.md</w:t>
+      </w:r>
+      <w:r>
+        <w:rPr/>
+        <w:t xml:space="preserve"> or the spec header). Moving off a ticket that is still in flight is yours: type </w:t>
+      </w:r>
+      <w:r>
+        <w:rPr>
+          <w:rStyle w:val="SourceText"/>
+        </w:rPr>
+        <w:t>/crew:autopilot &lt;id&gt;</w:t>
+      </w:r>
+      <w:r>
+        <w:rPr/>
+        <w:t xml:space="preserve">, and crew's prompt hook re-points this worktree and says which ticket it left. The edit guard refuses the session's own </w:t>
+      </w:r>
+      <w:r>
+        <w:rPr>
+          <w:rStyle w:val="SourceText"/>
+        </w:rPr>
+        <w:t>activate</w:t>
+      </w:r>
+      <w:r>
+        <w:rPr/>
+        <w:t xml:space="preserve"> or </w:t>
       </w:r>
       <w:r>
         <w:rPr>
@@ -4071,37 +4193,17 @@
       </w:r>
       <w:r>
         <w:rPr/>
-        <w:t xml:space="preserve"> clears it, and </w:t>
-      </w:r>
-      <w:r>
-        <w:rPr>
-          <w:rStyle w:val="SourceText"/>
-        </w:rPr>
-        <w:t>active</w:t>
-      </w:r>
-      <w:r>
-        <w:rPr/>
-        <w:t xml:space="preserve"> prints it. Without a setting, crew uses the open ticket in </w:t>
-      </w:r>
-      <w:r>
-        <w:rPr>
-          <w:rStyle w:val="SourceText"/>
-        </w:rPr>
-        <w:t>.work/INDEX.md</w:t>
-      </w:r>
-      <w:r>
-        <w:rPr/>
-        <w:t xml:space="preserve"> if </w:t>
-      </w:r>
-      <w:r>
-        <w:rPr>
-          <w:rStyle w:val="SourceText"/>
-        </w:rPr>
-        <w:t>.work/tickets/&lt;id&gt;/</w:t>
-      </w:r>
-      <w:r>
-        <w:rPr/>
-        <w:t xml:space="preserve"> exists. With no active ticket, the edit guard only protects approval and ledger state, and the completion audit does nothing.</w:t>
+        <w:t xml:space="preserve"> for that move under every mode but </w:t>
+      </w:r>
+      <w:r>
+        <w:rPr>
+          <w:rStyle w:val="SourceText"/>
+        </w:rPr>
+        <w:t>off</w:t>
+      </w:r>
+      <w:r>
+        <w:rPr/>
+        <w:t>, and autopilot's stops recommend finishing the in-flight ticket rather than telling you to run a script.</w:t>
       </w:r>
     </w:p>
     <w:sectPr>

--- a/docs/guides/crew/crew-1.0-daily-workflow.docx
+++ b/docs/guides/crew/crew-1.0-daily-workflow.docx
@@ -411,7 +411,17 @@
       </w:r>
       <w:r>
         <w:rPr/>
-        <w:t xml:space="preserve"> blocks any write outside the spec's Touch globs before it happens, not after.</w:t>
+        <w:t xml:space="preserve"> blocks any write outside the spec's Touch globs before it happens, not after. Before the first step it prints the recurring-findings checklist (</w:t>
+      </w:r>
+      <w:r>
+        <w:rPr>
+          <w:rStyle w:val="SourceText"/>
+        </w:rPr>
+        <w:t>recurring_findings.py --ticket T-0091</w:t>
+      </w:r>
+      <w:r>
+        <w:rPr/>
+        <w:t>): the defect classes earlier reviews kept finding on paths like the spec's Touch list, a few probes each, kept open while the plan is worked and handed to whichever developer types.</w:t>
       </w:r>
     </w:p>
     <w:p>

--- a/docs/guides/crew/crew-1.0-daily-workflow.docx
+++ b/docs/guides/crew/crew-1.0-daily-workflow.docx
@@ -4203,7 +4203,27 @@
       </w:r>
       <w:r>
         <w:rPr/>
-        <w:t>, and autopilot's stops recommend finishing the in-flight ticket rather than telling you to run a script.</w:t>
+        <w:t xml:space="preserve">, and autopilot's stops recommend finishing the in-flight ticket rather than telling you to run a script. A review ledger that says accepted but whose receipt does not stand on its latest completed round, and a </w:t>
+      </w:r>
+      <w:r>
+        <w:rPr>
+          <w:rStyle w:val="SourceText"/>
+        </w:rPr>
+        <w:t>--root</w:t>
+      </w:r>
+      <w:r>
+        <w:rPr/>
+        <w:t xml:space="preserve"> the guard cannot judge where the shell will (</w:t>
+      </w:r>
+      <w:r>
+        <w:rPr>
+          <w:rStyle w:val="SourceText"/>
+        </w:rPr>
+        <w:t>~</w:t>
+      </w:r>
+      <w:r>
+        <w:rPr/>
+        <w:t>, a variable, a backslash path, a directory change, or no repository where it looked), both count as could not tell, so the move stays yours. If the pointer moves between the prompt hook reading it and writing it, the hook writes nothing and says so.</w:t>
       </w:r>
     </w:p>
     <w:sectPr>

--- a/docs/guides/crew/crew-1.0-daily-workflow.docx
+++ b/docs/guides/crew/crew-1.0-daily-workflow.docx
@@ -767,7 +767,47 @@
       </w:r>
       <w:r>
         <w:rPr/>
-        <w:t xml:space="preserve"> for you to run (crew never merges). After the merge, </w:t>
+        <w:t xml:space="preserve"> for you to run (crew never merges). When it refuses, land in this order: </w:t>
+      </w:r>
+      <w:r>
+        <w:rPr>
+          <w:rStyle w:val="SourceText"/>
+        </w:rPr>
+        <w:t>crew_train.py catch-up</w:t>
+      </w:r>
+      <w:r>
+        <w:rPr/>
+        <w:t xml:space="preserve"> (resolve any conflict), bump the version one past the base's, refresh the artifacts, commit, gate the merged head, then </w:t>
+      </w:r>
+      <w:r>
+        <w:rPr>
+          <w:rStyle w:val="SourceText"/>
+        </w:rPr>
+        <w:t>check-land</w:t>
+      </w:r>
+      <w:r>
+        <w:rPr/>
+        <w:t xml:space="preserve"> again, so the tree the gate passed is the tree that lands. After the review, a re-anchor changes only the </w:t>
+      </w:r>
+      <w:r>
+        <w:rPr>
+          <w:rStyle w:val="SourceText"/>
+        </w:rPr>
+        <w:t>anchor:</w:t>
+      </w:r>
+      <w:r>
+        <w:rPr/>
+        <w:t xml:space="preserve"> sha and regenerates the rules; its provenance goes in the ticket's </w:t>
+      </w:r>
+      <w:r>
+        <w:rPr>
+          <w:rStyle w:val="SourceText"/>
+        </w:rPr>
+        <w:t>notes.md</w:t>
+      </w:r>
+      <w:r>
+        <w:rPr/>
+        <w:t xml:space="preserve">. After the merge, </w:t>
       </w:r>
       <w:r>
         <w:rPr>

--- a/docs/guides/crew/crew-1.0-daily-workflow.docx
+++ b/docs/guides/crew/crew-1.0-daily-workflow.docx
@@ -777,7 +777,17 @@
       </w:r>
       <w:r>
         <w:rPr/>
-        <w:t xml:space="preserve"> (resolve any conflict), bump the version one past the base's, refresh the artifacts, commit, gate the merged head, then </w:t>
+        <w:t xml:space="preserve"> (resolve any conflict), bump the version one past the base's, refresh the artifacts, commit, gate the merged head, review it again if </w:t>
+      </w:r>
+      <w:r>
+        <w:rPr>
+          <w:rStyle w:val="SourceText"/>
+        </w:rPr>
+        <w:t>review_ledger.py --check-receipt</w:t>
+      </w:r>
+      <w:r>
+        <w:rPr/>
+        <w:t xml:space="preserve"> reads stale, then </w:t>
       </w:r>
       <w:r>
         <w:rPr>

--- a/docs/guides/crew/crew-1.0-daily-workflow.docx
+++ b/docs/guides/crew/crew-1.0-daily-workflow.docx
@@ -593,7 +593,7 @@
       </w:r>
       <w:r>
         <w:rPr/>
-        <w:t>. Three checks, all required: the review receipt rebuilds clean, the verify gate is clean, and the completion audit (the whole tree diffed against the scope base) finds nothing outside scope. Any one failing refuses the close and names what to fix. On success it appends a metrics row, marks the ticket done, and clears a stale handoff.</w:t>
+        <w:t>. Three checks, all required: the review receipt rebuilds clean, the verify gate is clean, and the completion audit (the whole tree diffed against the scope base, not counting a file that is byte-identical to main as last merged) finds nothing outside scope. Any one failing refuses the close and names what to fix. On success it appends a metrics row, marks the ticket done, and clears a stale handoff.</w:t>
       </w:r>
     </w:p>
     <w:p>
@@ -3124,7 +3124,7 @@
       </w:r>
       <w:r>
         <w:rPr/>
-        <w:t xml:space="preserve">, a shell redirect or a formatter can still change files. So when the session stops, the completion audit compares the whole tree with the commit the ticket started from. It covers committed, staged, unstaged and untracked changes, and both ends of a rename. If any changed path is outside Touch, the audit blocks the stop and lists the paths in six lines or fewer. It never blocks the continuation it caused. </w:t>
+        <w:t xml:space="preserve">, a shell redirect or a formatter can still change files. So when the session stops, the completion audit compares the whole tree with the commit the ticket started from. It covers committed, staged, unstaged and untracked changes, and both ends of a rename. After you merge main, a file byte-identical to the merged main commit is not counted: it is main's change, not the ticket's; the verdict names that commit. If any changed path is outside Touch, the audit blocks the stop and lists the paths in six lines or fewer. It never blocks the continuation it caused. </w:t>
       </w:r>
       <w:r>
         <w:rPr>

--- a/docs/guides/crew/crew-1.0-daily-workflow.docx
+++ b/docs/guides/crew/crew-1.0-daily-workflow.docx
@@ -1,6 +1,6 @@
 
 <file path=word/document.xml><?xml version="1.0" encoding="utf-8"?>
-<w:document xmlns:o="urn:schemas-microsoft-com:office:office" xmlns:r="http://schemas.openxmlformats.org/officeDocument/2006/relationships" xmlns:v="urn:schemas-microsoft-com:vml" xmlns:w="http://schemas.openxmlformats.org/wordprocessingml/2006/main" xmlns:w10="urn:schemas-microsoft-com:office:word" xmlns:wp="http://schemas.openxmlformats.org/drawingml/2006/wordprocessingDrawing" xmlns:pic="http://schemas.openxmlformats.org/drawingml/2006/picture" xmlns:wps="http://schemas.microsoft.com/office/word/2010/wordprocessingShape" xmlns:wpg="http://schemas.microsoft.com/office/word/2010/wordprocessingGroup" xmlns:mc="http://schemas.openxmlformats.org/markup-compatibility/2006" xmlns:wp14="http://schemas.microsoft.com/office/word/2010/wordprocessingDrawing" xmlns:w14="http://schemas.microsoft.com/office/word/2010/wordml" xmlns:w15="http://schemas.microsoft.com/office/word/2012/wordml" mc:Ignorable="w14 wp14 w15">
+<w:document xmlns:o="urn:schemas-microsoft-com:office:office" xmlns:r="http://schemas.openxmlformats.org/officeDocument/2006/relationships" xmlns:v="urn:schemas-microsoft-com:vml" xmlns:w="http://schemas.openxmlformats.org/wordprocessingml/2006/main" xmlns:w10="urn:schemas-microsoft-com:office:word" xmlns:wp="http://schemas.openxmlformats.org/drawingml/2006/wordprocessingDrawing" xmlns:wps="http://schemas.microsoft.com/office/word/2010/wordprocessingShape" xmlns:wpg="http://schemas.microsoft.com/office/word/2010/wordprocessingGroup" xmlns:mc="http://schemas.openxmlformats.org/markup-compatibility/2006" xmlns:wp14="http://schemas.microsoft.com/office/word/2010/wordprocessingDrawing" xmlns:w14="http://schemas.microsoft.com/office/word/2010/wordml" xmlns:w15="http://schemas.microsoft.com/office/word/2012/wordml" mc:Ignorable="w14 wp14 w15">
   <w:body>
     <w:p>
       <w:pPr>
@@ -77,6 +77,7 @@
             <w:rStyle w:val="Hyperlink"/>
             <w:rFonts w:ascii="Consolas;Courier New;monospace" w:hAnsi="Consolas;Courier New;monospace" w:eastAsia="Consolas;Courier New;monospace" w:cs="Consolas;Courier New;monospace"/>
             <w:sz w:val="19"/>
+            <w:sz w:val="19"/>
             <w:szCs w:val="19"/>
           </w:rPr>
           <w:t>daily-workflow-scope.md</w:t>
@@ -401,6 +402,36 @@
       </w:r>
       <w:r>
         <w:rPr/>
+        <w:t xml:space="preserve">; kept if </w:t>
+      </w:r>
+      <w:r>
+        <w:rPr>
+          <w:rStyle w:val="SourceText"/>
+        </w:rPr>
+        <w:t>crew_ticket.py activate</w:t>
+      </w:r>
+      <w:r>
+        <w:rPr/>
+        <w:t xml:space="preserve"> already recorded it, and measured against </w:t>
+      </w:r>
+      <w:r>
+        <w:rPr>
+          <w:rStyle w:val="SourceText"/>
+        </w:rPr>
+        <w:t>tickets.baseBranch</w:t>
+      </w:r>
+      <w:r>
+        <w:rPr/>
+        <w:t xml:space="preserve"> when your branches come from </w:t>
+      </w:r>
+      <w:r>
+        <w:rPr>
+          <w:rStyle w:val="SourceText"/>
+        </w:rPr>
+        <w:t>development</w:t>
+      </w:r>
+      <w:r>
+        <w:rPr/>
         <w:t xml:space="preserve">), works the plan step by step — test first, watch it fail, implement, watch it pass — and the </w:t>
       </w:r>
       <w:r>
@@ -799,7 +830,7 @@
       <w:tblPr>
         <w:tblW w:w="11339" w:type="dxa"/>
         <w:jc w:val="left"/>
-        <w:tblInd w:w="28" w:type="dxa"/>
+        <w:tblInd w:w="0" w:type="dxa"/>
         <w:tblLayout w:type="fixed"/>
         <w:tblCellMar>
           <w:top w:w="28" w:type="dxa"/>
@@ -809,9 +840,9 @@
         </w:tblCellMar>
       </w:tblPr>
       <w:tblGrid>
-        <w:gridCol w:w="1429"/>
-        <w:gridCol w:w="3770"/>
-        <w:gridCol w:w="6140"/>
+        <w:gridCol w:w="1472"/>
+        <w:gridCol w:w="3793"/>
+        <w:gridCol w:w="6074"/>
       </w:tblGrid>
       <w:tr>
         <w:trPr>
@@ -819,7 +850,7 @@
         </w:trPr>
         <w:tc>
           <w:tcPr>
-            <w:tcW w:w="1429" w:type="dxa"/>
+            <w:tcW w:w="1472" w:type="dxa"/>
             <w:tcBorders/>
             <w:vAlign w:val="center"/>
           </w:tcPr>
@@ -841,7 +872,7 @@
         </w:tc>
         <w:tc>
           <w:tcPr>
-            <w:tcW w:w="3770" w:type="dxa"/>
+            <w:tcW w:w="3793" w:type="dxa"/>
             <w:tcBorders/>
             <w:vAlign w:val="center"/>
           </w:tcPr>
@@ -863,7 +894,7 @@
         </w:tc>
         <w:tc>
           <w:tcPr>
-            <w:tcW w:w="6140" w:type="dxa"/>
+            <w:tcW w:w="6074" w:type="dxa"/>
             <w:tcBorders/>
             <w:vAlign w:val="center"/>
           </w:tcPr>
@@ -888,7 +919,7 @@
         <w:trPr/>
         <w:tc>
           <w:tcPr>
-            <w:tcW w:w="1429" w:type="dxa"/>
+            <w:tcW w:w="1472" w:type="dxa"/>
             <w:tcBorders/>
             <w:vAlign w:val="center"/>
           </w:tcPr>
@@ -909,7 +940,7 @@
         </w:tc>
         <w:tc>
           <w:tcPr>
-            <w:tcW w:w="3770" w:type="dxa"/>
+            <w:tcW w:w="3793" w:type="dxa"/>
             <w:tcBorders/>
             <w:vAlign w:val="center"/>
           </w:tcPr>
@@ -940,7 +971,7 @@
         </w:tc>
         <w:tc>
           <w:tcPr>
-            <w:tcW w:w="6140" w:type="dxa"/>
+            <w:tcW w:w="6074" w:type="dxa"/>
             <w:tcBorders/>
             <w:vAlign w:val="center"/>
           </w:tcPr>
@@ -964,7 +995,7 @@
         <w:trPr/>
         <w:tc>
           <w:tcPr>
-            <w:tcW w:w="1429" w:type="dxa"/>
+            <w:tcW w:w="1472" w:type="dxa"/>
             <w:tcBorders/>
             <w:vAlign w:val="center"/>
           </w:tcPr>
@@ -985,7 +1016,7 @@
         </w:tc>
         <w:tc>
           <w:tcPr>
-            <w:tcW w:w="3770" w:type="dxa"/>
+            <w:tcW w:w="3793" w:type="dxa"/>
             <w:tcBorders/>
             <w:vAlign w:val="center"/>
           </w:tcPr>
@@ -1016,7 +1047,7 @@
         </w:tc>
         <w:tc>
           <w:tcPr>
-            <w:tcW w:w="6140" w:type="dxa"/>
+            <w:tcW w:w="6074" w:type="dxa"/>
             <w:tcBorders/>
             <w:vAlign w:val="center"/>
           </w:tcPr>
@@ -1040,7 +1071,7 @@
         <w:trPr/>
         <w:tc>
           <w:tcPr>
-            <w:tcW w:w="1429" w:type="dxa"/>
+            <w:tcW w:w="1472" w:type="dxa"/>
             <w:tcBorders/>
             <w:vAlign w:val="center"/>
           </w:tcPr>
@@ -1061,7 +1092,7 @@
         </w:tc>
         <w:tc>
           <w:tcPr>
-            <w:tcW w:w="3770" w:type="dxa"/>
+            <w:tcW w:w="3793" w:type="dxa"/>
             <w:tcBorders/>
             <w:vAlign w:val="center"/>
           </w:tcPr>
@@ -1092,7 +1123,7 @@
         </w:tc>
         <w:tc>
           <w:tcPr>
-            <w:tcW w:w="6140" w:type="dxa"/>
+            <w:tcW w:w="6074" w:type="dxa"/>
             <w:tcBorders/>
             <w:vAlign w:val="center"/>
           </w:tcPr>
@@ -1116,7 +1147,7 @@
         <w:trPr/>
         <w:tc>
           <w:tcPr>
-            <w:tcW w:w="1429" w:type="dxa"/>
+            <w:tcW w:w="1472" w:type="dxa"/>
             <w:tcBorders/>
             <w:vAlign w:val="center"/>
           </w:tcPr>
@@ -1137,7 +1168,7 @@
         </w:tc>
         <w:tc>
           <w:tcPr>
-            <w:tcW w:w="3770" w:type="dxa"/>
+            <w:tcW w:w="3793" w:type="dxa"/>
             <w:tcBorders/>
             <w:vAlign w:val="center"/>
           </w:tcPr>
@@ -1158,7 +1189,7 @@
         </w:tc>
         <w:tc>
           <w:tcPr>
-            <w:tcW w:w="6140" w:type="dxa"/>
+            <w:tcW w:w="6074" w:type="dxa"/>
             <w:tcBorders/>
             <w:vAlign w:val="center"/>
           </w:tcPr>
@@ -1824,7 +1855,7 @@
       <w:tblPr>
         <w:tblW w:w="11339" w:type="dxa"/>
         <w:jc w:val="left"/>
-        <w:tblInd w:w="28" w:type="dxa"/>
+        <w:tblInd w:w="0" w:type="dxa"/>
         <w:tblLayout w:type="fixed"/>
         <w:tblCellMar>
           <w:top w:w="28" w:type="dxa"/>
@@ -1834,9 +1865,9 @@
         </w:tblCellMar>
       </w:tblPr>
       <w:tblGrid>
-        <w:gridCol w:w="2608"/>
-        <w:gridCol w:w="3171"/>
-        <w:gridCol w:w="5560"/>
+        <w:gridCol w:w="2547"/>
+        <w:gridCol w:w="3402"/>
+        <w:gridCol w:w="5390"/>
       </w:tblGrid>
       <w:tr>
         <w:trPr>
@@ -1844,7 +1875,7 @@
         </w:trPr>
         <w:tc>
           <w:tcPr>
-            <w:tcW w:w="2608" w:type="dxa"/>
+            <w:tcW w:w="2547" w:type="dxa"/>
             <w:tcBorders/>
             <w:vAlign w:val="center"/>
           </w:tcPr>
@@ -1866,7 +1897,7 @@
         </w:tc>
         <w:tc>
           <w:tcPr>
-            <w:tcW w:w="3171" w:type="dxa"/>
+            <w:tcW w:w="3402" w:type="dxa"/>
             <w:tcBorders/>
             <w:vAlign w:val="center"/>
           </w:tcPr>
@@ -1888,7 +1919,7 @@
         </w:tc>
         <w:tc>
           <w:tcPr>
-            <w:tcW w:w="5560" w:type="dxa"/>
+            <w:tcW w:w="5390" w:type="dxa"/>
             <w:tcBorders/>
             <w:vAlign w:val="center"/>
           </w:tcPr>
@@ -1913,7 +1944,7 @@
         <w:trPr/>
         <w:tc>
           <w:tcPr>
-            <w:tcW w:w="2608" w:type="dxa"/>
+            <w:tcW w:w="2547" w:type="dxa"/>
             <w:tcBorders/>
             <w:vAlign w:val="center"/>
           </w:tcPr>
@@ -1940,7 +1971,7 @@
         </w:tc>
         <w:tc>
           <w:tcPr>
-            <w:tcW w:w="3171" w:type="dxa"/>
+            <w:tcW w:w="3402" w:type="dxa"/>
             <w:tcBorders/>
             <w:vAlign w:val="center"/>
           </w:tcPr>
@@ -1971,7 +2002,7 @@
         </w:tc>
         <w:tc>
           <w:tcPr>
-            <w:tcW w:w="5560" w:type="dxa"/>
+            <w:tcW w:w="5390" w:type="dxa"/>
             <w:tcBorders/>
             <w:vAlign w:val="center"/>
           </w:tcPr>
@@ -2007,7 +2038,7 @@
         <w:trPr/>
         <w:tc>
           <w:tcPr>
-            <w:tcW w:w="2608" w:type="dxa"/>
+            <w:tcW w:w="2547" w:type="dxa"/>
             <w:tcBorders/>
             <w:vAlign w:val="center"/>
           </w:tcPr>
@@ -2028,7 +2059,7 @@
         </w:tc>
         <w:tc>
           <w:tcPr>
-            <w:tcW w:w="3171" w:type="dxa"/>
+            <w:tcW w:w="3402" w:type="dxa"/>
             <w:tcBorders/>
             <w:vAlign w:val="center"/>
           </w:tcPr>
@@ -2049,7 +2080,7 @@
         </w:tc>
         <w:tc>
           <w:tcPr>
-            <w:tcW w:w="5560" w:type="dxa"/>
+            <w:tcW w:w="5390" w:type="dxa"/>
             <w:tcBorders/>
             <w:vAlign w:val="center"/>
           </w:tcPr>
@@ -2083,7 +2114,7 @@
         <w:trPr/>
         <w:tc>
           <w:tcPr>
-            <w:tcW w:w="2608" w:type="dxa"/>
+            <w:tcW w:w="2547" w:type="dxa"/>
             <w:tcBorders/>
             <w:vAlign w:val="center"/>
           </w:tcPr>
@@ -2116,7 +2147,7 @@
         </w:tc>
         <w:tc>
           <w:tcPr>
-            <w:tcW w:w="3171" w:type="dxa"/>
+            <w:tcW w:w="3402" w:type="dxa"/>
             <w:tcBorders/>
             <w:vAlign w:val="center"/>
           </w:tcPr>
@@ -2137,7 +2168,7 @@
         </w:tc>
         <w:tc>
           <w:tcPr>
-            <w:tcW w:w="5560" w:type="dxa"/>
+            <w:tcW w:w="5390" w:type="dxa"/>
             <w:tcBorders/>
             <w:vAlign w:val="center"/>
           </w:tcPr>
@@ -2181,7 +2212,7 @@
         <w:trPr/>
         <w:tc>
           <w:tcPr>
-            <w:tcW w:w="2608" w:type="dxa"/>
+            <w:tcW w:w="2547" w:type="dxa"/>
             <w:tcBorders/>
             <w:vAlign w:val="center"/>
           </w:tcPr>
@@ -2214,7 +2245,7 @@
         </w:tc>
         <w:tc>
           <w:tcPr>
-            <w:tcW w:w="3171" w:type="dxa"/>
+            <w:tcW w:w="3402" w:type="dxa"/>
             <w:tcBorders/>
             <w:vAlign w:val="center"/>
           </w:tcPr>
@@ -2235,7 +2266,7 @@
         </w:tc>
         <w:tc>
           <w:tcPr>
-            <w:tcW w:w="5560" w:type="dxa"/>
+            <w:tcW w:w="5390" w:type="dxa"/>
             <w:tcBorders/>
             <w:vAlign w:val="center"/>
           </w:tcPr>
@@ -2265,7 +2296,7 @@
         <w:trPr/>
         <w:tc>
           <w:tcPr>
-            <w:tcW w:w="2608" w:type="dxa"/>
+            <w:tcW w:w="2547" w:type="dxa"/>
             <w:tcBorders/>
             <w:vAlign w:val="center"/>
           </w:tcPr>
@@ -2292,7 +2323,7 @@
         </w:tc>
         <w:tc>
           <w:tcPr>
-            <w:tcW w:w="3171" w:type="dxa"/>
+            <w:tcW w:w="3402" w:type="dxa"/>
             <w:tcBorders/>
             <w:vAlign w:val="center"/>
           </w:tcPr>
@@ -2313,7 +2344,7 @@
         </w:tc>
         <w:tc>
           <w:tcPr>
-            <w:tcW w:w="5560" w:type="dxa"/>
+            <w:tcW w:w="5390" w:type="dxa"/>
             <w:tcBorders/>
             <w:vAlign w:val="center"/>
           </w:tcPr>
@@ -3731,7 +3762,7 @@
       <w:tblPr>
         <w:tblW w:w="11339" w:type="dxa"/>
         <w:jc w:val="left"/>
-        <w:tblInd w:w="28" w:type="dxa"/>
+        <w:tblInd w:w="0" w:type="dxa"/>
         <w:tblLayout w:type="fixed"/>
         <w:tblCellMar>
           <w:top w:w="28" w:type="dxa"/>
@@ -3741,8 +3772,8 @@
         </w:tblCellMar>
       </w:tblPr>
       <w:tblGrid>
-        <w:gridCol w:w="945"/>
-        <w:gridCol w:w="10394"/>
+        <w:gridCol w:w="946"/>
+        <w:gridCol w:w="10393"/>
       </w:tblGrid>
       <w:tr>
         <w:trPr>
@@ -3750,7 +3781,7 @@
         </w:trPr>
         <w:tc>
           <w:tcPr>
-            <w:tcW w:w="945" w:type="dxa"/>
+            <w:tcW w:w="946" w:type="dxa"/>
             <w:tcBorders/>
             <w:vAlign w:val="center"/>
           </w:tcPr>
@@ -3772,7 +3803,7 @@
         </w:tc>
         <w:tc>
           <w:tcPr>
-            <w:tcW w:w="10394" w:type="dxa"/>
+            <w:tcW w:w="10393" w:type="dxa"/>
             <w:tcBorders/>
             <w:vAlign w:val="center"/>
           </w:tcPr>
@@ -3797,7 +3828,7 @@
         <w:trPr/>
         <w:tc>
           <w:tcPr>
-            <w:tcW w:w="945" w:type="dxa"/>
+            <w:tcW w:w="946" w:type="dxa"/>
             <w:tcBorders/>
             <w:vAlign w:val="center"/>
           </w:tcPr>
@@ -3820,7 +3851,7 @@
         </w:tc>
         <w:tc>
           <w:tcPr>
-            <w:tcW w:w="10394" w:type="dxa"/>
+            <w:tcW w:w="10393" w:type="dxa"/>
             <w:tcBorders/>
             <w:vAlign w:val="center"/>
           </w:tcPr>
@@ -3844,7 +3875,7 @@
         <w:trPr/>
         <w:tc>
           <w:tcPr>
-            <w:tcW w:w="945" w:type="dxa"/>
+            <w:tcW w:w="946" w:type="dxa"/>
             <w:tcBorders/>
             <w:vAlign w:val="center"/>
           </w:tcPr>
@@ -3867,7 +3898,7 @@
         </w:tc>
         <w:tc>
           <w:tcPr>
-            <w:tcW w:w="10394" w:type="dxa"/>
+            <w:tcW w:w="10393" w:type="dxa"/>
             <w:tcBorders/>
             <w:vAlign w:val="center"/>
           </w:tcPr>
@@ -3901,7 +3932,7 @@
         <w:trPr/>
         <w:tc>
           <w:tcPr>
-            <w:tcW w:w="945" w:type="dxa"/>
+            <w:tcW w:w="946" w:type="dxa"/>
             <w:tcBorders/>
             <w:vAlign w:val="center"/>
           </w:tcPr>
@@ -3924,7 +3955,7 @@
         </w:tc>
         <w:tc>
           <w:tcPr>
-            <w:tcW w:w="10394" w:type="dxa"/>
+            <w:tcW w:w="10393" w:type="dxa"/>
             <w:tcBorders/>
             <w:vAlign w:val="center"/>
           </w:tcPr>
@@ -3948,7 +3979,7 @@
         <w:trPr/>
         <w:tc>
           <w:tcPr>
-            <w:tcW w:w="945" w:type="dxa"/>
+            <w:tcW w:w="946" w:type="dxa"/>
             <w:tcBorders/>
             <w:vAlign w:val="center"/>
           </w:tcPr>
@@ -3971,7 +4002,7 @@
         </w:tc>
         <w:tc>
           <w:tcPr>
-            <w:tcW w:w="10394" w:type="dxa"/>
+            <w:tcW w:w="10393" w:type="dxa"/>
             <w:tcBorders/>
             <w:vAlign w:val="center"/>
           </w:tcPr>
@@ -5057,7 +5088,7 @@
       <w:start w:val="1"/>
       <w:numFmt w:val="none"/>
       <w:suff w:val="nothing"/>
-      <w:lvlText w:val=""/>
+      <w:lvlText w:val="%1"/>
       <w:lvlJc w:val="left"/>
       <w:pPr>
         <w:tabs>
@@ -5068,37 +5099,10 @@
     </w:lvl>
     <w:lvl w:ilvl="1">
       <w:start w:val="1"/>
-      <w:numFmt w:val="none"/>
       <w:pStyle w:val="Heading2"/>
-      <w:suff w:val="nothing"/>
-      <w:lvlText w:val=""/>
-      <w:lvlJc w:val="left"/>
-      <w:pPr>
-        <w:tabs>
-          <w:tab w:val="num" w:pos="0"/>
-        </w:tabs>
-        <w:ind w:left="0" w:hanging="0"/>
-      </w:pPr>
-    </w:lvl>
-    <w:lvl w:ilvl="2">
-      <w:start w:val="1"/>
-      <w:numFmt w:val="none"/>
-      <w:pStyle w:val="Heading3"/>
-      <w:suff w:val="nothing"/>
-      <w:lvlText w:val=""/>
-      <w:lvlJc w:val="left"/>
-      <w:pPr>
-        <w:tabs>
-          <w:tab w:val="num" w:pos="0"/>
-        </w:tabs>
-        <w:ind w:left="0" w:hanging="0"/>
-      </w:pPr>
-    </w:lvl>
-    <w:lvl w:ilvl="3">
-      <w:start w:val="1"/>
       <w:numFmt w:val="none"/>
       <w:suff w:val="nothing"/>
-      <w:lvlText w:val=""/>
+      <w:lvlText w:val="%2"/>
       <w:lvlJc w:val="left"/>
       <w:pPr>
         <w:tabs>
@@ -5107,11 +5111,12 @@
         <w:ind w:left="0" w:hanging="0"/>
       </w:pPr>
     </w:lvl>
-    <w:lvl w:ilvl="4">
-      <w:start w:val="1"/>
+    <w:lvl w:ilvl="2">
+      <w:start w:val="1"/>
+      <w:pStyle w:val="Heading3"/>
       <w:numFmt w:val="none"/>
       <w:suff w:val="nothing"/>
-      <w:lvlText w:val=""/>
+      <w:lvlText w:val="%3"/>
       <w:lvlJc w:val="left"/>
       <w:pPr>
         <w:tabs>
@@ -5120,11 +5125,11 @@
         <w:ind w:left="0" w:hanging="0"/>
       </w:pPr>
     </w:lvl>
-    <w:lvl w:ilvl="5">
+    <w:lvl w:ilvl="3">
       <w:start w:val="1"/>
       <w:numFmt w:val="none"/>
       <w:suff w:val="nothing"/>
-      <w:lvlText w:val=""/>
+      <w:lvlText w:val="%4"/>
       <w:lvlJc w:val="left"/>
       <w:pPr>
         <w:tabs>
@@ -5133,11 +5138,11 @@
         <w:ind w:left="0" w:hanging="0"/>
       </w:pPr>
     </w:lvl>
-    <w:lvl w:ilvl="6">
+    <w:lvl w:ilvl="4">
       <w:start w:val="1"/>
       <w:numFmt w:val="none"/>
       <w:suff w:val="nothing"/>
-      <w:lvlText w:val=""/>
+      <w:lvlText w:val="%5"/>
       <w:lvlJc w:val="left"/>
       <w:pPr>
         <w:tabs>
@@ -5146,11 +5151,11 @@
         <w:ind w:left="0" w:hanging="0"/>
       </w:pPr>
     </w:lvl>
-    <w:lvl w:ilvl="7">
+    <w:lvl w:ilvl="5">
       <w:start w:val="1"/>
       <w:numFmt w:val="none"/>
       <w:suff w:val="nothing"/>
-      <w:lvlText w:val=""/>
+      <w:lvlText w:val="%6"/>
       <w:lvlJc w:val="left"/>
       <w:pPr>
         <w:tabs>
@@ -5159,11 +5164,37 @@
         <w:ind w:left="0" w:hanging="0"/>
       </w:pPr>
     </w:lvl>
-    <w:lvl w:ilvl="8">
+    <w:lvl w:ilvl="6">
       <w:start w:val="1"/>
       <w:numFmt w:val="none"/>
       <w:suff w:val="nothing"/>
-      <w:lvlText w:val=""/>
+      <w:lvlText w:val="%7"/>
+      <w:lvlJc w:val="left"/>
+      <w:pPr>
+        <w:tabs>
+          <w:tab w:val="num" w:pos="0"/>
+        </w:tabs>
+        <w:ind w:left="0" w:hanging="0"/>
+      </w:pPr>
+    </w:lvl>
+    <w:lvl w:ilvl="7">
+      <w:start w:val="1"/>
+      <w:numFmt w:val="none"/>
+      <w:suff w:val="nothing"/>
+      <w:lvlText w:val="%8"/>
+      <w:lvlJc w:val="left"/>
+      <w:pPr>
+        <w:tabs>
+          <w:tab w:val="num" w:pos="0"/>
+        </w:tabs>
+        <w:ind w:left="0" w:hanging="0"/>
+      </w:pPr>
+    </w:lvl>
+    <w:lvl w:ilvl="8">
+      <w:start w:val="1"/>
+      <w:numFmt w:val="none"/>
+      <w:suff w:val="nothing"/>
+      <w:lvlText w:val="%9"/>
       <w:lvlJc w:val="left"/>
       <w:pPr>
         <w:tabs>
@@ -5205,7 +5236,7 @@
   <w:docDefaults>
     <w:rPrDefault>
       <w:rPr>
-        <w:rFonts w:ascii="Liberation Serif" w:hAnsi="Liberation Serif" w:eastAsia="Noto Serif CJK SC" w:cs="Noto Sans Devanagari"/>
+        <w:rFonts w:ascii="Liberation Serif" w:hAnsi="Liberation Serif" w:eastAsia="WenQuanYi Zen Hei" w:cs="FreeSans"/>
         <w:sz w:val="24"/>
         <w:szCs w:val="24"/>
         <w:lang w:val="en-US" w:eastAsia="zh-CN" w:bidi="hi-IN"/>
@@ -5235,7 +5266,7 @@
     </w:rPr>
   </w:style>
   <w:style w:type="paragraph" w:styleId="Heading1">
-    <w:name w:val="heading 1"/>
+    <w:name w:val="Heading 1"/>
     <w:basedOn w:val="Heading"/>
     <w:next w:val="BodyText"/>
     <w:qFormat/>
@@ -5243,6 +5274,7 @@
       <w:spacing w:before="240" w:after="80"/>
     </w:pPr>
     <w:rPr>
+      <w:rFonts w:ascii="Noto Sans" w:hAnsi="Noto Sans"/>
       <w:b/>
       <w:bCs/>
       <w:color w:val="88C0D0"/>
@@ -5251,7 +5283,7 @@
     </w:rPr>
   </w:style>
   <w:style w:type="paragraph" w:styleId="Heading2">
-    <w:name w:val="heading 2"/>
+    <w:name w:val="Heading 2"/>
     <w:basedOn w:val="Heading"/>
     <w:next w:val="BodyText"/>
     <w:qFormat/>
@@ -5264,7 +5296,7 @@
       <w:outlineLvl w:val="1"/>
     </w:pPr>
     <w:rPr>
-      <w:rFonts w:ascii="Liberation Serif" w:hAnsi="Liberation Serif" w:eastAsia="Noto Serif CJK SC" w:cs="Noto Sans Devanagari"/>
+      <w:rFonts w:ascii="Liberation Serif" w:hAnsi="Liberation Serif" w:eastAsia="WenQuanYi Zen Hei" w:cs="FreeSans"/>
       <w:b/>
       <w:bCs/>
       <w:color w:val="88C0D0"/>
@@ -5273,7 +5305,7 @@
     </w:rPr>
   </w:style>
   <w:style w:type="paragraph" w:styleId="Heading3">
-    <w:name w:val="heading 3"/>
+    <w:name w:val="Heading 3"/>
     <w:basedOn w:val="Heading"/>
     <w:next w:val="BodyText"/>
     <w:qFormat/>
@@ -5283,24 +5315,12 @@
       <w:outlineLvl w:val="2"/>
     </w:pPr>
     <w:rPr>
-      <w:rFonts w:ascii="Liberation Serif" w:hAnsi="Liberation Serif" w:eastAsia="Noto Serif CJK SC" w:cs="Noto Sans Devanagari"/>
+      <w:rFonts w:ascii="Liberation Serif" w:hAnsi="Liberation Serif" w:eastAsia="WenQuanYi Zen Hei" w:cs="FreeSans"/>
       <w:b/>
       <w:bCs/>
       <w:color w:val="88C0D0"/>
       <w:sz w:val="26"/>
       <w:szCs w:val="26"/>
-    </w:rPr>
-  </w:style>
-  <w:style w:type="character" w:styleId="EndnoteReference">
-    <w:name w:val="endnote reference"/>
-    <w:rPr>
-      <w:vertAlign w:val="superscript"/>
-    </w:rPr>
-  </w:style>
-  <w:style w:type="character" w:styleId="FootnoteReference">
-    <w:name w:val="footnote reference"/>
-    <w:rPr>
-      <w:vertAlign w:val="superscript"/>
     </w:rPr>
   </w:style>
   <w:style w:type="character" w:styleId="EndnoteCharacters">
@@ -5372,7 +5392,7 @@
     </w:rPr>
   </w:style>
   <w:style w:type="paragraph" w:styleId="EnvelopeReturn">
-    <w:name w:val="envelope return"/>
+    <w:name w:val="Envelope Return"/>
     <w:basedOn w:val="Normal"/>
     <w:pPr/>
     <w:rPr>
@@ -5391,6 +5411,46 @@
       <w:color w:val="ECEFF4"/>
     </w:rPr>
   </w:style>
+  <w:style w:type="paragraph" w:styleId="Footer">
+    <w:name w:val="Footer"/>
+    <w:basedOn w:val="Normal"/>
+    <w:pPr>
+      <w:suppressLineNumbers/>
+      <w:tabs>
+        <w:tab w:val="clear" w:pos="1134"/>
+        <w:tab w:val="center" w:pos="5952" w:leader="none"/>
+        <w:tab w:val="right" w:pos="10771" w:leader="none"/>
+      </w:tabs>
+    </w:pPr>
+    <w:rPr/>
+  </w:style>
+  <w:style w:type="paragraph" w:styleId="Header">
+    <w:name w:val="Header"/>
+    <w:basedOn w:val="Normal"/>
+    <w:pPr>
+      <w:suppressLineNumbers/>
+      <w:tabs>
+        <w:tab w:val="clear" w:pos="1134"/>
+        <w:tab w:val="center" w:pos="5952" w:leader="none"/>
+        <w:tab w:val="right" w:pos="10771" w:leader="none"/>
+      </w:tabs>
+    </w:pPr>
+    <w:rPr/>
+  </w:style>
+  <w:style w:type="paragraph" w:styleId="HeaderandFooter">
+    <w:name w:val="Header and Footer"/>
+    <w:basedOn w:val="Normal"/>
+    <w:qFormat/>
+    <w:pPr>
+      <w:suppressLineNumbers/>
+      <w:tabs>
+        <w:tab w:val="clear" w:pos="1134"/>
+        <w:tab w:val="center" w:pos="5953" w:leader="none"/>
+        <w:tab w:val="right" w:pos="10772" w:leader="none"/>
+      </w:tabs>
+    </w:pPr>
+    <w:rPr/>
+  </w:style>
   <w:style w:type="paragraph" w:styleId="Index">
     <w:name w:val="Index"/>
     <w:basedOn w:val="Normal"/>
@@ -5399,11 +5459,11 @@
       <w:suppressLineNumbers/>
     </w:pPr>
     <w:rPr>
-      <w:rFonts w:cs="Noto Sans Devanagari"/>
+      <w:rFonts w:cs="FreeSans"/>
     </w:rPr>
   </w:style>
   <w:style w:type="paragraph" w:styleId="Caption">
-    <w:name w:val="caption"/>
+    <w:name w:val="Caption"/>
     <w:basedOn w:val="Normal"/>
     <w:qFormat/>
     <w:pPr>
@@ -5411,7 +5471,7 @@
       <w:spacing w:before="120" w:after="120"/>
     </w:pPr>
     <w:rPr>
-      <w:rFonts w:cs="Noto Sans Devanagari"/>
+      <w:rFonts w:cs="FreeSans"/>
       <w:i/>
       <w:iCs/>
       <w:sz w:val="24"/>
@@ -5423,7 +5483,7 @@
     <w:basedOn w:val="BodyText"/>
     <w:pPr/>
     <w:rPr>
-      <w:rFonts w:cs="Noto Sans Devanagari"/>
+      <w:rFonts w:cs="FreeSans"/>
     </w:rPr>
   </w:style>
   <w:style w:type="paragraph" w:styleId="BodyText">
@@ -5465,7 +5525,7 @@
       <w:ind w:left="160" w:right="160"/>
     </w:pPr>
     <w:rPr>
-      <w:rFonts w:ascii="Liberation Mono" w:hAnsi="Liberation Mono" w:eastAsia="Noto Sans Mono CJK SC" w:cs="Liberation Mono"/>
+      <w:rFonts w:ascii="Liberation Mono" w:hAnsi="Liberation Mono" w:eastAsia="Liberation Mono" w:cs="Liberation Mono"/>
       <w:sz w:val="20"/>
       <w:szCs w:val="20"/>
     </w:rPr>
@@ -5506,37 +5566,37 @@
         <a:srgbClr val="000000"/>
       </a:dk1>
       <a:lt1>
-        <a:srgbClr val="FFFFFF"/>
+        <a:srgbClr val="ffffff"/>
       </a:lt1>
       <a:dk2>
         <a:srgbClr val="000000"/>
       </a:dk2>
       <a:lt2>
-        <a:srgbClr val="FFFFFF"/>
+        <a:srgbClr val="ffffff"/>
       </a:lt2>
       <a:accent1>
-        <a:srgbClr val="18A303"/>
+        <a:srgbClr val="18a303"/>
       </a:accent1>
       <a:accent2>
-        <a:srgbClr val="0369A3"/>
+        <a:srgbClr val="0369a3"/>
       </a:accent2>
       <a:accent3>
-        <a:srgbClr val="A33E03"/>
+        <a:srgbClr val="a33e03"/>
       </a:accent3>
       <a:accent4>
-        <a:srgbClr val="8E03A3"/>
+        <a:srgbClr val="8e03a3"/>
       </a:accent4>
       <a:accent5>
-        <a:srgbClr val="C99C00"/>
+        <a:srgbClr val="c99c00"/>
       </a:accent5>
       <a:accent6>
-        <a:srgbClr val="C9211E"/>
+        <a:srgbClr val="c9211e"/>
       </a:accent6>
       <a:hlink>
-        <a:srgbClr val="0000EE"/>
+        <a:srgbClr val="0000ee"/>
       </a:hlink>
       <a:folHlink>
-        <a:srgbClr val="551A8B"/>
+        <a:srgbClr val="551a8b"/>
       </a:folHlink>
     </a:clrScheme>
     <a:fontScheme name="Office">

--- a/docs/guides/crew/crew-1.0-daily-workflow.docx
+++ b/docs/guides/crew/crew-1.0-daily-workflow.docx
@@ -756,7 +756,7 @@
       </w:r>
       <w:r>
         <w:rPr/>
-        <w:t>. Three checks, all required: the review receipt rebuilds clean, the verify gate is clean, and the completion audit (the whole tree diffed against the scope base) finds nothing outside scope. Any one failing refuses the close and names what to fix. On success it appends a metrics row, marks the ticket done, and clears a stale handoff.</w:t>
+        <w:t>. Three checks, all required: the review receipt rebuilds clean, the verify gate is clean, and the completion audit (the whole tree diffed against the scope base, not counting a file that is byte-identical to main as last merged) finds nothing outside scope. Any one failing refuses the close and names what to fix. On success it appends a metrics row, marks the ticket done, and clears a stale handoff.</w:t>
       </w:r>
     </w:p>
     <w:p>
@@ -3381,7 +3381,7 @@
       </w:r>
       <w:r>
         <w:rPr/>
-        <w:t>, a shell redirect or a formatter can still change files. So when the session stops, the completion audit compares the whole tree with the commit the ticket started from. It covers committed, staged, unstaged and untracked changes, and both ends of a rename. If any changed path is outside Touch, the audit blocks the stop and lists the paths in six lines or fewer. It never blocks the continuation it caused.</w:t>
+        <w:t>, a shell redirect or a formatter can still change files. So when the session stops, the completion audit compares the whole tree with the commit the ticket started from. It covers committed, staged, unstaged and untracked changes, and both ends of a rename. After you merge main, a file byte-identical to the merged main commit is not counted: it is main's change, not the ticket's; the verdict names that commit. If any changed path is outside Touch, the audit blocks the stop and lists the paths in six lines or fewer. It never blocks the continuation it caused.</w:t>
       </w:r>
     </w:p>
     <w:p>

--- a/docs/guides/crew/crew-1.0-daily-workflow.docx
+++ b/docs/guides/crew/crew-1.0-daily-workflow.docx
@@ -480,7 +480,37 @@
       </w:r>
       <w:r>
         <w:rPr/>
-        <w:t xml:space="preserve"> runs next and usually says "none" — most tickets touch no document that needs updating.</w:t>
+        <w:t xml:space="preserve"> runs next and usually says "none" — most tickets touch no document that needs updating. Then </w:t>
+      </w:r>
+      <w:r>
+        <w:rPr>
+          <w:rStyle w:val="SourceText"/>
+        </w:rPr>
+        <w:t>crew_gitignore.py check</w:t>
+      </w:r>
+      <w:r>
+        <w:rPr/>
+        <w:t xml:space="preserve"> asks whether the ticket brought a language or manifest whose ignore patterns are missing: it adds them only if the spec's Touch covers </w:t>
+      </w:r>
+      <w:r>
+        <w:rPr>
+          <w:rStyle w:val="SourceText"/>
+        </w:rPr>
+        <w:t>.gitignore</w:t>
+      </w:r>
+      <w:r>
+        <w:rPr/>
+        <w:t xml:space="preserve">, and otherwise the PR body lists them and the next </w:t>
+      </w:r>
+      <w:r>
+        <w:rPr>
+          <w:rStyle w:val="SourceText"/>
+        </w:rPr>
+        <w:t>/crew:onboard</w:t>
+      </w:r>
+      <w:r>
+        <w:rPr/>
+        <w:t xml:space="preserve"> adds them.</w:t>
       </w:r>
     </w:p>
     <w:p>

--- a/docs/guides/crew/crew-1.0-daily-workflow.docx
+++ b/docs/guides/crew/crew-1.0-daily-workflow.docx
@@ -2460,7 +2460,67 @@
       </w:r>
       <w:r>
         <w:rPr/>
-        <w:t>:</w:t>
+        <w:t xml:space="preserve"> (once done and archived with </w:t>
+      </w:r>
+      <w:r>
+        <w:rPr>
+          <w:rStyle w:val="SourceText"/>
+        </w:rPr>
+        <w:t>crew_tracker.py archive</w:t>
+      </w:r>
+      <w:r>
+        <w:rPr/>
+        <w:t xml:space="preserve">, in </w:t>
+      </w:r>
+      <w:r>
+        <w:rPr>
+          <w:rStyle w:val="SourceText"/>
+        </w:rPr>
+        <w:t>.work/tickets/Complete/&lt;id&gt;/</w:t>
+      </w:r>
+      <w:r>
+        <w:rPr/>
+        <w:t xml:space="preserve">; crew finds it in either place, and a ticket present in both is "could not tell", which refuses). An id is </w:t>
+      </w:r>
+      <w:r>
+        <w:rPr>
+          <w:rStyle w:val="SourceText"/>
+        </w:rPr>
+        <w:t>LETTERS-digits</w:t>
+      </w:r>
+      <w:r>
+        <w:rPr/>
+        <w:t xml:space="preserve"> with any prefix (</w:t>
+      </w:r>
+      <w:r>
+        <w:rPr>
+          <w:rStyle w:val="SourceText"/>
+        </w:rPr>
+        <w:t>T-</w:t>
+      </w:r>
+      <w:r>
+        <w:rPr/>
+        <w:t xml:space="preserve">, </w:t>
+      </w:r>
+      <w:r>
+        <w:rPr>
+          <w:rStyle w:val="SourceText"/>
+        </w:rPr>
+        <w:t>L-</w:t>
+      </w:r>
+      <w:r>
+        <w:rPr/>
+        <w:t xml:space="preserve">, </w:t>
+      </w:r>
+      <w:r>
+        <w:rPr>
+          <w:rStyle w:val="SourceText"/>
+        </w:rPr>
+        <w:t>W-</w:t>
+      </w:r>
+      <w:r>
+        <w:rPr/>
+        <w:t>):</w:t>
       </w:r>
     </w:p>
     <w:p>

--- a/docs/guides/crew/crew-1.0-daily-workflow.docx
+++ b/docs/guides/crew/crew-1.0-daily-workflow.docx
@@ -638,7 +638,7 @@
       </w:r>
       <w:r>
         <w:rPr/>
-        <w:t xml:space="preserve">, L-0520). Lanes still implement at the same time, overlapping Touch or not; only gate and land queue. Before the review round, </w:t>
+        <w:t xml:space="preserve">, L-0520). Lanes still implement at the same time, overlapping Touch or not; only gate and land queue. The review round takes the train itself (L-0526; </w:t>
       </w:r>
       <w:r>
         <w:rPr>
@@ -648,7 +648,17 @@
       </w:r>
       <w:r>
         <w:rPr/>
-        <w:t xml:space="preserve"> takes the train: a ticket whose Touch overlaps one already holding it waits (exit 1, colliding paths named) and gates next, in the order the lanes reached their gate, while a ticket with a disjoint Touch gates at once. Catch up with </w:t>
+        <w:t xml:space="preserve"> does the same by hand): a ticket whose Touch overlaps one already holding it waits - </w:t>
+      </w:r>
+      <w:r>
+        <w:rPr>
+          <w:rStyle w:val="SourceText"/>
+        </w:rPr>
+        <w:t>/crew:review</w:t>
+      </w:r>
+      <w:r>
+        <w:rPr/>
+        <w:t xml:space="preserve"> stops with exit 6, colliding paths named, no round spent - and gates next, in the order the lanes reached their gate, while a ticket with a disjoint Touch gates at once. Catch up with </w:t>
       </w:r>
       <w:r>
         <w:rPr>
@@ -668,7 +678,7 @@
       </w:r>
       <w:r>
         <w:rPr/>
-        <w:t xml:space="preserve"> of the base, never a rebase, with git rerere on so a conflict resolved once replays next time. A replay is left unstaged and listed: inspect it, </w:t>
+        <w:t xml:space="preserve"> of the base, never a rebase, with git rerere on so a conflict resolved once replays next time. A replay is left unstaged and listed: inspect it and </w:t>
       </w:r>
       <w:r>
         <w:rPr>
@@ -678,7 +688,7 @@
       </w:r>
       <w:r>
         <w:rPr/>
-        <w:t xml:space="preserve"> it, and show it to the reviewer. crew never turns on </w:t>
+        <w:t xml:space="preserve"> it; the review prompt lists it for the reviewer. crew never turns on </w:t>
       </w:r>
       <w:r>
         <w:rPr>

--- a/docs/guides/crew/crew-1.0-daily-workflow.docx
+++ b/docs/guides/crew/crew-1.0-daily-workflow.docx
@@ -3688,7 +3688,37 @@
       </w:r>
       <w:r>
         <w:rPr/>
-        <w:t xml:space="preserve">. Write a different plan and approve it. </w:t>
+        <w:t xml:space="preserve">. With notify on, the last round carrying a BLOCK sends the </w:t>
+      </w:r>
+      <w:r>
+        <w:rPr>
+          <w:rStyle w:val="SourceText"/>
+        </w:rPr>
+        <w:t>Review out of rounds</w:t>
+      </w:r>
+      <w:r>
+        <w:rPr/>
+        <w:t xml:space="preserve"> ping (</w:t>
+      </w:r>
+      <w:r>
+        <w:rPr>
+          <w:rStyle w:val="SourceText"/>
+        </w:rPr>
+        <w:t>-&gt; /crew:plan &lt;id&gt;</w:t>
+      </w:r>
+      <w:r>
+        <w:rPr/>
+        <w:t xml:space="preserve">) when </w:t>
+      </w:r>
+      <w:r>
+        <w:rPr>
+          <w:rStyle w:val="SourceText"/>
+        </w:rPr>
+        <w:t>/crew:autopilot</w:t>
+      </w:r>
+      <w:r>
+        <w:rPr/>
+        <w:t xml:space="preserve"> stops on it. Write a different plan and approve it. </w:t>
       </w:r>
       <w:r>
         <w:rPr>

--- a/docs/guides/crew/crew-1.0-daily-workflow.docx
+++ b/docs/guides/crew/crew-1.0-daily-workflow.docx
@@ -3423,7 +3423,17 @@
       </w:r>
       <w:r>
         <w:rPr/>
-        <w:t xml:space="preserve"> writes them, the graph after a code change). A deleted rendered diagram or graph file, a symlink at or along an artifact's path, or a file whose git mode changed never passes. A map claim edited without a re-anchor is listed with </w:t>
+        <w:t xml:space="preserve"> writes them, the graph after a code change). A deleted rendered diagram or graph file, a symlink at or along an artifact's path, a file whose git mode changed, or one removed from the index but left on disk (</w:t>
+      </w:r>
+      <w:r>
+        <w:rPr>
+          <w:rStyle w:val="SourceText"/>
+        </w:rPr>
+        <w:t>git rm --cached</w:t>
+      </w:r>
+      <w:r>
+        <w:rPr/>
+        <w:t xml:space="preserve">: the commit deletes it) never passes. A map claim edited without a re-anchor is listed with </w:t>
       </w:r>
       <w:r>
         <w:rPr>

--- a/docs/guides/crew/crew-1.0-daily-workflow.docx
+++ b/docs/guides/crew/crew-1.0-daily-workflow.docx
@@ -2931,7 +2931,47 @@
       </w:r>
       <w:r>
         <w:rPr/>
-        <w:t xml:space="preserve"> on a ticket's first approval, and, for a distinct successor plan under a spent review budget, the review ledger moved NEEDS_REPLAN -&gt; IN_REVIEW. Both default off, so out of the box nothing self-approves. The approval is a step you take, not a lock.</w:t>
+        <w:t xml:space="preserve"> on a ticket's first approval, and, for a distinct successor plan under a spent review budget, the review ledger moved NEEDS_REPLAN -&gt; IN_REVIEW. Both default off, so out of the box nothing self-approves. Inside an </w:t>
+      </w:r>
+      <w:r>
+        <w:rPr>
+          <w:rStyle w:val="SourceText"/>
+        </w:rPr>
+        <w:t>autopilot.sleep.schedule</w:t>
+      </w:r>
+      <w:r>
+        <w:rPr/>
+        <w:t xml:space="preserve"> window, </w:t>
+      </w:r>
+      <w:r>
+        <w:rPr>
+          <w:rStyle w:val="SourceText"/>
+        </w:rPr>
+        <w:t>autopilot.sleep.approval</w:t>
+      </w:r>
+      <w:r>
+        <w:rPr/>
+        <w:t xml:space="preserve"> stands in for </w:t>
+      </w:r>
+      <w:r>
+        <w:rPr>
+          <w:rStyle w:val="SourceText"/>
+        </w:rPr>
+        <w:t>autopilot.approval</w:t>
+      </w:r>
+      <w:r>
+        <w:rPr/>
+        <w:t xml:space="preserve"> (T-0053), and a receipt written asleep stops standing when the window ends if the day value would not have approved it: in the morning that ticket waits for </w:t>
+      </w:r>
+      <w:r>
+        <w:rPr>
+          <w:rStyle w:val="SourceText"/>
+        </w:rPr>
+        <w:t>/crew:approve &lt;id&gt;</w:t>
+      </w:r>
+      <w:r>
+        <w:rPr/>
+        <w:t>. The approval is a step you take, not a lock.</w:t>
       </w:r>
     </w:p>
     <w:p>

--- a/docs/guides/crew/crew-1.0-daily-workflow.docx
+++ b/docs/guides/crew/crew-1.0-daily-workflow.docx
@@ -596,7 +596,47 @@
       </w:r>
       <w:r>
         <w:rPr/>
-        <w:t xml:space="preserve">. Each round's findings go into a </w:t>
+        <w:t xml:space="preserve">. Under </w:t>
+      </w:r>
+      <w:r>
+        <w:rPr>
+          <w:rStyle w:val="SourceText"/>
+        </w:rPr>
+        <w:t>/crew:autopilot</w:t>
+      </w:r>
+      <w:r>
+        <w:rPr/>
+        <w:t xml:space="preserve">, a final round with a BLOCK stops for you unless you set </w:t>
+      </w:r>
+      <w:r>
+        <w:rPr>
+          <w:rStyle w:val="SourceText"/>
+        </w:rPr>
+        <w:t>autopilot.maxAutoReplans</w:t>
+      </w:r>
+      <w:r>
+        <w:rPr/>
+        <w:t xml:space="preserve"> (default </w:t>
+      </w:r>
+      <w:r>
+        <w:rPr>
+          <w:rStyle w:val="SourceText"/>
+        </w:rPr>
+        <w:t>0</w:t>
+      </w:r>
+      <w:r>
+        <w:rPr/>
+        <w:t xml:space="preserve">, off): then autopilot rejects it itself, writes a successor plan that quotes every BLOCK and FIX line, approves it under </w:t>
+      </w:r>
+      <w:r>
+        <w:rPr>
+          <w:rStyle w:val="SourceText"/>
+        </w:rPr>
+        <w:t>autopilot.approval</w:t>
+      </w:r>
+      <w:r>
+        <w:rPr/>
+        <w:t xml:space="preserve"> and reviews again, at most that many successor plans per ticket. Each round's findings go into a </w:t>
       </w:r>
       <w:r>
         <w:rPr>
@@ -1915,9 +1955,9 @@
         </w:tblCellMar>
       </w:tblPr>
       <w:tblGrid>
-        <w:gridCol w:w="2547"/>
-        <w:gridCol w:w="3402"/>
-        <w:gridCol w:w="5390"/>
+        <w:gridCol w:w="4139"/>
+        <w:gridCol w:w="2819"/>
+        <w:gridCol w:w="4381"/>
       </w:tblGrid>
       <w:tr>
         <w:trPr>
@@ -1925,7 +1965,7 @@
         </w:trPr>
         <w:tc>
           <w:tcPr>
-            <w:tcW w:w="2547" w:type="dxa"/>
+            <w:tcW w:w="4139" w:type="dxa"/>
             <w:tcBorders/>
             <w:vAlign w:val="center"/>
           </w:tcPr>
@@ -1947,7 +1987,7 @@
         </w:tc>
         <w:tc>
           <w:tcPr>
-            <w:tcW w:w="3402" w:type="dxa"/>
+            <w:tcW w:w="2819" w:type="dxa"/>
             <w:tcBorders/>
             <w:vAlign w:val="center"/>
           </w:tcPr>
@@ -1969,7 +2009,7 @@
         </w:tc>
         <w:tc>
           <w:tcPr>
-            <w:tcW w:w="5390" w:type="dxa"/>
+            <w:tcW w:w="4381" w:type="dxa"/>
             <w:tcBorders/>
             <w:vAlign w:val="center"/>
           </w:tcPr>
@@ -1994,7 +2034,7 @@
         <w:trPr/>
         <w:tc>
           <w:tcPr>
-            <w:tcW w:w="2547" w:type="dxa"/>
+            <w:tcW w:w="4139" w:type="dxa"/>
             <w:tcBorders/>
             <w:vAlign w:val="center"/>
           </w:tcPr>
@@ -2021,7 +2061,7 @@
         </w:tc>
         <w:tc>
           <w:tcPr>
-            <w:tcW w:w="3402" w:type="dxa"/>
+            <w:tcW w:w="2819" w:type="dxa"/>
             <w:tcBorders/>
             <w:vAlign w:val="center"/>
           </w:tcPr>
@@ -2052,7 +2092,7 @@
         </w:tc>
         <w:tc>
           <w:tcPr>
-            <w:tcW w:w="5390" w:type="dxa"/>
+            <w:tcW w:w="4381" w:type="dxa"/>
             <w:tcBorders/>
             <w:vAlign w:val="center"/>
           </w:tcPr>
@@ -2088,7 +2128,7 @@
         <w:trPr/>
         <w:tc>
           <w:tcPr>
-            <w:tcW w:w="2547" w:type="dxa"/>
+            <w:tcW w:w="4139" w:type="dxa"/>
             <w:tcBorders/>
             <w:vAlign w:val="center"/>
           </w:tcPr>
@@ -2109,7 +2149,7 @@
         </w:tc>
         <w:tc>
           <w:tcPr>
-            <w:tcW w:w="3402" w:type="dxa"/>
+            <w:tcW w:w="2819" w:type="dxa"/>
             <w:tcBorders/>
             <w:vAlign w:val="center"/>
           </w:tcPr>
@@ -2130,7 +2170,7 @@
         </w:tc>
         <w:tc>
           <w:tcPr>
-            <w:tcW w:w="5390" w:type="dxa"/>
+            <w:tcW w:w="4381" w:type="dxa"/>
             <w:tcBorders/>
             <w:vAlign w:val="center"/>
           </w:tcPr>
@@ -2164,7 +2204,7 @@
         <w:trPr/>
         <w:tc>
           <w:tcPr>
-            <w:tcW w:w="2547" w:type="dxa"/>
+            <w:tcW w:w="4139" w:type="dxa"/>
             <w:tcBorders/>
             <w:vAlign w:val="center"/>
           </w:tcPr>
@@ -2197,7 +2237,7 @@
         </w:tc>
         <w:tc>
           <w:tcPr>
-            <w:tcW w:w="3402" w:type="dxa"/>
+            <w:tcW w:w="2819" w:type="dxa"/>
             <w:tcBorders/>
             <w:vAlign w:val="center"/>
           </w:tcPr>
@@ -2218,7 +2258,7 @@
         </w:tc>
         <w:tc>
           <w:tcPr>
-            <w:tcW w:w="5390" w:type="dxa"/>
+            <w:tcW w:w="4381" w:type="dxa"/>
             <w:tcBorders/>
             <w:vAlign w:val="center"/>
           </w:tcPr>
@@ -2262,7 +2302,7 @@
         <w:trPr/>
         <w:tc>
           <w:tcPr>
-            <w:tcW w:w="2547" w:type="dxa"/>
+            <w:tcW w:w="4139" w:type="dxa"/>
             <w:tcBorders/>
             <w:vAlign w:val="center"/>
           </w:tcPr>
@@ -2295,7 +2335,7 @@
         </w:tc>
         <w:tc>
           <w:tcPr>
-            <w:tcW w:w="3402" w:type="dxa"/>
+            <w:tcW w:w="2819" w:type="dxa"/>
             <w:tcBorders/>
             <w:vAlign w:val="center"/>
           </w:tcPr>
@@ -2316,7 +2356,7 @@
         </w:tc>
         <w:tc>
           <w:tcPr>
-            <w:tcW w:w="5390" w:type="dxa"/>
+            <w:tcW w:w="4381" w:type="dxa"/>
             <w:tcBorders/>
             <w:vAlign w:val="center"/>
           </w:tcPr>
@@ -2346,7 +2386,7 @@
         <w:trPr/>
         <w:tc>
           <w:tcPr>
-            <w:tcW w:w="2547" w:type="dxa"/>
+            <w:tcW w:w="4139" w:type="dxa"/>
             <w:tcBorders/>
             <w:vAlign w:val="center"/>
           </w:tcPr>
@@ -2363,17 +2403,33 @@
               <w:rPr>
                 <w:rStyle w:val="SourceText"/>
               </w:rPr>
-              <w:t>/crew:done</w:t>
-            </w:r>
-            <w:r>
-              <w:rPr/>
-              <w:t xml:space="preserve"> fails the completion audit</w:t>
+              <w:t>/crew:autopilot</w:t>
+            </w:r>
+            <w:r>
+              <w:rPr/>
+              <w:t xml:space="preserve"> stops at </w:t>
+            </w:r>
+            <w:r>
+              <w:rPr>
+                <w:rStyle w:val="SourceText"/>
+              </w:rPr>
+              <w:t>accept-review</w:t>
+            </w:r>
+            <w:r>
+              <w:rPr/>
+              <w:t xml:space="preserve"> naming </w:t>
+            </w:r>
+            <w:r>
+              <w:rPr>
+                <w:rStyle w:val="SourceText"/>
+              </w:rPr>
+              <w:t>autopilot.maxAutoReplans (&lt;n&gt;) reached</w:t>
             </w:r>
           </w:p>
         </w:tc>
         <w:tc>
           <w:tcPr>
-            <w:tcW w:w="3402" w:type="dxa"/>
+            <w:tcW w:w="2819" w:type="dxa"/>
             <w:tcBorders/>
             <w:vAlign w:val="center"/>
           </w:tcPr>
@@ -2388,13 +2444,13 @@
             </w:pPr>
             <w:r>
               <w:rPr/>
-              <w:t>a path outside scope changed, including one a shell command wrote</w:t>
+              <w:t>the ticket already has that many successor plans</w:t>
             </w:r>
           </w:p>
         </w:tc>
         <w:tc>
           <w:tcPr>
-            <w:tcW w:w="5390" w:type="dxa"/>
+            <w:tcW w:w="4381" w:type="dxa"/>
             <w:tcBorders/>
             <w:vAlign w:val="center"/>
           </w:tcPr>
@@ -2409,6 +2465,78 @@
             </w:pPr>
             <w:r>
               <w:rPr/>
+              <w:t>read the listed plans and decide: accept, fix, or redesign; raising the cap is your call</w:t>
+            </w:r>
+          </w:p>
+        </w:tc>
+      </w:tr>
+      <w:tr>
+        <w:trPr/>
+        <w:tc>
+          <w:tcPr>
+            <w:tcW w:w="4139" w:type="dxa"/>
+            <w:tcBorders/>
+            <w:vAlign w:val="center"/>
+          </w:tcPr>
+          <w:p>
+            <w:pPr>
+              <w:pStyle w:val="TableContents"/>
+              <w:shd w:fill="2E3440" w:val="clear"/>
+              <w:bidi w:val="0"/>
+              <w:spacing w:before="120" w:after="120"/>
+              <w:jc w:val="left"/>
+              <w:rPr/>
+            </w:pPr>
+            <w:r>
+              <w:rPr>
+                <w:rStyle w:val="SourceText"/>
+              </w:rPr>
+              <w:t>/crew:done</w:t>
+            </w:r>
+            <w:r>
+              <w:rPr/>
+              <w:t xml:space="preserve"> fails the completion audit</w:t>
+            </w:r>
+          </w:p>
+        </w:tc>
+        <w:tc>
+          <w:tcPr>
+            <w:tcW w:w="2819" w:type="dxa"/>
+            <w:tcBorders/>
+            <w:vAlign w:val="center"/>
+          </w:tcPr>
+          <w:p>
+            <w:pPr>
+              <w:pStyle w:val="TableContents"/>
+              <w:shd w:fill="2E3440" w:val="clear"/>
+              <w:bidi w:val="0"/>
+              <w:spacing w:before="120" w:after="120"/>
+              <w:jc w:val="left"/>
+              <w:rPr/>
+            </w:pPr>
+            <w:r>
+              <w:rPr/>
+              <w:t>a path outside scope changed, including one a shell command wrote</w:t>
+            </w:r>
+          </w:p>
+        </w:tc>
+        <w:tc>
+          <w:tcPr>
+            <w:tcW w:w="4381" w:type="dxa"/>
+            <w:tcBorders/>
+            <w:vAlign w:val="center"/>
+          </w:tcPr>
+          <w:p>
+            <w:pPr>
+              <w:pStyle w:val="TableContents"/>
+              <w:shd w:fill="2E3440" w:val="clear"/>
+              <w:bidi w:val="0"/>
+              <w:spacing w:before="120" w:after="120"/>
+              <w:jc w:val="left"/>
+              <w:rPr/>
+            </w:pPr>
+            <w:r>
+              <w:rPr/>
               <w:t xml:space="preserve">file it to </w:t>
             </w:r>
             <w:r>
@@ -2981,7 +3109,27 @@
       </w:r>
       <w:r>
         <w:rPr/>
-        <w:t xml:space="preserve"> on a ticket's first approval, and, for a distinct successor plan under a spent review budget, the review ledger moved NEEDS_REPLAN -&gt; IN_REVIEW. Both default off, so out of the box nothing self-approves. The approval is a step you take, not a lock.</w:t>
+        <w:t xml:space="preserve"> on a ticket's first approval, and, for a distinct successor plan under a spent review budget, the review ledger moved NEEDS_REPLAN -&gt; IN_REVIEW. Both default off, so out of the box nothing self-approves. The one other writer is </w:t>
+      </w:r>
+      <w:r>
+        <w:rPr>
+          <w:rStyle w:val="SourceText"/>
+        </w:rPr>
+        <w:t>crew_autopilot.py auto-reject</w:t>
+      </w:r>
+      <w:r>
+        <w:rPr/>
+        <w:t xml:space="preserve"> (T-0074), only with </w:t>
+      </w:r>
+      <w:r>
+        <w:rPr>
+          <w:rStyle w:val="SourceText"/>
+        </w:rPr>
+        <w:t>autopilot.maxAutoReplans</w:t>
+      </w:r>
+      <w:r>
+        <w:rPr/>
+        <w:t xml:space="preserve"> set: it moves the ledger REVIEWED -&gt; NEEDS_REPLAN after a final round with a BLOCK. The approval is a step you take, not a lock.</w:t>
       </w:r>
     </w:p>
     <w:p>
@@ -3738,7 +3886,37 @@
       </w:r>
       <w:r>
         <w:rPr/>
-        <w:t xml:space="preserve">. Write a different plan and approve it. </w:t>
+        <w:t xml:space="preserve">. With </w:t>
+      </w:r>
+      <w:r>
+        <w:rPr>
+          <w:rStyle w:val="SourceText"/>
+        </w:rPr>
+        <w:t>autopilot.maxAutoReplans</w:t>
+      </w:r>
+      <w:r>
+        <w:rPr/>
+        <w:t xml:space="preserve"> at 1 or more, autopilot does this itself for a final round with a BLOCK (</w:t>
+      </w:r>
+      <w:r>
+        <w:rPr>
+          <w:rStyle w:val="SourceText"/>
+        </w:rPr>
+        <w:t>auto-reject</w:t>
+      </w:r>
+      <w:r>
+        <w:rPr/>
+        <w:t xml:space="preserve">), then writes and approves the successor plan under </w:t>
+      </w:r>
+      <w:r>
+        <w:rPr>
+          <w:rStyle w:val="SourceText"/>
+        </w:rPr>
+        <w:t>autopilot.approval</w:t>
+      </w:r>
+      <w:r>
+        <w:rPr/>
+        <w:t xml:space="preserve">; the cap counts every successor plan on the ledger. Write a different plan and approve it. </w:t>
       </w:r>
       <w:r>
         <w:rPr>

--- a/docs/guides/crew/crew-1.0-daily-workflow.docx
+++ b/docs/guides/crew/crew-1.0-daily-workflow.docx
@@ -1955,9 +1955,9 @@
         </w:tblCellMar>
       </w:tblPr>
       <w:tblGrid>
-        <w:gridCol w:w="4139"/>
-        <w:gridCol w:w="2819"/>
-        <w:gridCol w:w="4381"/>
+        <w:gridCol w:w="4169"/>
+        <w:gridCol w:w="2808"/>
+        <w:gridCol w:w="4362"/>
       </w:tblGrid>
       <w:tr>
         <w:trPr>
@@ -1965,7 +1965,7 @@
         </w:trPr>
         <w:tc>
           <w:tcPr>
-            <w:tcW w:w="4139" w:type="dxa"/>
+            <w:tcW w:w="4169" w:type="dxa"/>
             <w:tcBorders/>
             <w:vAlign w:val="center"/>
           </w:tcPr>
@@ -1987,7 +1987,7 @@
         </w:tc>
         <w:tc>
           <w:tcPr>
-            <w:tcW w:w="2819" w:type="dxa"/>
+            <w:tcW w:w="2808" w:type="dxa"/>
             <w:tcBorders/>
             <w:vAlign w:val="center"/>
           </w:tcPr>
@@ -2009,7 +2009,7 @@
         </w:tc>
         <w:tc>
           <w:tcPr>
-            <w:tcW w:w="4381" w:type="dxa"/>
+            <w:tcW w:w="4362" w:type="dxa"/>
             <w:tcBorders/>
             <w:vAlign w:val="center"/>
           </w:tcPr>
@@ -2034,7 +2034,7 @@
         <w:trPr/>
         <w:tc>
           <w:tcPr>
-            <w:tcW w:w="4139" w:type="dxa"/>
+            <w:tcW w:w="4169" w:type="dxa"/>
             <w:tcBorders/>
             <w:vAlign w:val="center"/>
           </w:tcPr>
@@ -2061,7 +2061,7 @@
         </w:tc>
         <w:tc>
           <w:tcPr>
-            <w:tcW w:w="2819" w:type="dxa"/>
+            <w:tcW w:w="2808" w:type="dxa"/>
             <w:tcBorders/>
             <w:vAlign w:val="center"/>
           </w:tcPr>
@@ -2092,7 +2092,7 @@
         </w:tc>
         <w:tc>
           <w:tcPr>
-            <w:tcW w:w="4381" w:type="dxa"/>
+            <w:tcW w:w="4362" w:type="dxa"/>
             <w:tcBorders/>
             <w:vAlign w:val="center"/>
           </w:tcPr>
@@ -2128,7 +2128,7 @@
         <w:trPr/>
         <w:tc>
           <w:tcPr>
-            <w:tcW w:w="4139" w:type="dxa"/>
+            <w:tcW w:w="4169" w:type="dxa"/>
             <w:tcBorders/>
             <w:vAlign w:val="center"/>
           </w:tcPr>
@@ -2149,7 +2149,7 @@
         </w:tc>
         <w:tc>
           <w:tcPr>
-            <w:tcW w:w="2819" w:type="dxa"/>
+            <w:tcW w:w="2808" w:type="dxa"/>
             <w:tcBorders/>
             <w:vAlign w:val="center"/>
           </w:tcPr>
@@ -2170,7 +2170,7 @@
         </w:tc>
         <w:tc>
           <w:tcPr>
-            <w:tcW w:w="4381" w:type="dxa"/>
+            <w:tcW w:w="4362" w:type="dxa"/>
             <w:tcBorders/>
             <w:vAlign w:val="center"/>
           </w:tcPr>
@@ -2204,7 +2204,7 @@
         <w:trPr/>
         <w:tc>
           <w:tcPr>
-            <w:tcW w:w="4139" w:type="dxa"/>
+            <w:tcW w:w="4169" w:type="dxa"/>
             <w:tcBorders/>
             <w:vAlign w:val="center"/>
           </w:tcPr>
@@ -2237,7 +2237,7 @@
         </w:tc>
         <w:tc>
           <w:tcPr>
-            <w:tcW w:w="2819" w:type="dxa"/>
+            <w:tcW w:w="2808" w:type="dxa"/>
             <w:tcBorders/>
             <w:vAlign w:val="center"/>
           </w:tcPr>
@@ -2258,7 +2258,7 @@
         </w:tc>
         <w:tc>
           <w:tcPr>
-            <w:tcW w:w="4381" w:type="dxa"/>
+            <w:tcW w:w="4362" w:type="dxa"/>
             <w:tcBorders/>
             <w:vAlign w:val="center"/>
           </w:tcPr>
@@ -2302,7 +2302,7 @@
         <w:trPr/>
         <w:tc>
           <w:tcPr>
-            <w:tcW w:w="4139" w:type="dxa"/>
+            <w:tcW w:w="4169" w:type="dxa"/>
             <w:tcBorders/>
             <w:vAlign w:val="center"/>
           </w:tcPr>
@@ -2335,7 +2335,7 @@
         </w:tc>
         <w:tc>
           <w:tcPr>
-            <w:tcW w:w="2819" w:type="dxa"/>
+            <w:tcW w:w="2808" w:type="dxa"/>
             <w:tcBorders/>
             <w:vAlign w:val="center"/>
           </w:tcPr>
@@ -2356,7 +2356,7 @@
         </w:tc>
         <w:tc>
           <w:tcPr>
-            <w:tcW w:w="4381" w:type="dxa"/>
+            <w:tcW w:w="4362" w:type="dxa"/>
             <w:tcBorders/>
             <w:vAlign w:val="center"/>
           </w:tcPr>
@@ -2386,7 +2386,7 @@
         <w:trPr/>
         <w:tc>
           <w:tcPr>
-            <w:tcW w:w="4139" w:type="dxa"/>
+            <w:tcW w:w="4169" w:type="dxa"/>
             <w:tcBorders/>
             <w:vAlign w:val="center"/>
           </w:tcPr>
@@ -2413,7 +2413,7 @@
               <w:rPr>
                 <w:rStyle w:val="SourceText"/>
               </w:rPr>
-              <w:t>accept-review</w:t>
+              <w:t>auto-replan-cap</w:t>
             </w:r>
             <w:r>
               <w:rPr/>
@@ -2429,7 +2429,7 @@
         </w:tc>
         <w:tc>
           <w:tcPr>
-            <w:tcW w:w="2819" w:type="dxa"/>
+            <w:tcW w:w="2808" w:type="dxa"/>
             <w:tcBorders/>
             <w:vAlign w:val="center"/>
           </w:tcPr>
@@ -2450,7 +2450,7 @@
         </w:tc>
         <w:tc>
           <w:tcPr>
-            <w:tcW w:w="4381" w:type="dxa"/>
+            <w:tcW w:w="4362" w:type="dxa"/>
             <w:tcBorders/>
             <w:vAlign w:val="center"/>
           </w:tcPr>
@@ -2474,7 +2474,7 @@
         <w:trPr/>
         <w:tc>
           <w:tcPr>
-            <w:tcW w:w="4139" w:type="dxa"/>
+            <w:tcW w:w="4169" w:type="dxa"/>
             <w:tcBorders/>
             <w:vAlign w:val="center"/>
           </w:tcPr>
@@ -2501,7 +2501,7 @@
         </w:tc>
         <w:tc>
           <w:tcPr>
-            <w:tcW w:w="2819" w:type="dxa"/>
+            <w:tcW w:w="2808" w:type="dxa"/>
             <w:tcBorders/>
             <w:vAlign w:val="center"/>
           </w:tcPr>
@@ -2522,7 +2522,7 @@
         </w:tc>
         <w:tc>
           <w:tcPr>
-            <w:tcW w:w="4381" w:type="dxa"/>
+            <w:tcW w:w="4362" w:type="dxa"/>
             <w:tcBorders/>
             <w:vAlign w:val="center"/>
           </w:tcPr>

--- a/docs/guides/crew/crew-1.0-daily-workflow.docx
+++ b/docs/guides/crew/crew-1.0-daily-workflow.docx
@@ -3021,7 +3021,67 @@
       </w:r>
       <w:r>
         <w:rPr/>
-        <w:t>. The approval is a step you take, not a lock.</w:t>
+        <w:t xml:space="preserve">. </w:t>
+      </w:r>
+      <w:r>
+        <w:rPr>
+          <w:rStyle w:val="SourceText"/>
+        </w:rPr>
+        <w:t>/crew:autopilot sleep</w:t>
+      </w:r>
+      <w:r>
+        <w:rPr/>
+        <w:t xml:space="preserve"> starts that night mode now, until the window's end (12 hours with no window), and </w:t>
+      </w:r>
+      <w:r>
+        <w:rPr>
+          <w:rStyle w:val="SourceText"/>
+        </w:rPr>
+        <w:t>/crew:autopilot wake</w:t>
+      </w:r>
+      <w:r>
+        <w:rPr/>
+        <w:t xml:space="preserve"> ends it now (L-0652); they are autopilot's only other writers, and write only </w:t>
+      </w:r>
+      <w:r>
+        <w:rPr>
+          <w:rStyle w:val="SourceText"/>
+        </w:rPr>
+        <w:t>&lt;git-common-dir&gt;/crew/autopilot-sleep.json</w:t>
+      </w:r>
+      <w:r>
+        <w:rPr/>
+        <w:t xml:space="preserve">. </w:t>
+      </w:r>
+      <w:r>
+        <w:rPr>
+          <w:rStyle w:val="SourceText"/>
+        </w:rPr>
+        <w:t>sleep</w:t>
+      </w:r>
+      <w:r>
+        <w:rPr/>
+        <w:t xml:space="preserve"> needs </w:t>
+      </w:r>
+      <w:r>
+        <w:rPr>
+          <w:rStyle w:val="SourceText"/>
+        </w:rPr>
+        <w:t>scope.allowCliApproval: true</w:t>
+      </w:r>
+      <w:r>
+        <w:rPr/>
+        <w:t xml:space="preserve"> and a configured </w:t>
+      </w:r>
+      <w:r>
+        <w:rPr>
+          <w:rStyle w:val="SourceText"/>
+        </w:rPr>
+        <w:t>autopilot.sleep</w:t>
+      </w:r>
+      <w:r>
+        <w:rPr/>
+        <w:t xml:space="preserve"> override. The approval is a step you take, not a lock.</w:t>
       </w:r>
     </w:p>
     <w:p>

--- a/docs/guides/crew/crew-1.0-daily-workflow.docx
+++ b/docs/guides/crew/crew-1.0-daily-workflow.docx
@@ -3031,7 +3031,7 @@
       </w:r>
       <w:r>
         <w:rPr/>
-        <w:t xml:space="preserve"> starts that night mode now, until the window's end (12 hours with no window), and </w:t>
+        <w:t xml:space="preserve"> starts sleep mode now, until the window's end (12 hours with no window), and </w:t>
       </w:r>
       <w:r>
         <w:rPr>
@@ -3051,7 +3051,7 @@
       </w:r>
       <w:r>
         <w:rPr/>
-        <w:t xml:space="preserve">. </w:t>
+        <w:t xml:space="preserve">. Until L-1504 a manual sleep only tightens: outside the window it applies a night value only where it is stricter than the day value. </w:t>
       </w:r>
       <w:r>
         <w:rPr>
@@ -3071,17 +3071,7 @@
       </w:r>
       <w:r>
         <w:rPr/>
-        <w:t xml:space="preserve"> and a configured </w:t>
-      </w:r>
-      <w:r>
-        <w:rPr>
-          <w:rStyle w:val="SourceText"/>
-        </w:rPr>
-        <w:t>autopilot.sleep</w:t>
-      </w:r>
-      <w:r>
-        <w:rPr/>
-        <w:t xml:space="preserve"> override. The approval is a step you take, not a lock.</w:t>
+        <w:t xml:space="preserve"> and an override stricter than its day value. The approval is a step you take, not a lock.</w:t>
       </w:r>
     </w:p>
     <w:p>

--- a/docs/guides/crew/crew-1.0-daily-workflow.docx
+++ b/docs/guides/crew/crew-1.0-daily-workflow.docx
@@ -3071,7 +3071,7 @@
       </w:r>
       <w:r>
         <w:rPr/>
-        <w:t xml:space="preserve"> and an override stricter than its day value. The approval is a step you take, not a lock.</w:t>
+        <w:t xml:space="preserve"> and an override stricter than its day value, or the window open. The approval is a step you take, not a lock.</w:t>
       </w:r>
     </w:p>
     <w:p>

--- a/docs/guides/crew/crew-1.0-daily-workflow.docx
+++ b/docs/guides/crew/crew-1.0-daily-workflow.docx
@@ -2444,7 +2444,7 @@
             </w:pPr>
             <w:r>
               <w:rPr/>
-              <w:t>the ticket already has that many successor plans</w:t>
+              <w:t>the ticket already has that many successor plans on its review ledger, yours included</w:t>
             </w:r>
           </w:p>
         </w:tc>
@@ -2465,7 +2465,7 @@
             </w:pPr>
             <w:r>
               <w:rPr/>
-              <w:t>read the listed plans and decide: accept, fix, or redesign; raising the cap is your call</w:t>
+              <w:t>read the listed plans and decide: accept, fix, or redesign; raising the cap is your call, up to 5 (a larger value reads as 5, with a warning)</w:t>
             </w:r>
           </w:p>
         </w:tc>

--- a/docs/guides/crew/crew-1.0-daily-workflow.docx
+++ b/docs/guides/crew/crew-1.0-daily-workflow.docx
@@ -838,7 +838,17 @@
       </w:r>
       <w:r>
         <w:rPr/>
-        <w:t xml:space="preserve"> for you to run (crew never merges). When it refuses, land in this order: </w:t>
+        <w:t xml:space="preserve"> for you to run (the train never merges; only autopilot's ship step does, under </w:t>
+      </w:r>
+      <w:r>
+        <w:rPr>
+          <w:rStyle w:val="SourceText"/>
+        </w:rPr>
+        <w:t>autopilot.ship</w:t>
+      </w:r>
+      <w:r>
+        <w:rPr/>
+        <w:t xml:space="preserve">). When it refuses, land in this order: </w:t>
       </w:r>
       <w:r>
         <w:rPr>
